--- a/src/Tests/Inputs/wedding/04/input.docx
+++ b/src/Tests/Inputs/wedding/04/input.docx
@@ -1,6 +1,6 @@
 
 <file path=word/document.xml><?xml version="1.0" encoding="utf-8"?>
-<w:document xmlns:wpc="http://schemas.microsoft.com/office/word/2010/wordprocessingCanvas" xmlns:cx="http://schemas.microsoft.com/office/drawing/2014/chartex" xmlns:cx1="http://schemas.microsoft.com/office/drawing/2015/9/8/chartex" xmlns:cx2="http://schemas.microsoft.com/office/drawing/2015/10/21/chartex" xmlns:cx3="http://schemas.microsoft.com/office/drawing/2016/5/9/chartex" xmlns:cx4="http://schemas.microsoft.com/office/drawing/2016/5/10/chartex" xmlns:cx5="http://schemas.microsoft.com/office/drawing/2016/5/11/chartex" xmlns:cx6="http://schemas.microsoft.com/office/drawing/2016/5/12/chartex" xmlns:cx7="http://schemas.microsoft.com/office/drawing/2016/5/13/chartex" xmlns:cx8="http://schemas.microsoft.com/office/drawing/2016/5/14/chartex" xmlns:mc="http://schemas.openxmlformats.org/markup-compatibility/2006" xmlns:aink="http://schemas.microsoft.com/office/drawing/2016/ink" xmlns:am3d="http://schemas.microsoft.com/office/drawing/2017/model3d" xmlns:o="urn:schemas-microsoft-com:office:office" xmlns:oel="http://schemas.microsoft.com/office/2019/extlst" xmlns:r="http://schemas.openxmlformats.org/officeDocument/2006/relationships" xmlns:m="http://schemas.openxmlformats.org/officeDocument/2006/math" xmlns:v="urn:schemas-microsoft-com:vml" xmlns:wp14="http://schemas.microsoft.com/office/word/2010/wordprocessingDrawing" xmlns:wp="http://schemas.openxmlformats.org/drawingml/2006/wordprocessingDrawing" xmlns:w10="urn:schemas-microsoft-com:office:word" xmlns:w="http://schemas.openxmlformats.org/wordprocessingml/2006/main" xmlns:w14="http://schemas.microsoft.com/office/word/2010/wordml" xmlns:w15="http://schemas.microsoft.com/office/word/2012/wordml" xmlns:w16cex="http://schemas.microsoft.com/office/word/2018/wordml/cex" xmlns:w16cid="http://schemas.microsoft.com/office/word/2016/wordml/cid" xmlns:w16="http://schemas.microsoft.com/office/word/2018/wordml" xmlns:w16sdtdh="http://schemas.microsoft.com/office/word/2020/wordml/sdtdatahash" xmlns:w16se="http://schemas.microsoft.com/office/word/2015/wordml/symex" xmlns:wpg="http://schemas.microsoft.com/office/word/2010/wordprocessingGroup" xmlns:wpi="http://schemas.microsoft.com/office/word/2010/wordprocessingInk" xmlns:wne="http://schemas.microsoft.com/office/word/2006/wordml" xmlns:wps="http://schemas.microsoft.com/office/word/2010/wordprocessingShape" mc:Ignorable="w14 w15 w16se w16cid w16 w16cex w16sdtdh wp14">
+<w:document xmlns:a="http://schemas.openxmlformats.org/drawingml/2006/main" xmlns:adec="http://schemas.microsoft.com/office/drawing/2017/decorative" xmlns:pic="http://schemas.openxmlformats.org/drawingml/2006/picture" xmlns:a14="http://schemas.microsoft.com/office/drawing/2010/main" xmlns:wpc="http://schemas.microsoft.com/office/word/2010/wordprocessingCanvas" xmlns:cx="http://schemas.microsoft.com/office/drawing/2014/chartex" xmlns:cx1="http://schemas.microsoft.com/office/drawing/2015/9/8/chartex" xmlns:cx2="http://schemas.microsoft.com/office/drawing/2015/10/21/chartex" xmlns:cx3="http://schemas.microsoft.com/office/drawing/2016/5/9/chartex" xmlns:cx4="http://schemas.microsoft.com/office/drawing/2016/5/10/chartex" xmlns:cx5="http://schemas.microsoft.com/office/drawing/2016/5/11/chartex" xmlns:cx6="http://schemas.microsoft.com/office/drawing/2016/5/12/chartex" xmlns:cx7="http://schemas.microsoft.com/office/drawing/2016/5/13/chartex" xmlns:cx8="http://schemas.microsoft.com/office/drawing/2016/5/14/chartex" xmlns:mc="http://schemas.openxmlformats.org/markup-compatibility/2006" xmlns:aink="http://schemas.microsoft.com/office/drawing/2016/ink" xmlns:am3d="http://schemas.microsoft.com/office/drawing/2017/model3d" xmlns:o="urn:schemas-microsoft-com:office:office" xmlns:oel="http://schemas.microsoft.com/office/2019/extlst" xmlns:r="http://schemas.openxmlformats.org/officeDocument/2006/relationships" xmlns:m="http://schemas.openxmlformats.org/officeDocument/2006/math" xmlns:v="urn:schemas-microsoft-com:vml" xmlns:wp14="http://schemas.microsoft.com/office/word/2010/wordprocessingDrawing" xmlns:wp="http://schemas.openxmlformats.org/drawingml/2006/wordprocessingDrawing" xmlns:w10="urn:schemas-microsoft-com:office:word" xmlns:w="http://schemas.openxmlformats.org/wordprocessingml/2006/main" xmlns:w14="http://schemas.microsoft.com/office/word/2010/wordml" xmlns:w15="http://schemas.microsoft.com/office/word/2012/wordml" xmlns:w16cex="http://schemas.microsoft.com/office/word/2018/wordml/cex" xmlns:w16cid="http://schemas.microsoft.com/office/word/2016/wordml/cid" xmlns:w16="http://schemas.microsoft.com/office/word/2018/wordml" xmlns:w16sdtdh="http://schemas.microsoft.com/office/word/2020/wordml/sdtdatahash" xmlns:w16se="http://schemas.microsoft.com/office/word/2015/wordml/symex" xmlns:wpg="http://schemas.microsoft.com/office/word/2010/wordprocessingGroup" xmlns:wpi="http://schemas.microsoft.com/office/word/2010/wordprocessingInk" xmlns:wne="http://schemas.microsoft.com/office/word/2006/wordml" xmlns:wps="http://schemas.microsoft.com/office/word/2010/wordprocessingShape" mc:Ignorable="w14 w15 w16se w16cid w16 w16cex w16sdtdh wp14">
   <w:body>
     <w:p>
       <w:r>
@@ -10,7 +10,7 @@
         <mc:AlternateContent>
           <mc:Choice Requires="wpg">
             <w:drawing>
-              <wp:anchor distT="0" distB="0" distL="114300" distR="114300" simplePos="0" relativeHeight="251757568" behindDoc="1" locked="1" layoutInCell="1" allowOverlap="1" wp14:anchorId="2AD9A16E" wp14:editId="3E7C8DF3">
+              <wp:anchor distT="0" distB="0" distL="114300" distR="114300" simplePos="0" relativeHeight="251757568" behindDoc="1" locked="1" layoutInCell="1" allowOverlap="1" wp14:editId="3E7C8DF3" wp14:anchorId="2AD9A16E">
                 <wp:simplePos x="0" y="0"/>
                 <wp:positionH relativeFrom="column">
                   <wp:posOffset>-182880</wp:posOffset>
@@ -383,31 +383,31 @@
           </mc:Choice>
           <mc:Fallback>
             <w:pict>
-              <v:group w14:anchorId="497695E9" id="Group 10" o:spid="_x0000_s1026" alt="&quot;&quot;" style="position:absolute;margin-left:-14.4pt;margin-top:-73.3pt;width:588.2pt;height:871.8pt;z-index:-251558912;mso-width-relative:margin;mso-height-relative:margin" coordsize="74702,110730" o:gfxdata="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">
-                <v:shapetype id="_x0000_t32" coordsize="21600,21600" o:spt="32" o:oned="t" path="m,l21600,21600e" filled="f">
-                  <v:path arrowok="t" fillok="f" o:connecttype="none"/>
+              <v:group id="Group 10" style="position:absolute;margin-left:-14.4pt;margin-top:-73.3pt;width:588.2pt;height:871.8pt;z-index:-251558912;mso-width-relative:margin;mso-height-relative:margin" alt="&quot;&quot;" coordsize="74702,110730" o:spid="_x0000_s1026" o:gfxdata="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" w14:anchorId="497695E9">
+                <v:shapetype id="_x0000_t32" coordsize="21600,21600" o:oned="t" filled="f" o:spt="32" path="m,l21600,21600e">
+                  <v:path fillok="f" arrowok="t" o:connecttype="none"/>
                   <o:lock v:ext="edit" shapetype="t"/>
                 </v:shapetype>
-                <v:shape id="Straight Arrow Connector 44" o:spid="_x0000_s1027" type="#_x0000_t32" style="position:absolute;left:381;top:93801;width:31242;height:0;flip:x;visibility:visible;mso-wrap-style:square" o:connectortype="straight" o:gfxdata="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" strokecolor="#416151 [3204]" strokeweight="2pt">
+                <v:shape id="Straight Arrow Connector 44" style="position:absolute;left:381;top:93801;width:31242;height:0;flip:x;visibility:visible;mso-wrap-style:square" o:spid="_x0000_s1027" strokecolor="#416151 [3204]" strokeweight="2pt" o:connectortype="straight" type="#_x0000_t32" o:gfxdata="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">
                   <v:stroke endarrow="oval"/>
                 </v:shape>
-                <v:shape id="Straight Arrow Connector 5" o:spid="_x0000_s1028" type="#_x0000_t32" style="position:absolute;top:38480;width:31239;height:0;flip:x;visibility:visible;mso-wrap-style:square" o:connectortype="straight" o:gfxdata="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" strokecolor="#416151 [3204]" strokeweight="2pt">
+                <v:shape id="Straight Arrow Connector 5" style="position:absolute;top:38480;width:31239;height:0;flip:x;visibility:visible;mso-wrap-style:square" o:spid="_x0000_s1028" strokecolor="#416151 [3204]" strokeweight="2pt" o:connectortype="straight" type="#_x0000_t32" o:gfxdata="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">
                   <v:stroke endarrow="oval"/>
                 </v:shape>
-                <v:shape id="Straight Arrow Connector 35" o:spid="_x0000_s1029" type="#_x0000_t32" style="position:absolute;left:304;top:69722;width:31240;height:0;flip:x;visibility:visible;mso-wrap-style:square" o:connectortype="straight" o:gfxdata="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" strokecolor="#416151 [3204]" strokeweight="2pt">
+                <v:shape id="Straight Arrow Connector 35" style="position:absolute;left:304;top:69722;width:31240;height:0;flip:x;visibility:visible;mso-wrap-style:square" o:spid="_x0000_s1029" strokecolor="#416151 [3204]" strokeweight="2pt" o:connectortype="straight" type="#_x0000_t32" o:gfxdata="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">
                   <v:stroke endarrow="oval"/>
                 </v:shape>
-                <v:shape id="Straight Arrow Connector 4" o:spid="_x0000_s1030" type="#_x0000_t32" style="position:absolute;left:31242;top:36271;width:435;height:74459;visibility:visible;mso-wrap-style:square" o:connectortype="straight" o:gfxdata="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" strokecolor="#416151 [3204]" strokeweight="2pt">
+                <v:shape id="Straight Arrow Connector 4" style="position:absolute;left:31242;top:36271;width:435;height:74459;visibility:visible;mso-wrap-style:square" o:spid="_x0000_s1030" strokecolor="#416151 [3204]" strokeweight="2pt" o:connectortype="straight" type="#_x0000_t32" o:gfxdata="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">
                   <v:stroke startarrow="oval"/>
                 </v:shape>
-                <v:shape id="Straight Arrow Connector 10" o:spid="_x0000_s1031" type="#_x0000_t32" style="position:absolute;left:31242;top:43967;width:30604;height:0;visibility:visible;mso-wrap-style:square" o:connectortype="straight" o:gfxdata="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" strokecolor="#416151 [3204]" strokeweight="2pt">
+                <v:shape id="Straight Arrow Connector 10" style="position:absolute;left:31242;top:43967;width:30604;height:0;visibility:visible;mso-wrap-style:square" o:spid="_x0000_s1031" strokecolor="#416151 [3204]" strokeweight="2pt" o:connectortype="straight" type="#_x0000_t32" o:gfxdata="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">
                   <v:stroke endarrow="oval"/>
                 </v:shape>
-                <v:shape id="Straight Arrow Connector 10" o:spid="_x0000_s1032" type="#_x0000_t32" style="position:absolute;left:31546;top:83743;width:30605;height:0;visibility:visible;mso-wrap-style:square" o:connectortype="straight" o:gfxdata="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" strokecolor="#416151 [3204]" strokeweight="2pt">
+                <v:shape id="Straight Arrow Connector 10" style="position:absolute;left:31546;top:83743;width:30605;height:0;visibility:visible;mso-wrap-style:square" o:spid="_x0000_s1032" strokecolor="#416151 [3204]" strokeweight="2pt" o:connectortype="straight" type="#_x0000_t32" o:gfxdata="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">
                   <v:stroke endarrow="oval"/>
                 </v:shape>
-                <v:group id="Group 562" o:spid="_x0000_s1033" style="position:absolute;left:16002;width:58700;height:103542" coordsize="58672,103546" o:gfxdata="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">
-                  <v:shapetype id="_x0000_t75" coordsize="21600,21600" o:spt="75" o:preferrelative="t" path="m@4@5l@4@11@9@11@9@5xe" filled="f" stroked="f">
+                <v:group id="Group 562" style="position:absolute;left:16002;width:58700;height:103542" coordsize="58672,103546" o:spid="_x0000_s1033" o:gfxdata="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">
+                  <v:shapetype id="_x0000_t75" coordsize="21600,21600" filled="f" stroked="f" o:spt="75" o:preferrelative="t" path="m@4@5l@4@11@9@11@9@5xe">
                     <v:stroke joinstyle="miter"/>
                     <v:formulas>
                       <v:f eqn="if lineDrawn pixelLineWidth 0"/>
@@ -423,19 +423,19 @@
                       <v:f eqn="prod @7 21600 pixelHeight"/>
                       <v:f eqn="sum @10 21600 0"/>
                     </v:formulas>
-                    <v:path o:extrusionok="f" gradientshapeok="t" o:connecttype="rect"/>
+                    <v:path gradientshapeok="t" o:connecttype="rect" o:extrusionok="f"/>
                     <o:lock v:ext="edit" aspectratio="t"/>
                   </v:shapetype>
-                  <v:shape id="Picture 6" o:spid="_x0000_s1034" type="#_x0000_t75" style="position:absolute;top:2927;width:54315;height:10832;rotation:180;flip:x;visibility:visible;mso-wrap-style:square" o:gfxdata="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">
-                    <v:imagedata r:id="rId10" o:title=""/>
+                  <v:shape id="Picture 6" style="position:absolute;top:2927;width:54315;height:10832;rotation:180;flip:x;visibility:visible;mso-wrap-style:square" o:spid="_x0000_s1034" type="#_x0000_t75" o:gfxdata="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">
+                    <v:imagedata o:title="" r:id="rId10"/>
                   </v:shape>
-                  <v:shape id="Picture 7" o:spid="_x0000_s1035" type="#_x0000_t75" style="position:absolute;left:33654;top:10873;width:35891;height:14145;rotation:-4760455fd;flip:y;visibility:visible;mso-wrap-style:square" coordsize="3589113,1414514" o:gfxdata="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" path="m,l442231,1414514,3589113,430680,3454466,,,xe">
-                    <v:imagedata r:id="rId11" o:title=""/>
+                  <v:shape id="Picture 7" style="position:absolute;left:33654;top:10873;width:35891;height:14145;rotation:-4760455fd;flip:y;visibility:visible;mso-wrap-style:square" coordsize="3589113,1414514" o:spid="_x0000_s1035" type="#_x0000_t75" path="m,l442231,1414514,3589113,430680,3454466,,,xe" o:gfxdata="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">
+                    <v:imagedata o:title="" r:id="rId11"/>
                     <v:formulas/>
-                    <v:path o:extrusionok="t" o:connecttype="custom" o:connectlocs="0,0;442231,1414514;3589113,430680;3454466,0" o:connectangles="0,0,0,0"/>
+                    <v:path o:connecttype="custom" o:connectlocs="0,0;442231,1414514;3589113,430680;3454466,0" o:connectangles="0,0,0,0" o:extrusionok="t"/>
                   </v:shape>
-                  <v:shape id="Picture 8" o:spid="_x0000_s1036" type="#_x0000_t75" style="position:absolute;left:20425;top:69655;width:59188;height:8593;rotation:90;flip:x;visibility:visible;mso-wrap-style:square" o:gfxdata="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">
-                    <v:imagedata r:id="rId12" o:title=""/>
+                  <v:shape id="Picture 8" style="position:absolute;left:20425;top:69655;width:59188;height:8593;rotation:90;flip:x;visibility:visible;mso-wrap-style:square" o:spid="_x0000_s1036" type="#_x0000_t75" o:gfxdata="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">
+                    <v:imagedata o:title="" r:id="rId12"/>
                   </v:shape>
                 </v:group>
                 <w10:anchorlock/>
@@ -524,12 +524,12 @@
         <w:tblStyle w:val="TableGrid"/>
         <w:tblW w:w="9447" w:type="dxa"/>
         <w:tblBorders>
-          <w:top w:val="none" w:sz="0" w:space="0" w:color="auto"/>
-          <w:left w:val="none" w:sz="0" w:space="0" w:color="auto"/>
-          <w:bottom w:val="none" w:sz="0" w:space="0" w:color="auto"/>
-          <w:right w:val="none" w:sz="0" w:space="0" w:color="auto"/>
-          <w:insideH w:val="none" w:sz="0" w:space="0" w:color="auto"/>
-          <w:insideV w:val="none" w:sz="0" w:space="0" w:color="auto"/>
+          <w:top w:val="none" w:color="auto" w:sz="0" w:space="0"/>
+          <w:left w:val="none" w:color="auto" w:sz="0" w:space="0"/>
+          <w:bottom w:val="none" w:color="auto" w:sz="0" w:space="0"/>
+          <w:right w:val="none" w:color="auto" w:sz="0" w:space="0"/>
+          <w:insideH w:val="none" w:color="auto" w:sz="0" w:space="0"/>
+          <w:insideV w:val="none" w:color="auto" w:sz="0" w:space="0"/>
         </w:tblBorders>
         <w:tblLayout w:type="fixed"/>
         <w:tblCellMar>
@@ -2236,7 +2236,7 @@
             <w:sdt>
               <w:sdtPr>
                 <w:rPr>
-                  <w:rFonts w:ascii="MS Gothic" w:eastAsia="MS Gothic" w:hAnsi="MS Gothic"/>
+                  <w:rFonts w:ascii="MS Gothic" w:hAnsi="MS Gothic" w:eastAsia="MS Gothic"/>
                   <w:bCs/>
                   <w:color w:val="4B7D81" w:themeColor="accent4" w:themeShade="80"/>
                   <w:position w:val="-2"/>
@@ -2251,7 +2251,7 @@
               </w:sdtPr>
               <w:sdtEndPr>
                 <w:rPr>
-                  <w:rFonts w:ascii="Century Schoolbook" w:eastAsia="MS Mincho" w:hAnsi="Century Schoolbook"/>
+                  <w:rFonts w:ascii="Century Schoolbook" w:hAnsi="Century Schoolbook" w:eastAsia="MS Mincho"/>
                   <w:bCs w:val="0"/>
                   <w:color w:val="D73930" w:themeColor="accent3" w:themeShade="BF"/>
                   <w:position w:val="0"/>
@@ -2686,7 +2686,7 @@
         <mc:AlternateContent>
           <mc:Choice Requires="wpg">
             <w:drawing>
-              <wp:anchor distT="0" distB="0" distL="114300" distR="114300" simplePos="0" relativeHeight="251760640" behindDoc="1" locked="1" layoutInCell="1" allowOverlap="1" wp14:anchorId="09FAD936" wp14:editId="6D1E337B">
+              <wp:anchor distT="0" distB="0" distL="114300" distR="114300" simplePos="0" relativeHeight="251760640" behindDoc="1" locked="1" layoutInCell="1" allowOverlap="1" wp14:editId="6D1E337B" wp14:anchorId="09FAD936">
                 <wp:simplePos x="0" y="0"/>
                 <wp:positionH relativeFrom="column">
                   <wp:posOffset>-914400</wp:posOffset>
@@ -2949,26 +2949,26 @@
           </mc:Choice>
           <mc:Fallback>
             <w:pict>
-              <v:group w14:anchorId="3367FF61" id="Group 14" o:spid="_x0000_s1026" alt="&quot;&quot;" style="position:absolute;margin-left:-1in;margin-top:-189.1pt;width:612pt;height:992.6pt;z-index:-251555840;mso-height-relative:margin" coordsize="77724,126060" o:gfxdata="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">
-                <v:shape id="Straight Arrow Connector 45" o:spid="_x0000_s1027" type="#_x0000_t32" style="position:absolute;left:39014;top:28905;width:30607;height:0;visibility:visible;mso-wrap-style:square" o:connectortype="straight" o:gfxdata="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" strokecolor="#416151 [3204]" strokeweight="2pt">
+              <v:group id="Group 14" style="position:absolute;margin-left:-1in;margin-top:-189.1pt;width:612pt;height:992.6pt;z-index:-251555840;mso-height-relative:margin" alt="&quot;&quot;" coordsize="77724,126060" o:spid="_x0000_s1026" o:gfxdata="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" w14:anchorId="3367FF61">
+                <v:shape id="Straight Arrow Connector 45" style="position:absolute;left:39014;top:28905;width:30607;height:0;visibility:visible;mso-wrap-style:square" o:spid="_x0000_s1027" strokecolor="#416151 [3204]" strokeweight="2pt" o:connectortype="straight" type="#_x0000_t32" o:gfxdata="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">
                   <v:stroke endarrow="oval"/>
                 </v:shape>
-                <v:shape id="Straight Arrow Connector 47" o:spid="_x0000_s1028" type="#_x0000_t32" style="position:absolute;left:39014;top:57480;width:30607;height:0;visibility:visible;mso-wrap-style:square" o:connectortype="straight" o:gfxdata="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" strokecolor="#416151 [3204]" strokeweight="2pt">
+                <v:shape id="Straight Arrow Connector 47" style="position:absolute;left:39014;top:57480;width:30607;height:0;visibility:visible;mso-wrap-style:square" o:spid="_x0000_s1028" strokecolor="#416151 [3204]" strokeweight="2pt" o:connectortype="straight" type="#_x0000_t32" o:gfxdata="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">
                   <v:stroke endarrow="oval"/>
                 </v:shape>
-                <v:line id="Straight Connector 52" o:spid="_x0000_s1029" style="position:absolute;visibility:visible;mso-wrap-style:square" from="38989,0" to="39188,116096" o:connectortype="straight" o:gfxdata="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" strokecolor="#416151 [3204]" strokeweight="2pt"/>
-                <v:shape id="Straight Arrow Connector 51" o:spid="_x0000_s1030" type="#_x0000_t32" style="position:absolute;left:7772;top:51612;width:31242;height:0;flip:x;visibility:visible;mso-wrap-style:square" o:connectortype="straight" o:gfxdata="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" strokecolor="#416151 [3204]" strokeweight="2pt">
+                <v:line id="Straight Connector 52" style="position:absolute;visibility:visible;mso-wrap-style:square" o:spid="_x0000_s1029" strokecolor="#416151 [3204]" strokeweight="2pt" o:connectortype="straight" o:gfxdata="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" from="38989,0" to="39188,116096"/>
+                <v:shape id="Straight Arrow Connector 51" style="position:absolute;left:7772;top:51612;width:31242;height:0;flip:x;visibility:visible;mso-wrap-style:square" o:spid="_x0000_s1030" strokecolor="#416151 [3204]" strokeweight="2pt" o:connectortype="straight" type="#_x0000_t32" o:gfxdata="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">
                   <v:stroke endarrow="oval"/>
                 </v:shape>
-                <v:shape id="Straight Arrow Connector 51" o:spid="_x0000_s1031" type="#_x0000_t32" style="position:absolute;left:7696;top:68757;width:31242;height:0;flip:x;visibility:visible;mso-wrap-style:square" o:connectortype="straight" o:gfxdata="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" strokecolor="#416151 [3204]" strokeweight="2pt">
+                <v:shape id="Straight Arrow Connector 51" style="position:absolute;left:7696;top:68757;width:31242;height:0;flip:x;visibility:visible;mso-wrap-style:square" o:spid="_x0000_s1031" strokecolor="#416151 [3204]" strokeweight="2pt" o:connectortype="straight" type="#_x0000_t32" o:gfxdata="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">
                   <v:stroke endarrow="oval"/>
                 </v:shape>
-                <v:group id="Group 3" o:spid="_x0000_s1032" style="position:absolute;top:26466;width:77724;height:99594" coordorigin=",7924" coordsize="77724,99593" o:gfxdata="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">
-                  <v:shape id="Picture 12" o:spid="_x0000_s1033" type="#_x0000_t75" style="position:absolute;left:-25977;top:33901;width:59189;height:7235;rotation:-90;flip:x;visibility:visible;mso-wrap-style:square" o:gfxdata="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">
-                    <v:imagedata r:id="rId14" o:title=""/>
+                <v:group id="Group 3" style="position:absolute;top:26466;width:77724;height:99594" coordsize="77724,99593" coordorigin=",7924" o:spid="_x0000_s1032" o:gfxdata="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">
+                  <v:shape id="Picture 12" style="position:absolute;left:-25977;top:33901;width:59189;height:7235;rotation:-90;flip:x;visibility:visible;mso-wrap-style:square" o:spid="_x0000_s1033" type="#_x0000_t75" o:gfxdata="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">
+                    <v:imagedata o:title="" r:id="rId14"/>
                   </v:shape>
-                  <v:shape id="Picture 13" o:spid="_x0000_s1034" type="#_x0000_t75" style="position:absolute;left:44511;top:74306;width:59189;height:7236;rotation:90;flip:x;visibility:visible;mso-wrap-style:square" o:gfxdata="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">
-                    <v:imagedata r:id="rId14" o:title=""/>
+                  <v:shape id="Picture 13" style="position:absolute;left:44511;top:74306;width:59189;height:7236;rotation:90;flip:x;visibility:visible;mso-wrap-style:square" o:spid="_x0000_s1034" type="#_x0000_t75" o:gfxdata="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">
+                    <v:imagedata o:title="" r:id="rId14"/>
                   </v:shape>
                 </v:group>
                 <w10:anchorlock/>
@@ -2983,12 +2983,12 @@
         <w:tblStyle w:val="TableGrid"/>
         <w:tblW w:w="9447" w:type="dxa"/>
         <w:tblBorders>
-          <w:top w:val="none" w:sz="0" w:space="0" w:color="auto"/>
-          <w:left w:val="none" w:sz="0" w:space="0" w:color="auto"/>
-          <w:bottom w:val="none" w:sz="0" w:space="0" w:color="auto"/>
-          <w:right w:val="none" w:sz="0" w:space="0" w:color="auto"/>
-          <w:insideH w:val="none" w:sz="0" w:space="0" w:color="auto"/>
-          <w:insideV w:val="none" w:sz="0" w:space="0" w:color="auto"/>
+          <w:top w:val="none" w:color="auto" w:sz="0" w:space="0"/>
+          <w:left w:val="none" w:color="auto" w:sz="0" w:space="0"/>
+          <w:bottom w:val="none" w:color="auto" w:sz="0" w:space="0"/>
+          <w:right w:val="none" w:color="auto" w:sz="0" w:space="0"/>
+          <w:insideH w:val="none" w:color="auto" w:sz="0" w:space="0"/>
+          <w:insideV w:val="none" w:color="auto" w:sz="0" w:space="0"/>
         </w:tblBorders>
         <w:tblLayout w:type="fixed"/>
         <w:tblCellMar>
@@ -4044,7 +4044,7 @@
               <w:pStyle w:val="NormalIndent"/>
               <w:rPr>
                 <w:rStyle w:val="Checkbox"/>
-                <w:rFonts w:ascii="Tw Cen MT" w:eastAsia="MS Mincho" w:hAnsi="Tw Cen MT"/>
+                <w:rFonts w:ascii="Tw Cen MT" w:hAnsi="Tw Cen MT" w:eastAsia="MS Mincho"/>
                 <w:bCs w:val="0"/>
                 <w:color w:val="000000" w:themeColor="text1"/>
                 <w:position w:val="0"/>
@@ -4064,7 +4064,7 @@
             <w:sdt>
               <w:sdtPr>
                 <w:rPr>
-                  <w:rFonts w:ascii="MS Gothic" w:eastAsia="MS Gothic" w:hAnsi="MS Gothic"/>
+                  <w:rFonts w:ascii="MS Gothic" w:hAnsi="MS Gothic" w:eastAsia="MS Gothic"/>
                   <w:bCs/>
                   <w:color w:val="4B7D81" w:themeColor="accent4" w:themeShade="80"/>
                   <w:position w:val="-2"/>
@@ -4079,7 +4079,7 @@
               </w:sdtPr>
               <w:sdtEndPr>
                 <w:rPr>
-                  <w:rFonts w:ascii="Century Schoolbook" w:eastAsia="MS Mincho" w:hAnsi="Century Schoolbook"/>
+                  <w:rFonts w:ascii="Century Schoolbook" w:hAnsi="Century Schoolbook" w:eastAsia="MS Mincho"/>
                   <w:bCs w:val="0"/>
                   <w:color w:val="D73930" w:themeColor="accent3" w:themeShade="BF"/>
                   <w:position w:val="0"/>
@@ -4317,7 +4317,7 @@
               <w:pStyle w:val="NormalIndent"/>
               <w:rPr>
                 <w:rStyle w:val="Checkbox"/>
-                <w:rFonts w:ascii="Tw Cen MT" w:eastAsia="MS Mincho" w:hAnsi="Tw Cen MT"/>
+                <w:rFonts w:ascii="Tw Cen MT" w:hAnsi="Tw Cen MT" w:eastAsia="MS Mincho"/>
                 <w:bCs w:val="0"/>
                 <w:color w:val="000000" w:themeColor="text1"/>
                 <w:position w:val="0"/>
@@ -4404,7 +4404,7 @@
               <w:pStyle w:val="NormalIndent"/>
               <w:rPr>
                 <w:rStyle w:val="Checkbox"/>
-                <w:rFonts w:ascii="Tw Cen MT" w:eastAsia="MS Mincho" w:hAnsi="Tw Cen MT"/>
+                <w:rFonts w:ascii="Tw Cen MT" w:hAnsi="Tw Cen MT" w:eastAsia="MS Mincho"/>
                 <w:bCs w:val="0"/>
                 <w:color w:val="000000" w:themeColor="text1"/>
                 <w:position w:val="0"/>
@@ -4424,7 +4424,7 @@
             <w:sdt>
               <w:sdtPr>
                 <w:rPr>
-                  <w:rFonts w:ascii="MS Gothic" w:eastAsia="MS Gothic" w:hAnsi="MS Gothic"/>
+                  <w:rFonts w:ascii="MS Gothic" w:hAnsi="MS Gothic" w:eastAsia="MS Gothic"/>
                   <w:bCs/>
                   <w:color w:val="4B7D81" w:themeColor="accent4" w:themeShade="80"/>
                   <w:position w:val="-2"/>
@@ -4439,7 +4439,7 @@
               </w:sdtPr>
               <w:sdtEndPr>
                 <w:rPr>
-                  <w:rFonts w:ascii="Century Schoolbook" w:eastAsia="MS Mincho" w:hAnsi="Century Schoolbook"/>
+                  <w:rFonts w:ascii="Century Schoolbook" w:hAnsi="Century Schoolbook" w:eastAsia="MS Mincho"/>
                   <w:bCs w:val="0"/>
                   <w:color w:val="D73930" w:themeColor="accent3" w:themeShade="BF"/>
                   <w:position w:val="0"/>
@@ -4525,7 +4525,7 @@
               <w:pStyle w:val="Checkbox2"/>
               <w:rPr>
                 <w:rStyle w:val="Checkbox"/>
-                <w:rFonts w:ascii="Tw Cen MT" w:eastAsia="MS Mincho" w:hAnsi="Tw Cen MT"/>
+                <w:rFonts w:ascii="Tw Cen MT" w:hAnsi="Tw Cen MT" w:eastAsia="MS Mincho"/>
                 <w:bCs w:val="0"/>
                 <w:color w:val="000000" w:themeColor="text1"/>
                 <w:position w:val="0"/>

--- a/src/Tests/Inputs/wedding/04/input.docx
+++ b/src/Tests/Inputs/wedding/04/input.docx
@@ -5987,3172 +5987,6 @@
 </w:webSettings>
 </file>
 
-<file path=word/glossary/document.xml><?xml version="1.0" encoding="utf-8"?>
-<w:glossaryDocument xmlns:wpc="http://schemas.microsoft.com/office/word/2010/wordprocessingCanvas" xmlns:cx="http://schemas.microsoft.com/office/drawing/2014/chartex" xmlns:cx1="http://schemas.microsoft.com/office/drawing/2015/9/8/chartex" xmlns:cx2="http://schemas.microsoft.com/office/drawing/2015/10/21/chartex" xmlns:cx3="http://schemas.microsoft.com/office/drawing/2016/5/9/chartex" xmlns:cx4="http://schemas.microsoft.com/office/drawing/2016/5/10/chartex" xmlns:cx5="http://schemas.microsoft.com/office/drawing/2016/5/11/chartex" xmlns:cx6="http://schemas.microsoft.com/office/drawing/2016/5/12/chartex" xmlns:cx7="http://schemas.microsoft.com/office/drawing/2016/5/13/chartex" xmlns:cx8="http://schemas.microsoft.com/office/drawing/2016/5/14/chartex" xmlns:mc="http://schemas.openxmlformats.org/markup-compatibility/2006" xmlns:aink="http://schemas.microsoft.com/office/drawing/2016/ink" xmlns:am3d="http://schemas.microsoft.com/office/drawing/2017/model3d" xmlns:o="urn:schemas-microsoft-com:office:office" xmlns:oel="http://schemas.microsoft.com/office/2019/extlst" xmlns:r="http://schemas.openxmlformats.org/officeDocument/2006/relationships" xmlns:m="http://schemas.openxmlformats.org/officeDocument/2006/math" xmlns:v="urn:schemas-microsoft-com:vml" xmlns:wp14="http://schemas.microsoft.com/office/word/2010/wordprocessingDrawing" xmlns:wp="http://schemas.openxmlformats.org/drawingml/2006/wordprocessingDrawing" xmlns:w10="urn:schemas-microsoft-com:office:word" xmlns:w="http://schemas.openxmlformats.org/wordprocessingml/2006/main" xmlns:w14="http://schemas.microsoft.com/office/word/2010/wordml" xmlns:w15="http://schemas.microsoft.com/office/word/2012/wordml" xmlns:w16cex="http://schemas.microsoft.com/office/word/2018/wordml/cex" xmlns:w16cid="http://schemas.microsoft.com/office/word/2016/wordml/cid" xmlns:w16="http://schemas.microsoft.com/office/word/2018/wordml" xmlns:w16sdtdh="http://schemas.microsoft.com/office/word/2020/wordml/sdtdatahash" xmlns:w16se="http://schemas.microsoft.com/office/word/2015/wordml/symex" xmlns:wpg="http://schemas.microsoft.com/office/word/2010/wordprocessingGroup" xmlns:wpi="http://schemas.microsoft.com/office/word/2010/wordprocessingInk" xmlns:wne="http://schemas.microsoft.com/office/word/2006/wordml" xmlns:wps="http://schemas.microsoft.com/office/word/2010/wordprocessingShape" mc:Ignorable="w14 w15 w16se w16cid w16 w16cex w16sdtdh wp14">
-  <w:docParts>
-    <w:docPart>
-      <w:docPartPr>
-        <w:name w:val="C9C0B25CD4F540D8B8A6DD51ECFF2BFB"/>
-        <w:category>
-          <w:name w:val="General"/>
-          <w:gallery w:val="placeholder"/>
-        </w:category>
-        <w:types>
-          <w:type w:val="bbPlcHdr"/>
-        </w:types>
-        <w:behaviors>
-          <w:behavior w:val="content"/>
-        </w:behaviors>
-        <w:guid w:val="{3A0DCE5B-28A9-4CF6-8838-A0B3FBBA01D9}"/>
-      </w:docPartPr>
-      <w:docPartBody>
-        <w:p>
-          <w:r>
-            <w:t xml:space="preserve">Wedding </w:t>
-          </w:r>
-          <w:r>
-            <w:br/>
-          </w:r>
-          <w:r>
-            <w:t>calendar checklist</w:t>
-          </w:r>
-        </w:p>
-      </w:docPartBody>
-    </w:docPart>
-    <w:docPart>
-      <w:docPartPr>
-        <w:name w:val="A835D55284674D87B2958D2BC818B038"/>
-        <w:category>
-          <w:name w:val="General"/>
-          <w:gallery w:val="placeholder"/>
-        </w:category>
-        <w:types>
-          <w:type w:val="bbPlcHdr"/>
-        </w:types>
-        <w:behaviors>
-          <w:behavior w:val="content"/>
-        </w:behaviors>
-        <w:guid w:val="{DC4B5023-490D-4526-ADF8-65AED0FC2B41}"/>
-      </w:docPartPr>
-      <w:docPartBody>
-        <w:p>
-          <w:r>
-            <w:t>The following checklist is designed with the (ideal) timetable of twelve months. If you’re planning your wedding on a shorter schedule, just start at the beginning of the list, and try to catch up as quickly as possible. Use the boxes to the left of the items to check off tasks as you complete them.</w:t>
-          </w:r>
-        </w:p>
-      </w:docPartBody>
-    </w:docPart>
-    <w:docPart>
-      <w:docPartPr>
-        <w:name w:val="77C4F14B8A3E4366839688E9016C409C"/>
-        <w:category>
-          <w:name w:val="General"/>
-          <w:gallery w:val="placeholder"/>
-        </w:category>
-        <w:types>
-          <w:type w:val="bbPlcHdr"/>
-        </w:types>
-        <w:behaviors>
-          <w:behavior w:val="content"/>
-        </w:behaviors>
-        <w:guid w:val="{0E1E5F23-CE6E-46DA-B586-0887F8142471}"/>
-      </w:docPartPr>
-      <w:docPartBody>
-        <w:p>
-          <w:r>
-            <w:t>9 TO 12 MONTHS PRIOR</w:t>
-          </w:r>
-        </w:p>
-      </w:docPartBody>
-    </w:docPart>
-    <w:docPart>
-      <w:docPartPr>
-        <w:name w:val="E9304B76EC1541029B2853FB9F1783FF"/>
-        <w:category>
-          <w:name w:val="General"/>
-          <w:gallery w:val="placeholder"/>
-        </w:category>
-        <w:types>
-          <w:type w:val="bbPlcHdr"/>
-        </w:types>
-        <w:behaviors>
-          <w:behavior w:val="content"/>
-        </w:behaviors>
-        <w:guid w:val="{567CDA36-DDBF-4AE8-8953-4699FD3034F3}"/>
-      </w:docPartPr>
-      <w:docPartBody>
-        <w:p>
-          <w:r>
-            <w:t>Arrange a gathering for family.</w:t>
-          </w:r>
-        </w:p>
-      </w:docPartBody>
-    </w:docPart>
-    <w:docPart>
-      <w:docPartPr>
-        <w:name w:val="9BF87C20BB3B42E1A5CD4A871B4DD967"/>
-        <w:category>
-          <w:name w:val="General"/>
-          <w:gallery w:val="placeholder"/>
-        </w:category>
-        <w:types>
-          <w:type w:val="bbPlcHdr"/>
-        </w:types>
-        <w:behaviors>
-          <w:behavior w:val="content"/>
-        </w:behaviors>
-        <w:guid w:val="{444F12BE-2B6E-401B-9BF5-AE897CA5CA17}"/>
-      </w:docPartPr>
-      <w:docPartBody>
-        <w:p>
-          <w:r>
-            <w:t>Obtain a marriage license.</w:t>
-          </w:r>
-        </w:p>
-      </w:docPartBody>
-    </w:docPart>
-    <w:docPart>
-      <w:docPartPr>
-        <w:name w:val="951D0094E00C4352AF192D9C7B559C9A"/>
-        <w:category>
-          <w:name w:val="General"/>
-          <w:gallery w:val="placeholder"/>
-        </w:category>
-        <w:types>
-          <w:type w:val="bbPlcHdr"/>
-        </w:types>
-        <w:behaviors>
-          <w:behavior w:val="content"/>
-        </w:behaviors>
-        <w:guid w:val="{26484067-70EC-4C75-BD3F-E6EDF5FB71E0}"/>
-      </w:docPartPr>
-      <w:docPartBody>
-        <w:p>
-          <w:pPr>
-            <w:pStyle w:val="951D0094E00C4352AF192D9C7B559C9A"/>
-          </w:pPr>
-          <w:r>
-            <w:t>Determine budget and expenses.</w:t>
-          </w:r>
-        </w:p>
-      </w:docPartBody>
-    </w:docPart>
-    <w:docPart>
-      <w:docPartPr>
-        <w:name w:val="10E5E36C75BB4160B36257EBA8CC3C7E"/>
-        <w:category>
-          <w:name w:val="General"/>
-          <w:gallery w:val="placeholder"/>
-        </w:category>
-        <w:types>
-          <w:type w:val="bbPlcHdr"/>
-        </w:types>
-        <w:behaviors>
-          <w:behavior w:val="content"/>
-        </w:behaviors>
-        <w:guid w:val="{9C64DCC5-6FEE-477E-932F-BFBB2655DA47}"/>
-      </w:docPartPr>
-      <w:docPartBody>
-        <w:p>
-          <w:pPr>
-            <w:pStyle w:val="10E5E36C75BB4160B36257EBA8CC3C7E"/>
-          </w:pPr>
-          <w:r>
-            <w:t>6 TO 9 MONTHS PRIOR</w:t>
-          </w:r>
-        </w:p>
-      </w:docPartBody>
-    </w:docPart>
-    <w:docPart>
-      <w:docPartPr>
-        <w:name w:val="A8A338BC709043D99245CB68307A3BCE"/>
-        <w:category>
-          <w:name w:val="General"/>
-          <w:gallery w:val="placeholder"/>
-        </w:category>
-        <w:types>
-          <w:type w:val="bbPlcHdr"/>
-        </w:types>
-        <w:behaviors>
-          <w:behavior w:val="content"/>
-        </w:behaviors>
-        <w:guid w:val="{C1F81203-B0E7-42FC-BB13-46A9A7C11471}"/>
-      </w:docPartPr>
-      <w:docPartBody>
-        <w:p>
-          <w:pPr>
-            <w:pStyle w:val="A8A338BC709043D99245CB68307A3BCE"/>
-          </w:pPr>
-          <w:r>
-            <w:t>Discuss the size, style, and location.</w:t>
-          </w:r>
-        </w:p>
-      </w:docPartBody>
-    </w:docPart>
-    <w:docPart>
-      <w:docPartPr>
-        <w:name w:val="394D8506A0974324A885E68C26C0B776"/>
-        <w:category>
-          <w:name w:val="General"/>
-          <w:gallery w:val="placeholder"/>
-        </w:category>
-        <w:types>
-          <w:type w:val="bbPlcHdr"/>
-        </w:types>
-        <w:behaviors>
-          <w:behavior w:val="content"/>
-        </w:behaviors>
-        <w:guid w:val="{8F34DE9F-0568-4610-AF7E-C6FEAB341496}"/>
-      </w:docPartPr>
-      <w:docPartBody>
-        <w:p>
-          <w:pPr>
-            <w:pStyle w:val="394D8506A0974324A885E68C26C0B776"/>
-          </w:pPr>
-          <w:r>
-            <w:t>Choose the members of your wedding party.</w:t>
-          </w:r>
-        </w:p>
-      </w:docPartBody>
-    </w:docPart>
-    <w:docPart>
-      <w:docPartPr>
-        <w:name w:val="BB42DB0D687843CFA2B3B156652657EC"/>
-        <w:category>
-          <w:name w:val="General"/>
-          <w:gallery w:val="placeholder"/>
-        </w:category>
-        <w:types>
-          <w:type w:val="bbPlcHdr"/>
-        </w:types>
-        <w:behaviors>
-          <w:behavior w:val="content"/>
-        </w:behaviors>
-        <w:guid w:val="{A4DDF922-1DEF-4B3D-B6B5-6A6A17D58912}"/>
-      </w:docPartPr>
-      <w:docPartBody>
-        <w:p>
-          <w:pPr>
-            <w:pStyle w:val="BB42DB0D687843CFA2B3B156652657EC"/>
-          </w:pPr>
-          <w:r>
-            <w:t>Choose a wedding date and time.</w:t>
-          </w:r>
-        </w:p>
-      </w:docPartBody>
-    </w:docPart>
-    <w:docPart>
-      <w:docPartPr>
-        <w:name w:val="082D43D36FF849B48C26F152E391A3C5"/>
-        <w:category>
-          <w:name w:val="General"/>
-          <w:gallery w:val="placeholder"/>
-        </w:category>
-        <w:types>
-          <w:type w:val="bbPlcHdr"/>
-        </w:types>
-        <w:behaviors>
-          <w:behavior w:val="content"/>
-        </w:behaviors>
-        <w:guid w:val="{8120A7E8-61E7-45C0-8F83-9CB32E05ED36}"/>
-      </w:docPartPr>
-      <w:docPartBody>
-        <w:p>
-          <w:pPr>
-            <w:pStyle w:val="082D43D36FF849B48C26F152E391A3C5"/>
-          </w:pPr>
-          <w:r>
-            <w:t>Enroll in wedding/shower gift registries.</w:t>
-          </w:r>
-        </w:p>
-      </w:docPartBody>
-    </w:docPart>
-    <w:docPart>
-      <w:docPartPr>
-        <w:name w:val="66A22B8D4D2B44CA9296097C22ACE003"/>
-        <w:category>
-          <w:name w:val="General"/>
-          <w:gallery w:val="placeholder"/>
-        </w:category>
-        <w:types>
-          <w:type w:val="bbPlcHdr"/>
-        </w:types>
-        <w:behaviors>
-          <w:behavior w:val="content"/>
-        </w:behaviors>
-        <w:guid w:val="{0E294342-7A9A-4AD0-8ABE-7723BD5ECC93}"/>
-      </w:docPartPr>
-      <w:docPartBody>
-        <w:p>
-          <w:pPr>
-            <w:pStyle w:val="66A22B8D4D2B44CA9296097C22ACE003"/>
-          </w:pPr>
-          <w:r>
-            <w:t>Create a binder.</w:t>
-          </w:r>
-        </w:p>
-      </w:docPartBody>
-    </w:docPart>
-    <w:docPart>
-      <w:docPartPr>
-        <w:name w:val="D94C71ECC2BB49F79D318FAD60EDE7C7"/>
-        <w:category>
-          <w:name w:val="General"/>
-          <w:gallery w:val="placeholder"/>
-        </w:category>
-        <w:types>
-          <w:type w:val="bbPlcHdr"/>
-        </w:types>
-        <w:behaviors>
-          <w:behavior w:val="content"/>
-        </w:behaviors>
-        <w:guid w:val="{864EAE36-170E-4621-8A1F-29BF373A656F}"/>
-      </w:docPartPr>
-      <w:docPartBody>
-        <w:p>
-          <w:pPr>
-            <w:pStyle w:val="D94C71ECC2BB49F79D318FAD60EDE7C7"/>
-          </w:pPr>
-          <w:r>
-            <w:t>Hire a photographer and a videographer.</w:t>
-          </w:r>
-        </w:p>
-      </w:docPartBody>
-    </w:docPart>
-    <w:docPart>
-      <w:docPartPr>
-        <w:name w:val="4A267B927FC54052B71BB9AB86CB09CC"/>
-        <w:category>
-          <w:name w:val="General"/>
-          <w:gallery w:val="placeholder"/>
-        </w:category>
-        <w:types>
-          <w:type w:val="bbPlcHdr"/>
-        </w:types>
-        <w:behaviors>
-          <w:behavior w:val="content"/>
-        </w:behaviors>
-        <w:guid w:val="{25AE8402-4DD8-4259-ADF0-09FBC5895848}"/>
-      </w:docPartPr>
-      <w:docPartBody>
-        <w:p>
-          <w:pPr>
-            <w:pStyle w:val="4A267B927FC54052B71BB9AB86CB09CC"/>
-          </w:pPr>
-          <w:r>
-            <w:t>Visit and reserve wedding and reception sites.</w:t>
-          </w:r>
-        </w:p>
-      </w:docPartBody>
-    </w:docPart>
-    <w:docPart>
-      <w:docPartPr>
-        <w:name w:val="43550E90A6C94F748E9B9D45C8CB7343"/>
-        <w:category>
-          <w:name w:val="General"/>
-          <w:gallery w:val="placeholder"/>
-        </w:category>
-        <w:types>
-          <w:type w:val="bbPlcHdr"/>
-        </w:types>
-        <w:behaviors>
-          <w:behavior w:val="content"/>
-        </w:behaviors>
-        <w:guid w:val="{CD6F9DA7-3978-42E7-984A-AC7E4E309AEB}"/>
-      </w:docPartPr>
-      <w:docPartBody>
-        <w:p>
-          <w:pPr>
-            <w:pStyle w:val="43550E90A6C94F748E9B9D45C8CB7343"/>
-          </w:pPr>
-          <w:r>
-            <w:t>Book an engagement/save-the-date photo session.</w:t>
-          </w:r>
-        </w:p>
-      </w:docPartBody>
-    </w:docPart>
-    <w:docPart>
-      <w:docPartPr>
-        <w:name w:val="9A3FA767E61A4FF489ACF65EEC0E713A"/>
-        <w:category>
-          <w:name w:val="General"/>
-          <w:gallery w:val="placeholder"/>
-        </w:category>
-        <w:types>
-          <w:type w:val="bbPlcHdr"/>
-        </w:types>
-        <w:behaviors>
-          <w:behavior w:val="content"/>
-        </w:behaviors>
-        <w:guid w:val="{FFB2E03A-10D0-49EB-BFB3-B25C986625BE}"/>
-      </w:docPartPr>
-      <w:docPartBody>
-        <w:p>
-          <w:pPr>
-            <w:pStyle w:val="9A3FA767E61A4FF489ACF65EEC0E713A"/>
-          </w:pPr>
-          <w:r>
-            <w:t>Meet with your officiant.</w:t>
-          </w:r>
-        </w:p>
-      </w:docPartBody>
-    </w:docPart>
-    <w:docPart>
-      <w:docPartPr>
-        <w:name w:val="51F2349CD47C45C5B88B9F9643331002"/>
-        <w:category>
-          <w:name w:val="General"/>
-          <w:gallery w:val="placeholder"/>
-        </w:category>
-        <w:types>
-          <w:type w:val="bbPlcHdr"/>
-        </w:types>
-        <w:behaviors>
-          <w:behavior w:val="content"/>
-        </w:behaviors>
-        <w:guid w:val="{52FF7D38-FB8E-4888-8948-B52E705B29AF}"/>
-      </w:docPartPr>
-      <w:docPartBody>
-        <w:p>
-          <w:pPr>
-            <w:pStyle w:val="51F2349CD47C45C5B88B9F9643331002"/>
-          </w:pPr>
-          <w:r>
-            <w:t>Hire a caterer.</w:t>
-          </w:r>
-        </w:p>
-      </w:docPartBody>
-    </w:docPart>
-    <w:docPart>
-      <w:docPartPr>
-        <w:name w:val="2F40ECDAE72A4455AC2C046FFC091CE2"/>
-        <w:category>
-          <w:name w:val="General"/>
-          <w:gallery w:val="placeholder"/>
-        </w:category>
-        <w:types>
-          <w:type w:val="bbPlcHdr"/>
-        </w:types>
-        <w:behaviors>
-          <w:behavior w:val="content"/>
-        </w:behaviors>
-        <w:guid w:val="{9608F238-3C1F-4C3F-9E96-E5C56D2CB712}"/>
-      </w:docPartPr>
-      <w:docPartBody>
-        <w:p>
-          <w:pPr>
-            <w:pStyle w:val="2F40ECDAE72A4455AC2C046FFC091CE2"/>
-          </w:pPr>
-          <w:r>
-            <w:t>Start compiling your guest to estimate total.</w:t>
-          </w:r>
-        </w:p>
-      </w:docPartBody>
-    </w:docPart>
-    <w:docPart>
-      <w:docPartPr>
-        <w:name w:val="3C2DD0C10E27409F919A1AFD4189B18C"/>
-        <w:category>
-          <w:name w:val="General"/>
-          <w:gallery w:val="placeholder"/>
-        </w:category>
-        <w:types>
-          <w:type w:val="bbPlcHdr"/>
-        </w:types>
-        <w:behaviors>
-          <w:behavior w:val="content"/>
-        </w:behaviors>
-        <w:guid w:val="{8EB29F4B-B66D-4EBF-8A0D-27D1231F0202}"/>
-      </w:docPartPr>
-      <w:docPartBody>
-        <w:p>
-          <w:pPr>
-            <w:pStyle w:val="3C2DD0C10E27409F919A1AFD4189B18C"/>
-          </w:pPr>
-          <w:r>
-            <w:t>Hire a florist.</w:t>
-          </w:r>
-        </w:p>
-      </w:docPartBody>
-    </w:docPart>
-    <w:docPart>
-      <w:docPartPr>
-        <w:name w:val="F856B1EE724C4228927551A253DD604F"/>
-        <w:category>
-          <w:name w:val="General"/>
-          <w:gallery w:val="placeholder"/>
-        </w:category>
-        <w:types>
-          <w:type w:val="bbPlcHdr"/>
-        </w:types>
-        <w:behaviors>
-          <w:behavior w:val="content"/>
-        </w:behaviors>
-        <w:guid w:val="{13547C70-599B-46A7-93C5-839B0F897178}"/>
-      </w:docPartPr>
-      <w:docPartBody>
-        <w:p>
-          <w:pPr>
-            <w:pStyle w:val="F856B1EE724C4228927551A253DD604F"/>
-          </w:pPr>
-          <w:r>
-            <w:t>Shop for bridesmaid’s dresses.</w:t>
-          </w:r>
-        </w:p>
-      </w:docPartBody>
-    </w:docPart>
-    <w:docPart>
-      <w:docPartPr>
-        <w:name w:val="8DFF5266173848C1A7E681C82E79D75D"/>
-        <w:category>
-          <w:name w:val="General"/>
-          <w:gallery w:val="placeholder"/>
-        </w:category>
-        <w:types>
-          <w:type w:val="bbPlcHdr"/>
-        </w:types>
-        <w:behaviors>
-          <w:behavior w:val="content"/>
-        </w:behaviors>
-        <w:guid w:val="{FB33F35F-4947-4F54-8393-53D301C6324C}"/>
-      </w:docPartPr>
-      <w:docPartBody>
-        <w:p>
-          <w:pPr>
-            <w:pStyle w:val="8DFF5266173848C1A7E681C82E79D75D"/>
-          </w:pPr>
-          <w:r>
-            <w:t>Begin shopping for the wedding gown.</w:t>
-          </w:r>
-        </w:p>
-      </w:docPartBody>
-    </w:docPart>
-    <w:docPart>
-      <w:docPartPr>
-        <w:name w:val="00C802DB7E92481D9E74385AB7E8A2E3"/>
-        <w:category>
-          <w:name w:val="General"/>
-          <w:gallery w:val="placeholder"/>
-        </w:category>
-        <w:types>
-          <w:type w:val="bbPlcHdr"/>
-        </w:types>
-        <w:behaviors>
-          <w:behavior w:val="content"/>
-        </w:behaviors>
-        <w:guid w:val="{02894E46-90A9-4B69-895E-2C8E05B63AAD}"/>
-      </w:docPartPr>
-      <w:docPartBody>
-        <w:p>
-          <w:pPr>
-            <w:pStyle w:val="00C802DB7E92481D9E74385AB7E8A2E3"/>
-          </w:pPr>
-          <w:r>
-            <w:t>Reserve hotel rooms for out-of-town guests.</w:t>
-          </w:r>
-        </w:p>
-      </w:docPartBody>
-    </w:docPart>
-    <w:docPart>
-      <w:docPartPr>
-        <w:name w:val="B34D2E1EF6AA4AFFA464FE76B28D5FBC"/>
-        <w:category>
-          <w:name w:val="General"/>
-          <w:gallery w:val="placeholder"/>
-        </w:category>
-        <w:types>
-          <w:type w:val="bbPlcHdr"/>
-        </w:types>
-        <w:behaviors>
-          <w:behavior w:val="content"/>
-        </w:behaviors>
-        <w:guid w:val="{193A82FD-7886-4625-A594-D605A161375E}"/>
-      </w:docPartPr>
-      <w:docPartBody>
-        <w:p>
-          <w:pPr>
-            <w:pStyle w:val="B34D2E1EF6AA4AFFA464FE76B28D5FBC"/>
-          </w:pPr>
-          <w:r>
-            <w:t>4 TO 6 MONTHS PRIOR</w:t>
-          </w:r>
-        </w:p>
-      </w:docPartBody>
-    </w:docPart>
-    <w:docPart>
-      <w:docPartPr>
-        <w:name w:val="9F024E0AF8FD4B3F82F31E6D96CCA628"/>
-        <w:category>
-          <w:name w:val="General"/>
-          <w:gallery w:val="placeholder"/>
-        </w:category>
-        <w:types>
-          <w:type w:val="bbPlcHdr"/>
-        </w:types>
-        <w:behaviors>
-          <w:behavior w:val="content"/>
-        </w:behaviors>
-        <w:guid w:val="{7995CE98-C136-406D-B1A2-A4BCA1AC9D9F}"/>
-      </w:docPartPr>
-      <w:docPartBody>
-        <w:p>
-          <w:pPr>
-            <w:pStyle w:val="9F024E0AF8FD4B3F82F31E6D96CCA628"/>
-          </w:pPr>
-          <w:r>
-            <w:t>Send out Save-the-Date cards.</w:t>
-          </w:r>
-        </w:p>
-      </w:docPartBody>
-    </w:docPart>
-    <w:docPart>
-      <w:docPartPr>
-        <w:name w:val="EF4E78DB03AB4C76BDE995FF0A0C8C98"/>
-        <w:category>
-          <w:name w:val="General"/>
-          <w:gallery w:val="placeholder"/>
-        </w:category>
-        <w:types>
-          <w:type w:val="bbPlcHdr"/>
-        </w:types>
-        <w:behaviors>
-          <w:behavior w:val="content"/>
-        </w:behaviors>
-        <w:guid w:val="{0417EC71-A0ED-468C-A193-ED0ED83D249B}"/>
-      </w:docPartPr>
-      <w:docPartBody>
-        <w:p>
-          <w:pPr>
-            <w:pStyle w:val="EF4E78DB03AB4C76BDE995FF0A0C8C98"/>
-          </w:pPr>
-          <w:r>
-            <w:t>Finalize the guest list.</w:t>
-          </w:r>
-        </w:p>
-      </w:docPartBody>
-    </w:docPart>
-    <w:docPart>
-      <w:docPartPr>
-        <w:name w:val="60A48202624E4B10BC3C40C017D3E913"/>
-        <w:category>
-          <w:name w:val="General"/>
-          <w:gallery w:val="placeholder"/>
-        </w:category>
-        <w:types>
-          <w:type w:val="bbPlcHdr"/>
-        </w:types>
-        <w:behaviors>
-          <w:behavior w:val="content"/>
-        </w:behaviors>
-        <w:guid w:val="{2FFBB676-D96C-4D60-83DE-6143D3B792F5}"/>
-      </w:docPartPr>
-      <w:docPartBody>
-        <w:p>
-          <w:pPr>
-            <w:pStyle w:val="60A48202624E4B10BC3C40C017D3E913"/>
-          </w:pPr>
-          <w:r>
-            <w:t>Select and order wedding gown.</w:t>
-          </w:r>
-        </w:p>
-      </w:docPartBody>
-    </w:docPart>
-    <w:docPart>
-      <w:docPartPr>
-        <w:name w:val="7A633D19841B4260864D538ABA63E625"/>
-        <w:category>
-          <w:name w:val="General"/>
-          <w:gallery w:val="placeholder"/>
-        </w:category>
-        <w:types>
-          <w:type w:val="bbPlcHdr"/>
-        </w:types>
-        <w:behaviors>
-          <w:behavior w:val="content"/>
-        </w:behaviors>
-        <w:guid w:val="{F70359E2-B632-43FF-A25D-92D3D9F79ECE}"/>
-      </w:docPartPr>
-      <w:docPartBody>
-        <w:p>
-          <w:pPr>
-            <w:pStyle w:val="7A633D19841B4260864D538ABA63E625"/>
-          </w:pPr>
-          <w:r>
-            <w:t>Order invitations and stationery.</w:t>
-          </w:r>
-        </w:p>
-      </w:docPartBody>
-    </w:docPart>
-    <w:docPart>
-      <w:docPartPr>
-        <w:name w:val="0A6A7603B9544DB5BEE93ACE5DD5B369"/>
-        <w:category>
-          <w:name w:val="General"/>
-          <w:gallery w:val="placeholder"/>
-        </w:category>
-        <w:types>
-          <w:type w:val="bbPlcHdr"/>
-        </w:types>
-        <w:behaviors>
-          <w:behavior w:val="content"/>
-        </w:behaviors>
-        <w:guid w:val="{5F3D9149-AEB4-4A03-85E4-CFBDE52D84EB}"/>
-      </w:docPartPr>
-      <w:docPartBody>
-        <w:p>
-          <w:pPr>
-            <w:pStyle w:val="0A6A7603B9544DB5BEE93ACE5DD5B369"/>
-          </w:pPr>
-          <w:r>
-            <w:t>Shop for wedding rings.</w:t>
-          </w:r>
-        </w:p>
-      </w:docPartBody>
-    </w:docPart>
-    <w:docPart>
-      <w:docPartPr>
-        <w:name w:val="95C74FD1DBAD4C3295AC22BEB80F80A6"/>
-        <w:category>
-          <w:name w:val="General"/>
-          <w:gallery w:val="placeholder"/>
-        </w:category>
-        <w:types>
-          <w:type w:val="bbPlcHdr"/>
-        </w:types>
-        <w:behaviors>
-          <w:behavior w:val="content"/>
-        </w:behaviors>
-        <w:guid w:val="{05A09389-D700-43D3-BCDF-5496BA1266BE}"/>
-      </w:docPartPr>
-      <w:docPartBody>
-        <w:p>
-          <w:pPr>
-            <w:pStyle w:val="95C74FD1DBAD4C3295AC22BEB80F80A6"/>
-          </w:pPr>
-          <w:r>
-            <w:t>Plan wedding-day beauty preparations.</w:t>
-          </w:r>
-        </w:p>
-      </w:docPartBody>
-    </w:docPart>
-    <w:docPart>
-      <w:docPartPr>
-        <w:name w:val="74767BF36D9148138C0FB91A2A1EFE85"/>
-        <w:category>
-          <w:name w:val="General"/>
-          <w:gallery w:val="placeholder"/>
-        </w:category>
-        <w:types>
-          <w:type w:val="bbPlcHdr"/>
-        </w:types>
-        <w:behaviors>
-          <w:behavior w:val="content"/>
-        </w:behaviors>
-        <w:guid w:val="{CFBEF526-E392-48B6-9C5E-CB4C0F5753B5}"/>
-      </w:docPartPr>
-      <w:docPartBody>
-        <w:p>
-          <w:pPr>
-            <w:pStyle w:val="74767BF36D9148138C0FB91A2A1EFE85"/>
-          </w:pPr>
-          <w:r>
-            <w:t>Schedule wedding cake design appointments.</w:t>
-          </w:r>
-        </w:p>
-      </w:docPartBody>
-    </w:docPart>
-    <w:docPart>
-      <w:docPartPr>
-        <w:name w:val="001F8802D02D498D8090DD2ABF66D463"/>
-        <w:category>
-          <w:name w:val="General"/>
-          <w:gallery w:val="placeholder"/>
-        </w:category>
-        <w:types>
-          <w:type w:val="bbPlcHdr"/>
-        </w:types>
-        <w:behaviors>
-          <w:behavior w:val="content"/>
-        </w:behaviors>
-        <w:guid w:val="{45D60AA9-BEA9-4713-B181-F81550E36CA1}"/>
-      </w:docPartPr>
-      <w:docPartBody>
-        <w:p>
-          <w:pPr>
-            <w:pStyle w:val="001F8802D02D498D8090DD2ABF66D463"/>
-          </w:pPr>
-          <w:r>
-            <w:t>Finalize all honeymoon plans.</w:t>
-          </w:r>
-        </w:p>
-      </w:docPartBody>
-    </w:docPart>
-    <w:docPart>
-      <w:docPartPr>
-        <w:name w:val="71B7B424B6FD48659E0F4033EE84DDDF"/>
-        <w:category>
-          <w:name w:val="General"/>
-          <w:gallery w:val="placeholder"/>
-        </w:category>
-        <w:types>
-          <w:type w:val="bbPlcHdr"/>
-        </w:types>
-        <w:behaviors>
-          <w:behavior w:val="content"/>
-        </w:behaviors>
-        <w:guid w:val="{3A579461-51D1-4683-93F0-04488E448EEC}"/>
-      </w:docPartPr>
-      <w:docPartBody>
-        <w:p>
-          <w:pPr>
-            <w:pStyle w:val="71B7B424B6FD48659E0F4033EE84DDDF"/>
-          </w:pPr>
-          <w:r>
-            <w:t>Arrange wedding day transportation.</w:t>
-          </w:r>
-        </w:p>
-      </w:docPartBody>
-    </w:docPart>
-    <w:docPart>
-      <w:docPartPr>
-        <w:name w:val="A4E6369360F84445BE10D44719B8461D"/>
-        <w:category>
-          <w:name w:val="General"/>
-          <w:gallery w:val="placeholder"/>
-        </w:category>
-        <w:types>
-          <w:type w:val="bbPlcHdr"/>
-        </w:types>
-        <w:behaviors>
-          <w:behavior w:val="content"/>
-        </w:behaviors>
-        <w:guid w:val="{7D467227-9572-437F-A334-9D116D11474B}"/>
-      </w:docPartPr>
-      <w:docPartBody>
-        <w:p>
-          <w:pPr>
-            <w:pStyle w:val="A4E6369360F84445BE10D44719B8461D"/>
-          </w:pPr>
-          <w:r>
-            <w:t>6 TO 9 MONTHS PRIOR:</w:t>
-          </w:r>
-        </w:p>
-      </w:docPartBody>
-    </w:docPart>
-    <w:docPart>
-      <w:docPartPr>
-        <w:name w:val="F3509339BFB9476A8D434D020E188B1E"/>
-        <w:category>
-          <w:name w:val="General"/>
-          <w:gallery w:val="placeholder"/>
-        </w:category>
-        <w:types>
-          <w:type w:val="bbPlcHdr"/>
-        </w:types>
-        <w:behaviors>
-          <w:behavior w:val="content"/>
-        </w:behaviors>
-        <w:guid w:val="{8F26728E-D953-403B-9D44-C15AFE5073F3}"/>
-      </w:docPartPr>
-      <w:docPartBody>
-        <w:p>
-          <w:pPr>
-            <w:pStyle w:val="F3509339BFB9476A8D434D020E188B1E"/>
-          </w:pPr>
-          <w:r>
-            <w:t>Start planning honeymoon</w:t>
-          </w:r>
-        </w:p>
-      </w:docPartBody>
-    </w:docPart>
-    <w:docPart>
-      <w:docPartPr>
-        <w:name w:val="AA7ED245597046AFBF9B8203C725E9C0"/>
-        <w:category>
-          <w:name w:val="General"/>
-          <w:gallery w:val="placeholder"/>
-        </w:category>
-        <w:types>
-          <w:type w:val="bbPlcHdr"/>
-        </w:types>
-        <w:behaviors>
-          <w:behavior w:val="content"/>
-        </w:behaviors>
-        <w:guid w:val="{A5044C8A-8E66-4701-9056-942F5CB3A091}"/>
-      </w:docPartPr>
-      <w:docPartBody>
-        <w:p>
-          <w:pPr>
-            <w:pStyle w:val="AA7ED245597046AFBF9B8203C725E9C0"/>
-          </w:pPr>
-          <w:r>
-            <w:t>Do a hair and makeup run-through.</w:t>
-          </w:r>
-        </w:p>
-      </w:docPartBody>
-    </w:docPart>
-    <w:docPart>
-      <w:docPartPr>
-        <w:name w:val="69FEC352D737498F83138118EDC847AB"/>
-        <w:category>
-          <w:name w:val="General"/>
-          <w:gallery w:val="placeholder"/>
-        </w:category>
-        <w:types>
-          <w:type w:val="bbPlcHdr"/>
-        </w:types>
-        <w:behaviors>
-          <w:behavior w:val="content"/>
-        </w:behaviors>
-        <w:guid w:val="{192928BF-080E-410E-A22F-F9612D7FB352}"/>
-      </w:docPartPr>
-      <w:docPartBody>
-        <w:p>
-          <w:pPr>
-            <w:pStyle w:val="69FEC352D737498F83138118EDC847AB"/>
-          </w:pPr>
-          <w:r>
-            <w:t>Confirm all transportation plans for before and after wedding.</w:t>
-          </w:r>
-        </w:p>
-      </w:docPartBody>
-    </w:docPart>
-    <w:docPart>
-      <w:docPartPr>
-        <w:name w:val="C418FBBFCF764496A8184D118AA6E194"/>
-        <w:category>
-          <w:name w:val="General"/>
-          <w:gallery w:val="placeholder"/>
-        </w:category>
-        <w:types>
-          <w:type w:val="bbPlcHdr"/>
-        </w:types>
-        <w:behaviors>
-          <w:behavior w:val="content"/>
-        </w:behaviors>
-        <w:guid w:val="{405D8FBD-7CDE-412B-846F-A44A61ED03B3}"/>
-      </w:docPartPr>
-      <w:docPartBody>
-        <w:p>
-          <w:pPr>
-            <w:pStyle w:val="C418FBBFCF764496A8184D118AA6E194"/>
-          </w:pPr>
-          <w:r>
-            <w:t>2 TO 4 MONTHS PRIOR:</w:t>
-          </w:r>
-        </w:p>
-      </w:docPartBody>
-    </w:docPart>
-    <w:docPart>
-      <w:docPartPr>
-        <w:name w:val="C6891122643B436491FB310408949504"/>
-        <w:category>
-          <w:name w:val="General"/>
-          <w:gallery w:val="placeholder"/>
-        </w:category>
-        <w:types>
-          <w:type w:val="bbPlcHdr"/>
-        </w:types>
-        <w:behaviors>
-          <w:behavior w:val="content"/>
-        </w:behaviors>
-        <w:guid w:val="{0D4B1690-BB61-404B-90B1-BD3975BBE451}"/>
-      </w:docPartPr>
-      <w:docPartBody>
-        <w:p>
-          <w:pPr>
-            <w:pStyle w:val="C6891122643B436491FB310408949504"/>
-          </w:pPr>
-          <w:r>
-            <w:t>Mail the invitations 8 weeks prior to wedding day.</w:t>
-          </w:r>
-        </w:p>
-      </w:docPartBody>
-    </w:docPart>
-    <w:docPart>
-      <w:docPartPr>
-        <w:name w:val="FECBF97665824E4D9D804E4D6108BFED"/>
-        <w:category>
-          <w:name w:val="General"/>
-          <w:gallery w:val="placeholder"/>
-        </w:category>
-        <w:types>
-          <w:type w:val="bbPlcHdr"/>
-        </w:types>
-        <w:behaviors>
-          <w:behavior w:val="content"/>
-        </w:behaviors>
-        <w:guid w:val="{5EFC986B-A24F-4353-B114-5B9D05C0CF51}"/>
-      </w:docPartPr>
-      <w:docPartBody>
-        <w:p>
-          <w:pPr>
-            <w:pStyle w:val="FECBF97665824E4D9D804E4D6108BFED"/>
-          </w:pPr>
-          <w:r>
-            <w:t>Order tuxedoes for the groom and groomsmen.</w:t>
-          </w:r>
-        </w:p>
-      </w:docPartBody>
-    </w:docPart>
-    <w:docPart>
-      <w:docPartPr>
-        <w:name w:val="921860B7776145D9A01FD35FB07938AC"/>
-        <w:category>
-          <w:name w:val="General"/>
-          <w:gallery w:val="placeholder"/>
-        </w:category>
-        <w:types>
-          <w:type w:val="bbPlcHdr"/>
-        </w:types>
-        <w:behaviors>
-          <w:behavior w:val="content"/>
-        </w:behaviors>
-        <w:guid w:val="{B9E20950-1544-478F-8832-44D6A854C5F9}"/>
-      </w:docPartPr>
-      <w:docPartBody>
-        <w:p>
-          <w:pPr>
-            <w:pStyle w:val="921860B7776145D9A01FD35FB07938AC"/>
-          </w:pPr>
-          <w:r>
-            <w:t>2 TO 4 WEEKS PRIOR:</w:t>
-          </w:r>
-        </w:p>
-      </w:docPartBody>
-    </w:docPart>
-    <w:docPart>
-      <w:docPartPr>
-        <w:name w:val="ADBD3324F27E434E85E96DA2A8612485"/>
-        <w:category>
-          <w:name w:val="General"/>
-          <w:gallery w:val="placeholder"/>
-        </w:category>
-        <w:types>
-          <w:type w:val="bbPlcHdr"/>
-        </w:types>
-        <w:behaviors>
-          <w:behavior w:val="content"/>
-        </w:behaviors>
-        <w:guid w:val="{EC588413-FFFD-414E-ABE6-37CD9EBEDB66}"/>
-      </w:docPartPr>
-      <w:docPartBody>
-        <w:p>
-          <w:pPr>
-            <w:pStyle w:val="ADBD3324F27E434E85E96DA2A8612485"/>
-          </w:pPr>
-          <w:r>
-            <w:t>Meet with the caterer to go over menus.</w:t>
-          </w:r>
-        </w:p>
-      </w:docPartBody>
-    </w:docPart>
-    <w:docPart>
-      <w:docPartPr>
-        <w:name w:val="66D840FBB08044FD8B5769818F0FEFDD"/>
-        <w:category>
-          <w:name w:val="General"/>
-          <w:gallery w:val="placeholder"/>
-        </w:category>
-        <w:types>
-          <w:type w:val="bbPlcHdr"/>
-        </w:types>
-        <w:behaviors>
-          <w:behavior w:val="content"/>
-        </w:behaviors>
-        <w:guid w:val="{FB62D5A9-5B8A-4163-9ACA-065CBFC75553}"/>
-      </w:docPartPr>
-      <w:docPartBody>
-        <w:p>
-          <w:pPr>
-            <w:pStyle w:val="66D840FBB08044FD8B5769818F0FEFDD"/>
-          </w:pPr>
-          <w:r>
-            <w:t>Work on seating arrangements.</w:t>
-          </w:r>
-        </w:p>
-      </w:docPartBody>
-    </w:docPart>
-    <w:docPart>
-      <w:docPartPr>
-        <w:name w:val="286C09FC23904EE780A64CF3BDE387E9"/>
-        <w:category>
-          <w:name w:val="General"/>
-          <w:gallery w:val="placeholder"/>
-        </w:category>
-        <w:types>
-          <w:type w:val="bbPlcHdr"/>
-        </w:types>
-        <w:behaviors>
-          <w:behavior w:val="content"/>
-        </w:behaviors>
-        <w:guid w:val="{CF85BA7C-7AA2-49EB-BB48-82F9FA75C298}"/>
-      </w:docPartPr>
-      <w:docPartBody>
-        <w:p>
-          <w:pPr>
-            <w:pStyle w:val="286C09FC23904EE780A64CF3BDE387E9"/>
-          </w:pPr>
-          <w:r>
-            <w:t>Order the wedding cake.</w:t>
-          </w:r>
-        </w:p>
-      </w:docPartBody>
-    </w:docPart>
-    <w:docPart>
-      <w:docPartPr>
-        <w:name w:val="6F265EFC20124964B3649E88C02BCF09"/>
-        <w:category>
-          <w:name w:val="General"/>
-          <w:gallery w:val="placeholder"/>
-        </w:category>
-        <w:types>
-          <w:type w:val="bbPlcHdr"/>
-        </w:types>
-        <w:behaviors>
-          <w:behavior w:val="content"/>
-        </w:behaviors>
-        <w:guid w:val="{9A076FDF-13D8-4829-8259-A0A4701F71AE}"/>
-      </w:docPartPr>
-      <w:docPartBody>
-        <w:p>
-          <w:pPr>
-            <w:pStyle w:val="6F265EFC20124964B3649E88C02BCF09"/>
-          </w:pPr>
-          <w:r>
-            <w:t>Finalize arrangements for out-of-town people.</w:t>
-          </w:r>
-        </w:p>
-      </w:docPartBody>
-    </w:docPart>
-    <w:docPart>
-      <w:docPartPr>
-        <w:name w:val="7F02DC3566B240699576F8A6FE67433C"/>
-        <w:category>
-          <w:name w:val="General"/>
-          <w:gallery w:val="placeholder"/>
-        </w:category>
-        <w:types>
-          <w:type w:val="bbPlcHdr"/>
-        </w:types>
-        <w:behaviors>
-          <w:behavior w:val="content"/>
-        </w:behaviors>
-        <w:guid w:val="{DCF87CDF-349A-4AEF-A503-F2BE92351F48}"/>
-      </w:docPartPr>
-      <w:docPartBody>
-        <w:p>
-          <w:pPr>
-            <w:pStyle w:val="7F02DC3566B240699576F8A6FE67433C"/>
-          </w:pPr>
-          <w:r>
-            <w:t>Order the wedding rings.</w:t>
-          </w:r>
-        </w:p>
-      </w:docPartBody>
-    </w:docPart>
-    <w:docPart>
-      <w:docPartPr>
-        <w:name w:val="A782BCBDECF34EB29D56DD5F592DD919"/>
-        <w:category>
-          <w:name w:val="General"/>
-          <w:gallery w:val="placeholder"/>
-        </w:category>
-        <w:types>
-          <w:type w:val="bbPlcHdr"/>
-        </w:types>
-        <w:behaviors>
-          <w:behavior w:val="content"/>
-        </w:behaviors>
-        <w:guid w:val="{D605DA71-2033-4D1F-8543-CDBE9F5E9A4F}"/>
-      </w:docPartPr>
-      <w:docPartBody>
-        <w:p>
-          <w:pPr>
-            <w:pStyle w:val="A782BCBDECF34EB29D56DD5F592DD919"/>
-          </w:pPr>
-          <w:r>
-            <w:t xml:space="preserve">Confirm details with all vendors. </w:t>
-          </w:r>
-        </w:p>
-      </w:docPartBody>
-    </w:docPart>
-    <w:docPart>
-      <w:docPartPr>
-        <w:name w:val="2608E0C1793E4FB8A5474608EC72C2CF"/>
-        <w:category>
-          <w:name w:val="General"/>
-          <w:gallery w:val="placeholder"/>
-        </w:category>
-        <w:types>
-          <w:type w:val="bbPlcHdr"/>
-        </w:types>
-        <w:behaviors>
-          <w:behavior w:val="content"/>
-        </w:behaviors>
-        <w:guid w:val="{661E06B9-151B-425F-9775-9CDE5ACE07E7}"/>
-      </w:docPartPr>
-      <w:docPartBody>
-        <w:p>
-          <w:pPr>
-            <w:pStyle w:val="2608E0C1793E4FB8A5474608EC72C2CF"/>
-          </w:pPr>
-          <w:r>
-            <w:t>Finalize ceremony and reception music.</w:t>
-          </w:r>
-        </w:p>
-      </w:docPartBody>
-    </w:docPart>
-    <w:docPart>
-      <w:docPartPr>
-        <w:name w:val="C54F4D46DD4D4CEC81CB74AB35F1CDC1"/>
-        <w:category>
-          <w:name w:val="General"/>
-          <w:gallery w:val="placeholder"/>
-        </w:category>
-        <w:types>
-          <w:type w:val="bbPlcHdr"/>
-        </w:types>
-        <w:behaviors>
-          <w:behavior w:val="content"/>
-        </w:behaviors>
-        <w:guid w:val="{02940ED5-B6FF-4238-B05B-13A0FD883C08}"/>
-      </w:docPartPr>
-      <w:docPartBody>
-        <w:p>
-          <w:pPr>
-            <w:pStyle w:val="C54F4D46DD4D4CEC81CB74AB35F1CDC1"/>
-          </w:pPr>
-          <w:r>
-            <w:t>Have final fitting for wedding gown.</w:t>
-          </w:r>
-        </w:p>
-      </w:docPartBody>
-    </w:docPart>
-    <w:docPart>
-      <w:docPartPr>
-        <w:name w:val="1A6B464E1DB14CC8A4D47DD93C5579EE"/>
-        <w:category>
-          <w:name w:val="General"/>
-          <w:gallery w:val="placeholder"/>
-        </w:category>
-        <w:types>
-          <w:type w:val="bbPlcHdr"/>
-        </w:types>
-        <w:behaviors>
-          <w:behavior w:val="content"/>
-        </w:behaviors>
-        <w:guid w:val="{1BBF5E29-CEBB-4B68-BF73-15D3377A5B25}"/>
-      </w:docPartPr>
-      <w:docPartBody>
-        <w:p>
-          <w:pPr>
-            <w:pStyle w:val="1A6B464E1DB14CC8A4D47DD93C5579EE"/>
-          </w:pPr>
-          <w:r>
-            <w:t>Book a hotel room for the wedding night.</w:t>
-          </w:r>
-        </w:p>
-      </w:docPartBody>
-    </w:docPart>
-    <w:docPart>
-      <w:docPartPr>
-        <w:name w:val="409DC717AA324D90ABEA5CA4D2C4C409"/>
-        <w:category>
-          <w:name w:val="General"/>
-          <w:gallery w:val="placeholder"/>
-        </w:category>
-        <w:types>
-          <w:type w:val="bbPlcHdr"/>
-        </w:types>
-        <w:behaviors>
-          <w:behavior w:val="content"/>
-        </w:behaviors>
-        <w:guid w:val="{913055AE-59D0-4D3F-8735-FCEED81346AB}"/>
-      </w:docPartPr>
-      <w:docPartBody>
-        <w:p>
-          <w:pPr>
-            <w:pStyle w:val="409DC717AA324D90ABEA5CA4D2C4C409"/>
-          </w:pPr>
-          <w:r>
-            <w:t>Write your rehearsal dinner toast.</w:t>
-          </w:r>
-        </w:p>
-      </w:docPartBody>
-    </w:docPart>
-    <w:docPart>
-      <w:docPartPr>
-        <w:name w:val="CBD6E01711DE45E89A96C7B29280996D"/>
-        <w:category>
-          <w:name w:val="General"/>
-          <w:gallery w:val="placeholder"/>
-        </w:category>
-        <w:types>
-          <w:type w:val="bbPlcHdr"/>
-        </w:types>
-        <w:behaviors>
-          <w:behavior w:val="content"/>
-        </w:behaviors>
-        <w:guid w:val="{74CE5681-785C-4FBE-BB1E-C4F820849D3F}"/>
-      </w:docPartPr>
-      <w:docPartBody>
-        <w:p>
-          <w:pPr>
-            <w:pStyle w:val="CBD6E01711DE45E89A96C7B29280996D"/>
-          </w:pPr>
-          <w:r>
-            <w:t>If writing vows, work on them now.</w:t>
-          </w:r>
-        </w:p>
-      </w:docPartBody>
-    </w:docPart>
-    <w:docPart>
-      <w:docPartPr>
-        <w:name w:val="1241A98342334D65B542E54F877D352F"/>
-        <w:category>
-          <w:name w:val="General"/>
-          <w:gallery w:val="placeholder"/>
-        </w:category>
-        <w:types>
-          <w:type w:val="bbPlcHdr"/>
-        </w:types>
-        <w:behaviors>
-          <w:behavior w:val="content"/>
-        </w:behaviors>
-        <w:guid w:val="{CF76872A-591E-4CEE-8218-A0D7CAC65427}"/>
-      </w:docPartPr>
-      <w:docPartBody>
-        <w:p>
-          <w:pPr>
-            <w:pStyle w:val="1241A98342334D65B542E54F877D352F"/>
-          </w:pPr>
-          <w:r>
-            <w:t>Purchase gifts for the wedding attendants.</w:t>
-          </w:r>
-        </w:p>
-      </w:docPartBody>
-    </w:docPart>
-    <w:docPart>
-      <w:docPartPr>
-        <w:name w:val="CB56AFB9135B4E74A05A2FA834E74EA9"/>
-        <w:category>
-          <w:name w:val="General"/>
-          <w:gallery w:val="placeholder"/>
-        </w:category>
-        <w:types>
-          <w:type w:val="bbPlcHdr"/>
-        </w:types>
-        <w:behaviors>
-          <w:behavior w:val="content"/>
-        </w:behaviors>
-        <w:guid w:val="{854598CF-09EA-47EB-A409-65B13699C80E}"/>
-      </w:docPartPr>
-      <w:docPartBody>
-        <w:p>
-          <w:pPr>
-            <w:pStyle w:val="CB56AFB9135B4E74A05A2FA834E74EA9"/>
-          </w:pPr>
-          <w:r>
-            <w:t>Look into where bridal party will get ready.</w:t>
-          </w:r>
-        </w:p>
-      </w:docPartBody>
-    </w:docPart>
-    <w:docPart>
-      <w:docPartPr>
-        <w:name w:val="3AA3CC83541D492E954E4D0B172C0640"/>
-        <w:category>
-          <w:name w:val="General"/>
-          <w:gallery w:val="placeholder"/>
-        </w:category>
-        <w:types>
-          <w:type w:val="bbPlcHdr"/>
-        </w:types>
-        <w:behaviors>
-          <w:behavior w:val="content"/>
-        </w:behaviors>
-        <w:guid w:val="{6096C770-4925-4E33-81B1-432A618C8547}"/>
-      </w:docPartPr>
-      <w:docPartBody>
-        <w:p>
-          <w:pPr>
-            <w:pStyle w:val="3AA3CC83541D492E954E4D0B172C0640"/>
-          </w:pPr>
-          <w:r>
-            <w:t xml:space="preserve">1 WEEK PRIOR: </w:t>
-          </w:r>
-        </w:p>
-      </w:docPartBody>
-    </w:docPart>
-    <w:docPart>
-      <w:docPartPr>
-        <w:name w:val="C705B7CE53104EDEB7F3FA49427CCD6C"/>
-        <w:category>
-          <w:name w:val="General"/>
-          <w:gallery w:val="placeholder"/>
-        </w:category>
-        <w:types>
-          <w:type w:val="bbPlcHdr"/>
-        </w:types>
-        <w:behaviors>
-          <w:behavior w:val="content"/>
-        </w:behaviors>
-        <w:guid w:val="{9A55F60F-14D4-4383-A979-E76BF3608CB3}"/>
-      </w:docPartPr>
-      <w:docPartBody>
-        <w:p>
-          <w:pPr>
-            <w:pStyle w:val="C705B7CE53104EDEB7F3FA49427CCD6C"/>
-          </w:pPr>
-          <w:r>
-            <w:t>Communicate rehearsal dinner details.</w:t>
-          </w:r>
-        </w:p>
-      </w:docPartBody>
-    </w:docPart>
-    <w:docPart>
-      <w:docPartPr>
-        <w:name w:val="C9193B20042445E0B86AEF409E606487"/>
-        <w:category>
-          <w:name w:val="General"/>
-          <w:gallery w:val="placeholder"/>
-        </w:category>
-        <w:types>
-          <w:type w:val="bbPlcHdr"/>
-        </w:types>
-        <w:behaviors>
-          <w:behavior w:val="content"/>
-        </w:behaviors>
-        <w:guid w:val="{46DB2137-4CE9-442C-A8B8-828C906AC25D}"/>
-      </w:docPartPr>
-      <w:docPartBody>
-        <w:p>
-          <w:pPr>
-            <w:pStyle w:val="C9193B20042445E0B86AEF409E606487"/>
-          </w:pPr>
-          <w:r>
-            <w:t>Plan for any fees due on the wedding day.</w:t>
-          </w:r>
-        </w:p>
-      </w:docPartBody>
-    </w:docPart>
-    <w:docPart>
-      <w:docPartPr>
-        <w:name w:val="1D4DA23BEA5A48F9B18015A4CB253330"/>
-        <w:category>
-          <w:name w:val="General"/>
-          <w:gallery w:val="placeholder"/>
-        </w:category>
-        <w:types>
-          <w:type w:val="bbPlcHdr"/>
-        </w:types>
-        <w:behaviors>
-          <w:behavior w:val="content"/>
-        </w:behaviors>
-        <w:guid w:val="{3B6D30BC-F16A-409D-B7AC-1EBA8E444CFA}"/>
-      </w:docPartPr>
-      <w:docPartBody>
-        <w:p>
-          <w:pPr>
-            <w:pStyle w:val="1D4DA23BEA5A48F9B18015A4CB253330"/>
-          </w:pPr>
-          <w:r>
-            <w:t>Get final beauty treatments.</w:t>
-          </w:r>
-        </w:p>
-      </w:docPartBody>
-    </w:docPart>
-    <w:docPart>
-      <w:docPartPr>
-        <w:name w:val="C252572A11954220B873269AF97F54CE"/>
-        <w:category>
-          <w:name w:val="General"/>
-          <w:gallery w:val="placeholder"/>
-        </w:category>
-        <w:types>
-          <w:type w:val="bbPlcHdr"/>
-        </w:types>
-        <w:behaviors>
-          <w:behavior w:val="content"/>
-        </w:behaviors>
-        <w:guid w:val="{315DC113-BCF0-4930-80B5-225C11A28D94}"/>
-      </w:docPartPr>
-      <w:docPartBody>
-        <w:p>
-          <w:pPr>
-            <w:pStyle w:val="C252572A11954220B873269AF97F54CE"/>
-          </w:pPr>
-          <w:r>
-            <w:t>THE DAY BEFORE THE WEDDING:</w:t>
-          </w:r>
-        </w:p>
-      </w:docPartBody>
-    </w:docPart>
-    <w:docPart>
-      <w:docPartPr>
-        <w:name w:val="7BB2FB920D3F409EAA8AECF2A0DA80BD"/>
-        <w:category>
-          <w:name w:val="General"/>
-          <w:gallery w:val="placeholder"/>
-        </w:category>
-        <w:types>
-          <w:type w:val="bbPlcHdr"/>
-        </w:types>
-        <w:behaviors>
-          <w:behavior w:val="content"/>
-        </w:behaviors>
-        <w:guid w:val="{3924D384-F7F5-4083-9DD5-DCF3DED36DD2}"/>
-      </w:docPartPr>
-      <w:docPartBody>
-        <w:p>
-          <w:pPr>
-            <w:pStyle w:val="7BB2FB920D3F409EAA8AECF2A0DA80BD"/>
-          </w:pPr>
-          <w:r>
-            <w:t>Find someone to solve last minute issues.</w:t>
-          </w:r>
-        </w:p>
-      </w:docPartBody>
-    </w:docPart>
-    <w:docPart>
-      <w:docPartPr>
-        <w:name w:val="6F5461045C2E4CF8A34A4B9131A07DE8"/>
-        <w:category>
-          <w:name w:val="General"/>
-          <w:gallery w:val="placeholder"/>
-        </w:category>
-        <w:types>
-          <w:type w:val="bbPlcHdr"/>
-        </w:types>
-        <w:behaviors>
-          <w:behavior w:val="content"/>
-        </w:behaviors>
-        <w:guid w:val="{F3298E1D-82A1-4C2C-87A3-52536B9188FC}"/>
-      </w:docPartPr>
-      <w:docPartBody>
-        <w:p>
-          <w:pPr>
-            <w:pStyle w:val="6F5461045C2E4CF8A34A4B9131A07DE8"/>
-          </w:pPr>
-          <w:r>
-            <w:t>Confirm honeymoon arrangements.</w:t>
-          </w:r>
-        </w:p>
-      </w:docPartBody>
-    </w:docPart>
-    <w:docPart>
-      <w:docPartPr>
-        <w:name w:val="1F93A97FC3DF45808AA085163175FA54"/>
-        <w:category>
-          <w:name w:val="General"/>
-          <w:gallery w:val="placeholder"/>
-        </w:category>
-        <w:types>
-          <w:type w:val="bbPlcHdr"/>
-        </w:types>
-        <w:behaviors>
-          <w:behavior w:val="content"/>
-        </w:behaviors>
-        <w:guid w:val="{55214BED-F8F3-4B5A-AE5F-5719E6985BB8}"/>
-      </w:docPartPr>
-      <w:docPartBody>
-        <w:p>
-          <w:pPr>
-            <w:pStyle w:val="1F93A97FC3DF45808AA085163175FA54"/>
-          </w:pPr>
-          <w:r>
-            <w:t>Give the caterer a final head count.</w:t>
-          </w:r>
-        </w:p>
-      </w:docPartBody>
-    </w:docPart>
-    <w:docPart>
-      <w:docPartPr>
-        <w:name w:val="98384C43869C41EFB7B10C51F5ECE628"/>
-        <w:category>
-          <w:name w:val="General"/>
-          <w:gallery w:val="placeholder"/>
-        </w:category>
-        <w:types>
-          <w:type w:val="bbPlcHdr"/>
-        </w:types>
-        <w:behaviors>
-          <w:behavior w:val="content"/>
-        </w:behaviors>
-        <w:guid w:val="{4353DD6B-A89D-43CF-8251-7DB2D86AB958}"/>
-      </w:docPartPr>
-      <w:docPartBody>
-        <w:p>
-          <w:pPr>
-            <w:pStyle w:val="98384C43869C41EFB7B10C51F5ECE628"/>
-          </w:pPr>
-          <w:r>
-            <w:t>Pack for the honeymoon.</w:t>
-          </w:r>
-        </w:p>
-      </w:docPartBody>
-    </w:docPart>
-    <w:docPart>
-      <w:docPartPr>
-        <w:name w:val="31C1882C1C6245AAB368F065AEAEF48E"/>
-        <w:category>
-          <w:name w:val="General"/>
-          <w:gallery w:val="placeholder"/>
-        </w:category>
-        <w:types>
-          <w:type w:val="bbPlcHdr"/>
-        </w:types>
-        <w:behaviors>
-          <w:behavior w:val="content"/>
-        </w:behaviors>
-        <w:guid w:val="{3452BAEE-C200-40F0-A223-5F07B0689CB0}"/>
-      </w:docPartPr>
-      <w:docPartBody>
-        <w:p>
-          <w:pPr>
-            <w:pStyle w:val="31C1882C1C6245AAB368F065AEAEF48E"/>
-          </w:pPr>
-          <w:r>
-            <w:t>Give bridal party and parents their gift.</w:t>
-          </w:r>
-        </w:p>
-      </w:docPartBody>
-    </w:docPart>
-    <w:docPart>
-      <w:docPartPr>
-        <w:name w:val="73F10F175E564E91B958771F5A716638"/>
-        <w:category>
-          <w:name w:val="General"/>
-          <w:gallery w:val="placeholder"/>
-        </w:category>
-        <w:types>
-          <w:type w:val="bbPlcHdr"/>
-        </w:types>
-        <w:behaviors>
-          <w:behavior w:val="content"/>
-        </w:behaviors>
-        <w:guid w:val="{EFD3975B-12B1-40C1-BD81-30D76DDABCFA}"/>
-      </w:docPartPr>
-      <w:docPartBody>
-        <w:p>
-          <w:pPr>
-            <w:pStyle w:val="73F10F175E564E91B958771F5A716638"/>
-          </w:pPr>
-          <w:r>
-            <w:t>WEDDING DAY:</w:t>
-          </w:r>
-        </w:p>
-      </w:docPartBody>
-    </w:docPart>
-    <w:docPart>
-      <w:docPartPr>
-        <w:name w:val="411682C11E98456AAF0D4A34B5F1B2FB"/>
-        <w:category>
-          <w:name w:val="General"/>
-          <w:gallery w:val="placeholder"/>
-        </w:category>
-        <w:types>
-          <w:type w:val="bbPlcHdr"/>
-        </w:types>
-        <w:behaviors>
-          <w:behavior w:val="content"/>
-        </w:behaviors>
-        <w:guid w:val="{F90816A8-A290-4364-88BD-9C1DBB4F53AE}"/>
-      </w:docPartPr>
-      <w:docPartBody>
-        <w:p>
-          <w:pPr>
-            <w:pStyle w:val="411682C11E98456AAF0D4A34B5F1B2FB"/>
-          </w:pPr>
-          <w:r>
-            <w:t>Hand off rings to best man or ring bearer.</w:t>
-          </w:r>
-        </w:p>
-      </w:docPartBody>
-    </w:docPart>
-    <w:docPart>
-      <w:docPartPr>
-        <w:name w:val="A6AEDEBDFBD049A68AA091FF00C9E133"/>
-        <w:category>
-          <w:name w:val="General"/>
-          <w:gallery w:val="placeholder"/>
-        </w:category>
-        <w:types>
-          <w:type w:val="bbPlcHdr"/>
-        </w:types>
-        <w:behaviors>
-          <w:behavior w:val="content"/>
-        </w:behaviors>
-        <w:guid w:val="{4D507802-D095-4784-ADA3-38549815E7BA}"/>
-      </w:docPartPr>
-      <w:docPartBody>
-        <w:p>
-          <w:pPr>
-            <w:pStyle w:val="A6AEDEBDFBD049A68AA091FF00C9E133"/>
-          </w:pPr>
-          <w:r>
-            <w:t>Allow at least two hours to get dressed.</w:t>
-          </w:r>
-        </w:p>
-      </w:docPartBody>
-    </w:docPart>
-    <w:docPart>
-      <w:docPartPr>
-        <w:name w:val="5F8AC91ABD224A41B38CF39E566F57DE"/>
-        <w:category>
-          <w:name w:val="General"/>
-          <w:gallery w:val="placeholder"/>
-        </w:category>
-        <w:types>
-          <w:type w:val="bbPlcHdr"/>
-        </w:types>
-        <w:behaviors>
-          <w:behavior w:val="content"/>
-        </w:behaviors>
-        <w:guid w:val="{CBB4621C-E4A9-4D30-B5A6-4C1FE902D81E}"/>
-      </w:docPartPr>
-      <w:docPartBody>
-        <w:p>
-          <w:pPr>
-            <w:pStyle w:val="5F8AC91ABD224A41B38CF39E566F57DE"/>
-          </w:pPr>
-          <w:r>
-            <w:t>Attend the rehearsal dinner.</w:t>
-          </w:r>
-        </w:p>
-      </w:docPartBody>
-    </w:docPart>
-    <w:docPart>
-      <w:docPartPr>
-        <w:name w:val="614E18FF8DE54166BAD75C040BBD49B2"/>
-        <w:category>
-          <w:name w:val="General"/>
-          <w:gallery w:val="placeholder"/>
-        </w:category>
-        <w:types>
-          <w:type w:val="bbPlcHdr"/>
-        </w:types>
-        <w:behaviors>
-          <w:behavior w:val="content"/>
-        </w:behaviors>
-        <w:guid w:val="{8E2A4E79-1949-4098-AE38-61C384F16127}"/>
-      </w:docPartPr>
-      <w:docPartBody>
-        <w:p>
-          <w:pPr>
-            <w:pStyle w:val="614E18FF8DE54166BAD75C040BBD49B2"/>
-          </w:pPr>
-          <w:r>
-            <w:t>Post wedding announcements in the mail.</w:t>
-          </w:r>
-        </w:p>
-      </w:docPartBody>
-    </w:docPart>
-    <w:docPart>
-      <w:docPartPr>
-        <w:name w:val="056FE312FC194B93876CFC0C6BB06A34"/>
-        <w:category>
-          <w:name w:val="General"/>
-          <w:gallery w:val="placeholder"/>
-        </w:category>
-        <w:types>
-          <w:type w:val="bbPlcHdr"/>
-        </w:types>
-        <w:behaviors>
-          <w:behavior w:val="content"/>
-        </w:behaviors>
-        <w:guid w:val="{5A5E5330-1405-4596-AD8A-4E38A8F45841}"/>
-      </w:docPartPr>
-      <w:docPartBody>
-        <w:p>
-          <w:pPr>
-            <w:pStyle w:val="056FE312FC194B93876CFC0C6BB06A34"/>
-          </w:pPr>
-          <w:r>
-            <w:t>Gather the following:</w:t>
-          </w:r>
-        </w:p>
-      </w:docPartBody>
-    </w:docPart>
-    <w:docPart>
-      <w:docPartPr>
-        <w:name w:val="73BEEF1608F1464CBE39942712DCE8AD"/>
-        <w:category>
-          <w:name w:val="General"/>
-          <w:gallery w:val="placeholder"/>
-        </w:category>
-        <w:types>
-          <w:type w:val="bbPlcHdr"/>
-        </w:types>
-        <w:behaviors>
-          <w:behavior w:val="content"/>
-        </w:behaviors>
-        <w:guid w:val="{CF54BA30-B32A-44A0-9840-E748145F8736}"/>
-      </w:docPartPr>
-      <w:docPartBody>
-        <w:p>
-          <w:pPr>
-            <w:pStyle w:val="73BEEF1608F1464CBE39942712DCE8AD"/>
-          </w:pPr>
-          <w:r>
-            <w:t>Relax and remain calm.</w:t>
-          </w:r>
-        </w:p>
-      </w:docPartBody>
-    </w:docPart>
-    <w:docPart>
-      <w:docPartPr>
-        <w:name w:val="7F5155F69E2A48469E90878908251646"/>
-        <w:category>
-          <w:name w:val="General"/>
-          <w:gallery w:val="placeholder"/>
-        </w:category>
-        <w:types>
-          <w:type w:val="bbPlcHdr"/>
-        </w:types>
-        <w:behaviors>
-          <w:behavior w:val="content"/>
-        </w:behaviors>
-        <w:guid w:val="{AD79C338-C35B-4DD9-AC63-454907792979}"/>
-      </w:docPartPr>
-      <w:docPartBody>
-        <w:p>
-          <w:pPr>
-            <w:pStyle w:val="7F5155F69E2A48469E90878908251646"/>
-          </w:pPr>
-          <w:r>
-            <w:t>Something old</w:t>
-          </w:r>
-        </w:p>
-      </w:docPartBody>
-    </w:docPart>
-    <w:docPart>
-      <w:docPartPr>
-        <w:name w:val="B48B8EBC14524158B0956B73C0BF568E"/>
-        <w:category>
-          <w:name w:val="General"/>
-          <w:gallery w:val="placeholder"/>
-        </w:category>
-        <w:types>
-          <w:type w:val="bbPlcHdr"/>
-        </w:types>
-        <w:behaviors>
-          <w:behavior w:val="content"/>
-        </w:behaviors>
-        <w:guid w:val="{5C946909-02BE-4BF2-B06B-61A05D058842}"/>
-      </w:docPartPr>
-      <w:docPartBody>
-        <w:p>
-          <w:pPr>
-            <w:pStyle w:val="B48B8EBC14524158B0956B73C0BF568E"/>
-          </w:pPr>
-          <w:r>
-            <w:t>Something new.</w:t>
-          </w:r>
-        </w:p>
-      </w:docPartBody>
-    </w:docPart>
-    <w:docPart>
-      <w:docPartPr>
-        <w:name w:val="BFD8A7EE9C7D4580B66E96818E26B4EA"/>
-        <w:category>
-          <w:name w:val="General"/>
-          <w:gallery w:val="placeholder"/>
-        </w:category>
-        <w:types>
-          <w:type w:val="bbPlcHdr"/>
-        </w:types>
-        <w:behaviors>
-          <w:behavior w:val="content"/>
-        </w:behaviors>
-        <w:guid w:val="{B3E62781-D21E-4B31-8BE9-4E42D199370E}"/>
-      </w:docPartPr>
-      <w:docPartBody>
-        <w:p>
-          <w:pPr>
-            <w:pStyle w:val="BFD8A7EE9C7D4580B66E96818E26B4EA"/>
-          </w:pPr>
-          <w:r>
-            <w:t>Something borrowed.</w:t>
-          </w:r>
-        </w:p>
-      </w:docPartBody>
-    </w:docPart>
-    <w:docPart>
-      <w:docPartPr>
-        <w:name w:val="98FFDF153CA3444AAC79CBD980E5A9B2"/>
-        <w:category>
-          <w:name w:val="General"/>
-          <w:gallery w:val="placeholder"/>
-        </w:category>
-        <w:types>
-          <w:type w:val="bbPlcHdr"/>
-        </w:types>
-        <w:behaviors>
-          <w:behavior w:val="content"/>
-        </w:behaviors>
-        <w:guid w:val="{0AFEFC72-C0FE-46D8-8ECD-6E1176940B1E}"/>
-      </w:docPartPr>
-      <w:docPartBody>
-        <w:p>
-          <w:pPr>
-            <w:pStyle w:val="98FFDF153CA3444AAC79CBD980E5A9B21"/>
-          </w:pPr>
-          <w:r>
-            <w:rPr>
-              <w:rStyle w:val="PlaceholderText"/>
-            </w:rPr>
-            <w:t>Click or tap here to enter text.</w:t>
-          </w:r>
-        </w:p>
-      </w:docPartBody>
-    </w:docPart>
-    <w:docPart>
-      <w:docPartPr>
-        <w:name w:val="81219048524F463B8F998E060DACF6CE"/>
-        <w:category>
-          <w:name w:val="General"/>
-          <w:gallery w:val="placeholder"/>
-        </w:category>
-        <w:types>
-          <w:type w:val="bbPlcHdr"/>
-        </w:types>
-        <w:behaviors>
-          <w:behavior w:val="content"/>
-        </w:behaviors>
-        <w:guid w:val="{DAE9B6BF-6A36-4021-9B3A-CBFB110D691B}"/>
-      </w:docPartPr>
-      <w:docPartBody>
-        <w:p>
-          <w:pPr>
-            <w:pStyle w:val="81219048524F463B8F998E060DACF6CE"/>
-          </w:pPr>
-          <w:r>
-            <w:t>Remember to eat something.</w:t>
-          </w:r>
-        </w:p>
-      </w:docPartBody>
-    </w:docPart>
-  </w:docParts>
-</w:glossaryDocument>
-</file>
-
-<file path=word/glossary/fontTable.xml><?xml version="1.0" encoding="utf-8"?>
-<w:fonts xmlns:mc="http://schemas.openxmlformats.org/markup-compatibility/2006" xmlns:r="http://schemas.openxmlformats.org/officeDocument/2006/relationships" xmlns:w="http://schemas.openxmlformats.org/wordprocessingml/2006/main" xmlns:w14="http://schemas.microsoft.com/office/word/2010/wordml" xmlns:w15="http://schemas.microsoft.com/office/word/2012/wordml" xmlns:w16cex="http://schemas.microsoft.com/office/word/2018/wordml/cex" xmlns:w16cid="http://schemas.microsoft.com/office/word/2016/wordml/cid" xmlns:w16="http://schemas.microsoft.com/office/word/2018/wordml" xmlns:w16sdtdh="http://schemas.microsoft.com/office/word/2020/wordml/sdtdatahash" xmlns:w16se="http://schemas.microsoft.com/office/word/2015/wordml/symex" mc:Ignorable="w14 w15 w16se w16cid w16 w16cex w16sdtdh">
-  <w:font w:name="Tw Cen MT">
-    <w:panose1 w:val="020B0602020104020603"/>
-    <w:charset w:val="00"/>
-    <w:family w:val="swiss"/>
-    <w:pitch w:val="variable"/>
-    <w:sig w:usb0="00000007" w:usb1="00000000" w:usb2="00000000" w:usb3="00000000" w:csb0="00000003" w:csb1="00000000"/>
-  </w:font>
-  <w:font w:name="MS Mincho">
-    <w:altName w:val="MS Mincho"/>
-    <w:panose1 w:val="02020609040205080304"/>
-    <w:charset w:val="80"/>
-    <w:family w:val="modern"/>
-    <w:pitch w:val="fixed"/>
-    <w:sig w:usb0="E00002FF" w:usb1="6AC7FDFB" w:usb2="08000012" w:usb3="00000000" w:csb0="0002009F" w:csb1="00000000"/>
-  </w:font>
-  <w:font w:name="Times New Roman">
-    <w:panose1 w:val="02020603050405020304"/>
-    <w:charset w:val="00"/>
-    <w:family w:val="roman"/>
-    <w:pitch w:val="variable"/>
-    <w:sig w:usb0="E0002EFF" w:usb1="C000785B" w:usb2="00000009" w:usb3="00000000" w:csb0="000001FF" w:csb1="00000000"/>
-  </w:font>
-  <w:font w:name="Century Schoolbook">
-    <w:panose1 w:val="02040604050505020304"/>
-    <w:charset w:val="00"/>
-    <w:family w:val="roman"/>
-    <w:pitch w:val="variable"/>
-    <w:sig w:usb0="00000287" w:usb1="00000000" w:usb2="00000000" w:usb3="00000000" w:csb0="0000009F" w:csb1="00000000"/>
-  </w:font>
-  <w:font w:name="Times New Roman (Body CS)">
-    <w:altName w:val="Times New Roman"/>
-    <w:panose1 w:val="00000000000000000000"/>
-    <w:charset w:val="00"/>
-    <w:family w:val="roman"/>
-    <w:notTrueType/>
-    <w:pitch w:val="default"/>
-  </w:font>
-  <w:font w:name="Times New Roman (Headings CS)">
-    <w:altName w:val="Times New Roman"/>
-    <w:panose1 w:val="00000000000000000000"/>
-    <w:charset w:val="00"/>
-    <w:family w:val="roman"/>
-    <w:notTrueType/>
-    <w:pitch w:val="default"/>
-  </w:font>
-  <w:font w:name="MS Gothic">
-    <w:altName w:val="ＭＳ ゴシック"/>
-    <w:panose1 w:val="020B0609070205080204"/>
-    <w:charset w:val="80"/>
-    <w:family w:val="modern"/>
-    <w:pitch w:val="fixed"/>
-    <w:sig w:usb0="E00002FF" w:usb1="6AC7FDFB" w:usb2="08000012" w:usb3="00000000" w:csb0="0002009F" w:csb1="00000000"/>
-  </w:font>
-  <w:font w:name="Calibri">
-    <w:panose1 w:val="020F0502020204030204"/>
-    <w:charset w:val="00"/>
-    <w:family w:val="swiss"/>
-    <w:pitch w:val="variable"/>
-    <w:sig w:usb0="E4002EFF" w:usb1="C000247B" w:usb2="00000009" w:usb3="00000000" w:csb0="000001FF" w:csb1="00000000"/>
-  </w:font>
-  <w:font w:name="Calibri Light">
-    <w:panose1 w:val="020F0302020204030204"/>
-    <w:charset w:val="00"/>
-    <w:family w:val="swiss"/>
-    <w:pitch w:val="variable"/>
-    <w:sig w:usb0="E4002EFF" w:usb1="C000247B" w:usb2="00000009" w:usb3="00000000" w:csb0="000001FF" w:csb1="00000000"/>
-  </w:font>
-</w:fonts>
-</file>
-
-<file path=word/glossary/settings2.xml><?xml version="1.0" encoding="utf-8"?>
-<w:settings xmlns:mc="http://schemas.openxmlformats.org/markup-compatibility/2006" xmlns:o="urn:schemas-microsoft-com:office:office" xmlns:r="http://schemas.openxmlformats.org/officeDocument/2006/relationships" xmlns:m="http://schemas.openxmlformats.org/officeDocument/2006/math" xmlns:v="urn:schemas-microsoft-com:vml" xmlns:w10="urn:schemas-microsoft-com:office:word" xmlns:w="http://schemas.openxmlformats.org/wordprocessingml/2006/main" xmlns:w14="http://schemas.microsoft.com/office/word/2010/wordml" xmlns:w15="http://schemas.microsoft.com/office/word/2012/wordml" xmlns:w16cex="http://schemas.microsoft.com/office/word/2018/wordml/cex" xmlns:w16cid="http://schemas.microsoft.com/office/word/2016/wordml/cid" xmlns:w16="http://schemas.microsoft.com/office/word/2018/wordml" xmlns:w16sdtdh="http://schemas.microsoft.com/office/word/2020/wordml/sdtdatahash" xmlns:w16se="http://schemas.microsoft.com/office/word/2015/wordml/symex" xmlns:sl="http://schemas.openxmlformats.org/schemaLibrary/2006/main" mc:Ignorable="w14 w15 w16se w16cid w16 w16cex w16sdtdh">
-  <w:view w:val="normal"/>
-  <w:revisionView w:formatting="0"/>
-  <w:defaultTabStop w:val="720"/>
-  <w:characterSpacingControl w:val="doNotCompress"/>
-  <w:compat>
-    <w:useFELayout/>
-    <w:compatSetting w:name="compatibilityMode" w:uri="http://schemas.microsoft.com/office/word" w:val="15"/>
-    <w:compatSetting w:name="overrideTableStyleFontSizeAndJustification" w:uri="http://schemas.microsoft.com/office/word" w:val="1"/>
-    <w:compatSetting w:name="enableOpenTypeFeatures" w:uri="http://schemas.microsoft.com/office/word" w:val="1"/>
-    <w:compatSetting w:name="doNotFlipMirrorIndents" w:uri="http://schemas.microsoft.com/office/word" w:val="1"/>
-    <w:compatSetting w:name="differentiateMultirowTableHeaders" w:uri="http://schemas.microsoft.com/office/word" w:val="1"/>
-    <w:compatSetting w:name="useWord2013TrackBottomHyphenation" w:uri="http://schemas.microsoft.com/office/word" w:val="0"/>
-  </w:compat>
-  <w:rsids>
-    <w:rsidRoot w:val="0070315F"/>
-    <w:rsid w:val="00085DCF"/>
-    <w:rsid w:val="003D3759"/>
-    <w:rsid w:val="007006C0"/>
-    <w:rsid w:val="0070315F"/>
-    <w:rsid w:val="00926A78"/>
-    <w:rsid w:val="00D365CA"/>
-  </w:rsids>
-  <m:mathPr>
-    <m:mathFont m:val="Cambria Math"/>
-    <m:brkBin m:val="before"/>
-    <m:brkBinSub m:val="--"/>
-    <m:smallFrac m:val="0"/>
-    <m:dispDef/>
-    <m:lMargin m:val="0"/>
-    <m:rMargin m:val="0"/>
-    <m:defJc m:val="centerGroup"/>
-    <m:wrapIndent m:val="1440"/>
-    <m:intLim m:val="subSup"/>
-    <m:naryLim m:val="undOvr"/>
-  </m:mathPr>
-  <w:themeFontLang w:val="en-US"/>
-  <w:clrSchemeMapping w:bg1="light1" w:t1="dark1" w:bg2="light2" w:t2="dark2" w:accent1="accent1" w:accent2="accent2" w:accent3="accent3" w:accent4="accent4" w:accent5="accent5" w:accent6="accent6" w:hyperlink="hyperlink" w:followedHyperlink="followedHyperlink"/>
-  <w:decimalSymbol w:val="."/>
-  <w:listSeparator w:val=","/>
-  <w15:chartTrackingRefBased/>
-</w:settings>
-</file>
-
-<file path=word/glossary/styles2.xml><?xml version="1.0" encoding="utf-8"?>
-<w:styles xmlns:mc="http://schemas.openxmlformats.org/markup-compatibility/2006" xmlns:r="http://schemas.openxmlformats.org/officeDocument/2006/relationships" xmlns:w="http://schemas.openxmlformats.org/wordprocessingml/2006/main" xmlns:w14="http://schemas.microsoft.com/office/word/2010/wordml" xmlns:w15="http://schemas.microsoft.com/office/word/2012/wordml" xmlns:w16cex="http://schemas.microsoft.com/office/word/2018/wordml/cex" xmlns:w16cid="http://schemas.microsoft.com/office/word/2016/wordml/cid" xmlns:w16="http://schemas.microsoft.com/office/word/2018/wordml" xmlns:w16sdtdh="http://schemas.microsoft.com/office/word/2020/wordml/sdtdatahash" xmlns:w16se="http://schemas.microsoft.com/office/word/2015/wordml/symex" mc:Ignorable="w14 w15 w16se w16cid w16 w16cex w16sdtdh">
-  <w:docDefaults>
-    <w:rPrDefault>
-      <w:rPr>
-        <w:rFonts w:asciiTheme="minorHAnsi" w:eastAsiaTheme="minorEastAsia" w:hAnsiTheme="minorHAnsi" w:cstheme="minorBidi"/>
-        <w:sz w:val="22"/>
-        <w:szCs w:val="22"/>
-        <w:lang w:val="en-US" w:eastAsia="en-US" w:bidi="ar-SA"/>
-      </w:rPr>
-    </w:rPrDefault>
-    <w:pPrDefault>
-      <w:pPr>
-        <w:spacing w:after="160" w:line="259" w:lineRule="auto"/>
-      </w:pPr>
-    </w:pPrDefault>
-  </w:docDefaults>
-  <w:latentStyles w:defLockedState="0" w:defUIPriority="99" w:defSemiHidden="0" w:defUnhideWhenUsed="0" w:defQFormat="0" w:count="376">
-    <w:lsdException w:name="Normal" w:uiPriority="0" w:qFormat="1"/>
-    <w:lsdException w:name="heading 1" w:uiPriority="9" w:qFormat="1"/>
-    <w:lsdException w:name="heading 2" w:semiHidden="1" w:uiPriority="9" w:unhideWhenUsed="1" w:qFormat="1"/>
-    <w:lsdException w:name="heading 3" w:semiHidden="1" w:uiPriority="9" w:unhideWhenUsed="1" w:qFormat="1"/>
-    <w:lsdException w:name="heading 4" w:semiHidden="1" w:uiPriority="9" w:unhideWhenUsed="1" w:qFormat="1"/>
-    <w:lsdException w:name="heading 5" w:semiHidden="1" w:uiPriority="9" w:unhideWhenUsed="1" w:qFormat="1"/>
-    <w:lsdException w:name="heading 6" w:semiHidden="1" w:uiPriority="9" w:unhideWhenUsed="1" w:qFormat="1"/>
-    <w:lsdException w:name="heading 7" w:semiHidden="1" w:uiPriority="9" w:unhideWhenUsed="1" w:qFormat="1"/>
-    <w:lsdException w:name="heading 8" w:semiHidden="1" w:uiPriority="9" w:unhideWhenUsed="1" w:qFormat="1"/>
-    <w:lsdException w:name="heading 9" w:semiHidden="1" w:uiPriority="9" w:unhideWhenUsed="1" w:qFormat="1"/>
-    <w:lsdException w:name="index 1" w:semiHidden="1" w:unhideWhenUsed="1"/>
-    <w:lsdException w:name="index 2" w:semiHidden="1" w:unhideWhenUsed="1"/>
-    <w:lsdException w:name="index 3" w:semiHidden="1" w:unhideWhenUsed="1"/>
-    <w:lsdException w:name="index 4" w:semiHidden="1" w:unhideWhenUsed="1"/>
-    <w:lsdException w:name="index 5" w:semiHidden="1" w:unhideWhenUsed="1"/>
-    <w:lsdException w:name="index 6" w:semiHidden="1" w:unhideWhenUsed="1"/>
-    <w:lsdException w:name="index 7" w:semiHidden="1" w:unhideWhenUsed="1"/>
-    <w:lsdException w:name="index 8" w:semiHidden="1" w:unhideWhenUsed="1"/>
-    <w:lsdException w:name="index 9" w:semiHidden="1" w:unhideWhenUsed="1"/>
-    <w:lsdException w:name="toc 1" w:semiHidden="1" w:uiPriority="39" w:unhideWhenUsed="1"/>
-    <w:lsdException w:name="toc 2" w:semiHidden="1" w:uiPriority="39" w:unhideWhenUsed="1"/>
-    <w:lsdException w:name="toc 3" w:semiHidden="1" w:uiPriority="39" w:unhideWhenUsed="1"/>
-    <w:lsdException w:name="toc 4" w:semiHidden="1" w:uiPriority="39" w:unhideWhenUsed="1"/>
-    <w:lsdException w:name="toc 5" w:semiHidden="1" w:uiPriority="39" w:unhideWhenUsed="1"/>
-    <w:lsdException w:name="toc 6" w:semiHidden="1" w:uiPriority="39" w:unhideWhenUsed="1"/>
-    <w:lsdException w:name="toc 7" w:semiHidden="1" w:uiPriority="39" w:unhideWhenUsed="1"/>
-    <w:lsdException w:name="toc 8" w:semiHidden="1" w:uiPriority="39" w:unhideWhenUsed="1"/>
-    <w:lsdException w:name="toc 9" w:semiHidden="1" w:uiPriority="39" w:unhideWhenUsed="1"/>
-    <w:lsdException w:name="Normal Indent" w:semiHidden="1" w:unhideWhenUsed="1"/>
-    <w:lsdException w:name="footnote text" w:semiHidden="1" w:unhideWhenUsed="1"/>
-    <w:lsdException w:name="annotation text" w:semiHidden="1" w:unhideWhenUsed="1"/>
-    <w:lsdException w:name="header" w:semiHidden="1" w:unhideWhenUsed="1"/>
-    <w:lsdException w:name="footer" w:semiHidden="1" w:unhideWhenUsed="1"/>
-    <w:lsdException w:name="index heading" w:semiHidden="1" w:unhideWhenUsed="1"/>
-    <w:lsdException w:name="caption" w:semiHidden="1" w:uiPriority="35" w:unhideWhenUsed="1" w:qFormat="1"/>
-    <w:lsdException w:name="table of figures" w:semiHidden="1" w:unhideWhenUsed="1"/>
-    <w:lsdException w:name="envelope address" w:semiHidden="1" w:unhideWhenUsed="1"/>
-    <w:lsdException w:name="envelope return" w:semiHidden="1" w:unhideWhenUsed="1"/>
-    <w:lsdException w:name="footnote reference" w:semiHidden="1" w:unhideWhenUsed="1"/>
-    <w:lsdException w:name="annotation reference" w:semiHidden="1" w:unhideWhenUsed="1"/>
-    <w:lsdException w:name="line number" w:semiHidden="1" w:unhideWhenUsed="1"/>
-    <w:lsdException w:name="page number" w:semiHidden="1" w:unhideWhenUsed="1"/>
-    <w:lsdException w:name="endnote reference" w:semiHidden="1" w:unhideWhenUsed="1"/>
-    <w:lsdException w:name="endnote text" w:semiHidden="1" w:unhideWhenUsed="1"/>
-    <w:lsdException w:name="table of authorities" w:semiHidden="1" w:unhideWhenUsed="1"/>
-    <w:lsdException w:name="macro" w:semiHidden="1" w:unhideWhenUsed="1"/>
-    <w:lsdException w:name="toa heading" w:semiHidden="1" w:unhideWhenUsed="1"/>
-    <w:lsdException w:name="List" w:semiHidden="1" w:unhideWhenUsed="1"/>
-    <w:lsdException w:name="List Bullet" w:semiHidden="1" w:unhideWhenUsed="1"/>
-    <w:lsdException w:name="List Number" w:semiHidden="1" w:unhideWhenUsed="1"/>
-    <w:lsdException w:name="List 2" w:semiHidden="1" w:unhideWhenUsed="1"/>
-    <w:lsdException w:name="List 3" w:semiHidden="1" w:unhideWhenUsed="1"/>
-    <w:lsdException w:name="List 4" w:semiHidden="1" w:unhideWhenUsed="1"/>
-    <w:lsdException w:name="List 5" w:semiHidden="1" w:unhideWhenUsed="1"/>
-    <w:lsdException w:name="List Bullet 2" w:semiHidden="1" w:unhideWhenUsed="1"/>
-    <w:lsdException w:name="List Bullet 3" w:semiHidden="1" w:unhideWhenUsed="1"/>
-    <w:lsdException w:name="List Bullet 4" w:semiHidden="1" w:unhideWhenUsed="1"/>
-    <w:lsdException w:name="List Bullet 5" w:semiHidden="1" w:unhideWhenUsed="1"/>
-    <w:lsdException w:name="List Number 2" w:semiHidden="1" w:unhideWhenUsed="1"/>
-    <w:lsdException w:name="List Number 3" w:semiHidden="1" w:unhideWhenUsed="1"/>
-    <w:lsdException w:name="List Number 4" w:semiHidden="1" w:unhideWhenUsed="1"/>
-    <w:lsdException w:name="List Number 5" w:semiHidden="1" w:unhideWhenUsed="1"/>
-    <w:lsdException w:name="Title" w:uiPriority="10" w:qFormat="1"/>
-    <w:lsdException w:name="Closing" w:semiHidden="1" w:unhideWhenUsed="1"/>
-    <w:lsdException w:name="Signature" w:semiHidden="1" w:unhideWhenUsed="1"/>
-    <w:lsdException w:name="Default Paragraph Font" w:semiHidden="1" w:uiPriority="1" w:unhideWhenUsed="1"/>
-    <w:lsdException w:name="Body Text" w:semiHidden="1" w:unhideWhenUsed="1"/>
-    <w:lsdException w:name="Body Text Indent" w:semiHidden="1" w:unhideWhenUsed="1"/>
-    <w:lsdException w:name="List Continue" w:semiHidden="1" w:unhideWhenUsed="1"/>
-    <w:lsdException w:name="List Continue 2" w:semiHidden="1" w:unhideWhenUsed="1"/>
-    <w:lsdException w:name="List Continue 3" w:semiHidden="1" w:unhideWhenUsed="1"/>
-    <w:lsdException w:name="List Continue 4" w:semiHidden="1" w:unhideWhenUsed="1"/>
-    <w:lsdException w:name="List Continue 5" w:semiHidden="1" w:unhideWhenUsed="1"/>
-    <w:lsdException w:name="Message Header" w:semiHidden="1" w:unhideWhenUsed="1"/>
-    <w:lsdException w:name="Subtitle" w:uiPriority="11" w:qFormat="1"/>
-    <w:lsdException w:name="Salutation" w:semiHidden="1" w:unhideWhenUsed="1"/>
-    <w:lsdException w:name="Date" w:semiHidden="1" w:unhideWhenUsed="1"/>
-    <w:lsdException w:name="Body Text First Indent" w:semiHidden="1" w:unhideWhenUsed="1"/>
-    <w:lsdException w:name="Body Text First Indent 2" w:semiHidden="1" w:unhideWhenUsed="1"/>
-    <w:lsdException w:name="Note Heading" w:semiHidden="1" w:unhideWhenUsed="1"/>
-    <w:lsdException w:name="Body Text 2" w:semiHidden="1" w:unhideWhenUsed="1"/>
-    <w:lsdException w:name="Body Text 3" w:semiHidden="1" w:unhideWhenUsed="1"/>
-    <w:lsdException w:name="Body Text Indent 2" w:semiHidden="1" w:unhideWhenUsed="1"/>
-    <w:lsdException w:name="Body Text Indent 3" w:semiHidden="1" w:unhideWhenUsed="1"/>
-    <w:lsdException w:name="Block Text" w:semiHidden="1" w:unhideWhenUsed="1"/>
-    <w:lsdException w:name="Hyperlink" w:semiHidden="1" w:unhideWhenUsed="1"/>
-    <w:lsdException w:name="FollowedHyperlink" w:semiHidden="1" w:unhideWhenUsed="1"/>
-    <w:lsdException w:name="Strong" w:uiPriority="22" w:qFormat="1"/>
-    <w:lsdException w:name="Emphasis" w:uiPriority="20" w:qFormat="1"/>
-    <w:lsdException w:name="Document Map" w:semiHidden="1" w:unhideWhenUsed="1"/>
-    <w:lsdException w:name="Plain Text" w:semiHidden="1" w:unhideWhenUsed="1"/>
-    <w:lsdException w:name="E-mail Signature" w:semiHidden="1" w:unhideWhenUsed="1"/>
-    <w:lsdException w:name="HTML Top of Form" w:semiHidden="1" w:unhideWhenUsed="1"/>
-    <w:lsdException w:name="HTML Bottom of Form" w:semiHidden="1" w:unhideWhenUsed="1"/>
-    <w:lsdException w:name="Normal (Web)" w:semiHidden="1" w:unhideWhenUsed="1"/>
-    <w:lsdException w:name="HTML Acronym" w:semiHidden="1" w:unhideWhenUsed="1"/>
-    <w:lsdException w:name="HTML Address" w:semiHidden="1" w:unhideWhenUsed="1"/>
-    <w:lsdException w:name="HTML Cite" w:semiHidden="1" w:unhideWhenUsed="1"/>
-    <w:lsdException w:name="HTML Code" w:semiHidden="1" w:unhideWhenUsed="1"/>
-    <w:lsdException w:name="HTML Definition" w:semiHidden="1" w:unhideWhenUsed="1"/>
-    <w:lsdException w:name="HTML Keyboard" w:semiHidden="1" w:unhideWhenUsed="1"/>
-    <w:lsdException w:name="HTML Preformatted" w:semiHidden="1" w:unhideWhenUsed="1"/>
-    <w:lsdException w:name="HTML Sample" w:semiHidden="1" w:unhideWhenUsed="1"/>
-    <w:lsdException w:name="HTML Typewriter" w:semiHidden="1" w:unhideWhenUsed="1"/>
-    <w:lsdException w:name="HTML Variable" w:semiHidden="1" w:unhideWhenUsed="1"/>
-    <w:lsdException w:name="Normal Table" w:semiHidden="1" w:unhideWhenUsed="1"/>
-    <w:lsdException w:name="annotation subject" w:semiHidden="1" w:unhideWhenUsed="1"/>
-    <w:lsdException w:name="No List" w:semiHidden="1" w:unhideWhenUsed="1"/>
-    <w:lsdException w:name="Outline List 1" w:semiHidden="1" w:unhideWhenUsed="1"/>
-    <w:lsdException w:name="Outline List 2" w:semiHidden="1" w:unhideWhenUsed="1"/>
-    <w:lsdException w:name="Outline List 3" w:semiHidden="1" w:unhideWhenUsed="1"/>
-    <w:lsdException w:name="Table Simple 1" w:semiHidden="1" w:unhideWhenUsed="1"/>
-    <w:lsdException w:name="Table Simple 2" w:semiHidden="1" w:unhideWhenUsed="1"/>
-    <w:lsdException w:name="Table Simple 3" w:semiHidden="1" w:unhideWhenUsed="1"/>
-    <w:lsdException w:name="Table Classic 1" w:semiHidden="1" w:unhideWhenUsed="1"/>
-    <w:lsdException w:name="Table Classic 2" w:semiHidden="1" w:unhideWhenUsed="1"/>
-    <w:lsdException w:name="Table Classic 3" w:semiHidden="1" w:unhideWhenUsed="1"/>
-    <w:lsdException w:name="Table Classic 4" w:semiHidden="1" w:unhideWhenUsed="1"/>
-    <w:lsdException w:name="Table Colorful 1" w:semiHidden="1" w:unhideWhenUsed="1"/>
-    <w:lsdException w:name="Table Colorful 2" w:semiHidden="1" w:unhideWhenUsed="1"/>
-    <w:lsdException w:name="Table Colorful 3" w:semiHidden="1" w:unhideWhenUsed="1"/>
-    <w:lsdException w:name="Table Columns 1" w:semiHidden="1" w:unhideWhenUsed="1"/>
-    <w:lsdException w:name="Table Columns 2" w:semiHidden="1" w:unhideWhenUsed="1"/>
-    <w:lsdException w:name="Table Columns 3" w:semiHidden="1" w:unhideWhenUsed="1"/>
-    <w:lsdException w:name="Table Columns 4" w:semiHidden="1" w:unhideWhenUsed="1"/>
-    <w:lsdException w:name="Table Columns 5" w:semiHidden="1" w:unhideWhenUsed="1"/>
-    <w:lsdException w:name="Table Grid 1" w:semiHidden="1" w:unhideWhenUsed="1"/>
-    <w:lsdException w:name="Table Grid 2" w:semiHidden="1" w:unhideWhenUsed="1"/>
-    <w:lsdException w:name="Table Grid 3" w:semiHidden="1" w:unhideWhenUsed="1"/>
-    <w:lsdException w:name="Table Grid 4" w:semiHidden="1" w:unhideWhenUsed="1"/>
-    <w:lsdException w:name="Table Grid 5" w:semiHidden="1" w:unhideWhenUsed="1"/>
-    <w:lsdException w:name="Table Grid 6" w:semiHidden="1" w:unhideWhenUsed="1"/>
-    <w:lsdException w:name="Table Grid 7" w:semiHidden="1" w:unhideWhenUsed="1"/>
-    <w:lsdException w:name="Table Grid 8" w:semiHidden="1" w:unhideWhenUsed="1"/>
-    <w:lsdException w:name="Table List 1" w:semiHidden="1" w:unhideWhenUsed="1"/>
-    <w:lsdException w:name="Table List 2" w:semiHidden="1" w:unhideWhenUsed="1"/>
-    <w:lsdException w:name="Table List 3" w:semiHidden="1" w:unhideWhenUsed="1"/>
-    <w:lsdException w:name="Table List 4" w:semiHidden="1" w:unhideWhenUsed="1"/>
-    <w:lsdException w:name="Table List 5" w:semiHidden="1" w:unhideWhenUsed="1"/>
-    <w:lsdException w:name="Table List 6" w:semiHidden="1" w:unhideWhenUsed="1"/>
-    <w:lsdException w:name="Table List 7" w:semiHidden="1" w:unhideWhenUsed="1"/>
-    <w:lsdException w:name="Table List 8" w:semiHidden="1" w:unhideWhenUsed="1"/>
-    <w:lsdException w:name="Table 3D effects 1" w:semiHidden="1" w:unhideWhenUsed="1"/>
-    <w:lsdException w:name="Table 3D effects 2" w:semiHidden="1" w:unhideWhenUsed="1"/>
-    <w:lsdException w:name="Table 3D effects 3" w:semiHidden="1" w:unhideWhenUsed="1"/>
-    <w:lsdException w:name="Table Contemporary" w:semiHidden="1" w:unhideWhenUsed="1"/>
-    <w:lsdException w:name="Table Elegant" w:semiHidden="1" w:unhideWhenUsed="1"/>
-    <w:lsdException w:name="Table Professional" w:semiHidden="1" w:unhideWhenUsed="1"/>
-    <w:lsdException w:name="Table Subtle 1" w:semiHidden="1" w:unhideWhenUsed="1"/>
-    <w:lsdException w:name="Table Subtle 2" w:semiHidden="1" w:unhideWhenUsed="1"/>
-    <w:lsdException w:name="Table Web 1" w:semiHidden="1" w:unhideWhenUsed="1"/>
-    <w:lsdException w:name="Table Web 2" w:semiHidden="1" w:unhideWhenUsed="1"/>
-    <w:lsdException w:name="Table Web 3" w:semiHidden="1" w:unhideWhenUsed="1"/>
-    <w:lsdException w:name="Balloon Text" w:semiHidden="1" w:unhideWhenUsed="1"/>
-    <w:lsdException w:name="Table Grid" w:uiPriority="39"/>
-    <w:lsdException w:name="Table Theme" w:semiHidden="1" w:unhideWhenUsed="1"/>
-    <w:lsdException w:name="Placeholder Text" w:semiHidden="1"/>
-    <w:lsdException w:name="No Spacing" w:uiPriority="1" w:qFormat="1"/>
-    <w:lsdException w:name="Light Shading" w:uiPriority="60"/>
-    <w:lsdException w:name="Light List" w:uiPriority="61"/>
-    <w:lsdException w:name="Light Grid" w:uiPriority="62"/>
-    <w:lsdException w:name="Medium Shading 1" w:uiPriority="63"/>
-    <w:lsdException w:name="Medium Shading 2" w:uiPriority="64"/>
-    <w:lsdException w:name="Medium List 1" w:uiPriority="65"/>
-    <w:lsdException w:name="Medium List 2" w:uiPriority="66"/>
-    <w:lsdException w:name="Medium Grid 1" w:uiPriority="67"/>
-    <w:lsdException w:name="Medium Grid 2" w:uiPriority="68"/>
-    <w:lsdException w:name="Medium Grid 3" w:uiPriority="69"/>
-    <w:lsdException w:name="Dark List" w:uiPriority="70"/>
-    <w:lsdException w:name="Colorful Shading" w:uiPriority="71"/>
-    <w:lsdException w:name="Colorful List" w:uiPriority="72"/>
-    <w:lsdException w:name="Colorful Grid" w:uiPriority="73"/>
-    <w:lsdException w:name="Light Shading Accent 1" w:uiPriority="60"/>
-    <w:lsdException w:name="Light List Accent 1" w:uiPriority="61"/>
-    <w:lsdException w:name="Light Grid Accent 1" w:uiPriority="62"/>
-    <w:lsdException w:name="Medium Shading 1 Accent 1" w:uiPriority="63"/>
-    <w:lsdException w:name="Medium Shading 2 Accent 1" w:uiPriority="64"/>
-    <w:lsdException w:name="Medium List 1 Accent 1" w:uiPriority="65"/>
-    <w:lsdException w:name="Revision" w:semiHidden="1"/>
-    <w:lsdException w:name="List Paragraph" w:uiPriority="34" w:qFormat="1"/>
-    <w:lsdException w:name="Quote" w:uiPriority="29" w:qFormat="1"/>
-    <w:lsdException w:name="Intense Quote" w:uiPriority="30" w:qFormat="1"/>
-    <w:lsdException w:name="Medium List 2 Accent 1" w:uiPriority="66"/>
-    <w:lsdException w:name="Medium Grid 1 Accent 1" w:uiPriority="67"/>
-    <w:lsdException w:name="Medium Grid 2 Accent 1" w:uiPriority="68"/>
-    <w:lsdException w:name="Medium Grid 3 Accent 1" w:uiPriority="69"/>
-    <w:lsdException w:name="Dark List Accent 1" w:uiPriority="70"/>
-    <w:lsdException w:name="Colorful Shading Accent 1" w:uiPriority="71"/>
-    <w:lsdException w:name="Colorful List Accent 1" w:uiPriority="72"/>
-    <w:lsdException w:name="Colorful Grid Accent 1" w:uiPriority="73"/>
-    <w:lsdException w:name="Light Shading Accent 2" w:uiPriority="60"/>
-    <w:lsdException w:name="Light List Accent 2" w:uiPriority="61"/>
-    <w:lsdException w:name="Light Grid Accent 2" w:uiPriority="62"/>
-    <w:lsdException w:name="Medium Shading 1 Accent 2" w:uiPriority="63"/>
-    <w:lsdException w:name="Medium Shading 2 Accent 2" w:uiPriority="64"/>
-    <w:lsdException w:name="Medium List 1 Accent 2" w:uiPriority="65"/>
-    <w:lsdException w:name="Medium List 2 Accent 2" w:uiPriority="66"/>
-    <w:lsdException w:name="Medium Grid 1 Accent 2" w:uiPriority="67"/>
-    <w:lsdException w:name="Medium Grid 2 Accent 2" w:uiPriority="68"/>
-    <w:lsdException w:name="Medium Grid 3 Accent 2" w:uiPriority="69"/>
-    <w:lsdException w:name="Dark List Accent 2" w:uiPriority="70"/>
-    <w:lsdException w:name="Colorful Shading Accent 2" w:uiPriority="71"/>
-    <w:lsdException w:name="Colorful List Accent 2" w:uiPriority="72"/>
-    <w:lsdException w:name="Colorful Grid Accent 2" w:uiPriority="73"/>
-    <w:lsdException w:name="Light Shading Accent 3" w:uiPriority="60"/>
-    <w:lsdException w:name="Light List Accent 3" w:uiPriority="61"/>
-    <w:lsdException w:name="Light Grid Accent 3" w:uiPriority="62"/>
-    <w:lsdException w:name="Medium Shading 1 Accent 3" w:uiPriority="63"/>
-    <w:lsdException w:name="Medium Shading 2 Accent 3" w:uiPriority="64"/>
-    <w:lsdException w:name="Medium List 1 Accent 3" w:uiPriority="65"/>
-    <w:lsdException w:name="Medium List 2 Accent 3" w:uiPriority="66"/>
-    <w:lsdException w:name="Medium Grid 1 Accent 3" w:uiPriority="67"/>
-    <w:lsdException w:name="Medium Grid 2 Accent 3" w:uiPriority="68"/>
-    <w:lsdException w:name="Medium Grid 3 Accent 3" w:uiPriority="69"/>
-    <w:lsdException w:name="Dark List Accent 3" w:uiPriority="70"/>
-    <w:lsdException w:name="Colorful Shading Accent 3" w:uiPriority="71"/>
-    <w:lsdException w:name="Colorful List Accent 3" w:uiPriority="72"/>
-    <w:lsdException w:name="Colorful Grid Accent 3" w:uiPriority="73"/>
-    <w:lsdException w:name="Light Shading Accent 4" w:uiPriority="60"/>
-    <w:lsdException w:name="Light List Accent 4" w:uiPriority="61"/>
-    <w:lsdException w:name="Light Grid Accent 4" w:uiPriority="62"/>
-    <w:lsdException w:name="Medium Shading 1 Accent 4" w:uiPriority="63"/>
-    <w:lsdException w:name="Medium Shading 2 Accent 4" w:uiPriority="64"/>
-    <w:lsdException w:name="Medium List 1 Accent 4" w:uiPriority="65"/>
-    <w:lsdException w:name="Medium List 2 Accent 4" w:uiPriority="66"/>
-    <w:lsdException w:name="Medium Grid 1 Accent 4" w:uiPriority="67"/>
-    <w:lsdException w:name="Medium Grid 2 Accent 4" w:uiPriority="68"/>
-    <w:lsdException w:name="Medium Grid 3 Accent 4" w:uiPriority="69"/>
-    <w:lsdException w:name="Dark List Accent 4" w:uiPriority="70"/>
-    <w:lsdException w:name="Colorful Shading Accent 4" w:uiPriority="71"/>
-    <w:lsdException w:name="Colorful List Accent 4" w:uiPriority="72"/>
-    <w:lsdException w:name="Colorful Grid Accent 4" w:uiPriority="73"/>
-    <w:lsdException w:name="Light Shading Accent 5" w:uiPriority="60"/>
-    <w:lsdException w:name="Light List Accent 5" w:uiPriority="61"/>
-    <w:lsdException w:name="Light Grid Accent 5" w:uiPriority="62"/>
-    <w:lsdException w:name="Medium Shading 1 Accent 5" w:uiPriority="63"/>
-    <w:lsdException w:name="Medium Shading 2 Accent 5" w:uiPriority="64"/>
-    <w:lsdException w:name="Medium List 1 Accent 5" w:uiPriority="65"/>
-    <w:lsdException w:name="Medium List 2 Accent 5" w:uiPriority="66"/>
-    <w:lsdException w:name="Medium Grid 1 Accent 5" w:uiPriority="67"/>
-    <w:lsdException w:name="Medium Grid 2 Accent 5" w:uiPriority="68"/>
-    <w:lsdException w:name="Medium Grid 3 Accent 5" w:uiPriority="69"/>
-    <w:lsdException w:name="Dark List Accent 5" w:uiPriority="70"/>
-    <w:lsdException w:name="Colorful Shading Accent 5" w:uiPriority="71"/>
-    <w:lsdException w:name="Colorful List Accent 5" w:uiPriority="72"/>
-    <w:lsdException w:name="Colorful Grid Accent 5" w:uiPriority="73"/>
-    <w:lsdException w:name="Light Shading Accent 6" w:uiPriority="60"/>
-    <w:lsdException w:name="Light List Accent 6" w:uiPriority="61"/>
-    <w:lsdException w:name="Light Grid Accent 6" w:uiPriority="62"/>
-    <w:lsdException w:name="Medium Shading 1 Accent 6" w:uiPriority="63"/>
-    <w:lsdException w:name="Medium Shading 2 Accent 6" w:uiPriority="64"/>
-    <w:lsdException w:name="Medium List 1 Accent 6" w:uiPriority="65"/>
-    <w:lsdException w:name="Medium List 2 Accent 6" w:uiPriority="66"/>
-    <w:lsdException w:name="Medium Grid 1 Accent 6" w:uiPriority="67"/>
-    <w:lsdException w:name="Medium Grid 2 Accent 6" w:uiPriority="68"/>
-    <w:lsdException w:name="Medium Grid 3 Accent 6" w:uiPriority="69"/>
-    <w:lsdException w:name="Dark List Accent 6" w:uiPriority="70"/>
-    <w:lsdException w:name="Colorful Shading Accent 6" w:uiPriority="71"/>
-    <w:lsdException w:name="Colorful List Accent 6" w:uiPriority="72"/>
-    <w:lsdException w:name="Colorful Grid Accent 6" w:uiPriority="73"/>
-    <w:lsdException w:name="Subtle Emphasis" w:uiPriority="19" w:qFormat="1"/>
-    <w:lsdException w:name="Intense Emphasis" w:uiPriority="21" w:qFormat="1"/>
-    <w:lsdException w:name="Subtle Reference" w:uiPriority="31" w:qFormat="1"/>
-    <w:lsdException w:name="Intense Reference" w:uiPriority="32" w:qFormat="1"/>
-    <w:lsdException w:name="Book Title" w:uiPriority="33" w:qFormat="1"/>
-    <w:lsdException w:name="Bibliography" w:semiHidden="1" w:uiPriority="37" w:unhideWhenUsed="1"/>
-    <w:lsdException w:name="TOC Heading" w:semiHidden="1" w:uiPriority="39" w:unhideWhenUsed="1" w:qFormat="1"/>
-    <w:lsdException w:name="Plain Table 1" w:uiPriority="41"/>
-    <w:lsdException w:name="Plain Table 2" w:uiPriority="42"/>
-    <w:lsdException w:name="Plain Table 3" w:uiPriority="43"/>
-    <w:lsdException w:name="Plain Table 4" w:uiPriority="44"/>
-    <w:lsdException w:name="Plain Table 5" w:uiPriority="45"/>
-    <w:lsdException w:name="Grid Table Light" w:uiPriority="40"/>
-    <w:lsdException w:name="Grid Table 1 Light" w:uiPriority="46"/>
-    <w:lsdException w:name="Grid Table 2" w:uiPriority="47"/>
-    <w:lsdException w:name="Grid Table 3" w:uiPriority="48"/>
-    <w:lsdException w:name="Grid Table 4" w:uiPriority="49"/>
-    <w:lsdException w:name="Grid Table 5 Dark" w:uiPriority="50"/>
-    <w:lsdException w:name="Grid Table 6 Colorful" w:uiPriority="51"/>
-    <w:lsdException w:name="Grid Table 7 Colorful" w:uiPriority="52"/>
-    <w:lsdException w:name="Grid Table 1 Light Accent 1" w:uiPriority="46"/>
-    <w:lsdException w:name="Grid Table 2 Accent 1" w:uiPriority="47"/>
-    <w:lsdException w:name="Grid Table 3 Accent 1" w:uiPriority="48"/>
-    <w:lsdException w:name="Grid Table 4 Accent 1" w:uiPriority="49"/>
-    <w:lsdException w:name="Grid Table 5 Dark Accent 1" w:uiPriority="50"/>
-    <w:lsdException w:name="Grid Table 6 Colorful Accent 1" w:uiPriority="51"/>
-    <w:lsdException w:name="Grid Table 7 Colorful Accent 1" w:uiPriority="52"/>
-    <w:lsdException w:name="Grid Table 1 Light Accent 2" w:uiPriority="46"/>
-    <w:lsdException w:name="Grid Table 2 Accent 2" w:uiPriority="47"/>
-    <w:lsdException w:name="Grid Table 3 Accent 2" w:uiPriority="48"/>
-    <w:lsdException w:name="Grid Table 4 Accent 2" w:uiPriority="49"/>
-    <w:lsdException w:name="Grid Table 5 Dark Accent 2" w:uiPriority="50"/>
-    <w:lsdException w:name="Grid Table 6 Colorful Accent 2" w:uiPriority="51"/>
-    <w:lsdException w:name="Grid Table 7 Colorful Accent 2" w:uiPriority="52"/>
-    <w:lsdException w:name="Grid Table 1 Light Accent 3" w:uiPriority="46"/>
-    <w:lsdException w:name="Grid Table 2 Accent 3" w:uiPriority="47"/>
-    <w:lsdException w:name="Grid Table 3 Accent 3" w:uiPriority="48"/>
-    <w:lsdException w:name="Grid Table 4 Accent 3" w:uiPriority="49"/>
-    <w:lsdException w:name="Grid Table 5 Dark Accent 3" w:uiPriority="50"/>
-    <w:lsdException w:name="Grid Table 6 Colorful Accent 3" w:uiPriority="51"/>
-    <w:lsdException w:name="Grid Table 7 Colorful Accent 3" w:uiPriority="52"/>
-    <w:lsdException w:name="Grid Table 1 Light Accent 4" w:uiPriority="46"/>
-    <w:lsdException w:name="Grid Table 2 Accent 4" w:uiPriority="47"/>
-    <w:lsdException w:name="Grid Table 3 Accent 4" w:uiPriority="48"/>
-    <w:lsdException w:name="Grid Table 4 Accent 4" w:uiPriority="49"/>
-    <w:lsdException w:name="Grid Table 5 Dark Accent 4" w:uiPriority="50"/>
-    <w:lsdException w:name="Grid Table 6 Colorful Accent 4" w:uiPriority="51"/>
-    <w:lsdException w:name="Grid Table 7 Colorful Accent 4" w:uiPriority="52"/>
-    <w:lsdException w:name="Grid Table 1 Light Accent 5" w:uiPriority="46"/>
-    <w:lsdException w:name="Grid Table 2 Accent 5" w:uiPriority="47"/>
-    <w:lsdException w:name="Grid Table 3 Accent 5" w:uiPriority="48"/>
-    <w:lsdException w:name="Grid Table 4 Accent 5" w:uiPriority="49"/>
-    <w:lsdException w:name="Grid Table 5 Dark Accent 5" w:uiPriority="50"/>
-    <w:lsdException w:name="Grid Table 6 Colorful Accent 5" w:uiPriority="51"/>
-    <w:lsdException w:name="Grid Table 7 Colorful Accent 5" w:uiPriority="52"/>
-    <w:lsdException w:name="Grid Table 1 Light Accent 6" w:uiPriority="46"/>
-    <w:lsdException w:name="Grid Table 2 Accent 6" w:uiPriority="47"/>
-    <w:lsdException w:name="Grid Table 3 Accent 6" w:uiPriority="48"/>
-    <w:lsdException w:name="Grid Table 4 Accent 6" w:uiPriority="49"/>
-    <w:lsdException w:name="Grid Table 5 Dark Accent 6" w:uiPriority="50"/>
-    <w:lsdException w:name="Grid Table 6 Colorful Accent 6" w:uiPriority="51"/>
-    <w:lsdException w:name="Grid Table 7 Colorful Accent 6" w:uiPriority="52"/>
-    <w:lsdException w:name="List Table 1 Light" w:uiPriority="46"/>
-    <w:lsdException w:name="List Table 2" w:uiPriority="47"/>
-    <w:lsdException w:name="List Table 3" w:uiPriority="48"/>
-    <w:lsdException w:name="List Table 4" w:uiPriority="49"/>
-    <w:lsdException w:name="List Table 5 Dark" w:uiPriority="50"/>
-    <w:lsdException w:name="List Table 6 Colorful" w:uiPriority="51"/>
-    <w:lsdException w:name="List Table 7 Colorful" w:uiPriority="52"/>
-    <w:lsdException w:name="List Table 1 Light Accent 1" w:uiPriority="46"/>
-    <w:lsdException w:name="List Table 2 Accent 1" w:uiPriority="47"/>
-    <w:lsdException w:name="List Table 3 Accent 1" w:uiPriority="48"/>
-    <w:lsdException w:name="List Table 4 Accent 1" w:uiPriority="49"/>
-    <w:lsdException w:name="List Table 5 Dark Accent 1" w:uiPriority="50"/>
-    <w:lsdException w:name="List Table 6 Colorful Accent 1" w:uiPriority="51"/>
-    <w:lsdException w:name="List Table 7 Colorful Accent 1" w:uiPriority="52"/>
-    <w:lsdException w:name="List Table 1 Light Accent 2" w:uiPriority="46"/>
-    <w:lsdException w:name="List Table 2 Accent 2" w:uiPriority="47"/>
-    <w:lsdException w:name="List Table 3 Accent 2" w:uiPriority="48"/>
-    <w:lsdException w:name="List Table 4 Accent 2" w:uiPriority="49"/>
-    <w:lsdException w:name="List Table 5 Dark Accent 2" w:uiPriority="50"/>
-    <w:lsdException w:name="List Table 6 Colorful Accent 2" w:uiPriority="51"/>
-    <w:lsdException w:name="List Table 7 Colorful Accent 2" w:uiPriority="52"/>
-    <w:lsdException w:name="List Table 1 Light Accent 3" w:uiPriority="46"/>
-    <w:lsdException w:name="List Table 2 Accent 3" w:uiPriority="47"/>
-    <w:lsdException w:name="List Table 3 Accent 3" w:uiPriority="48"/>
-    <w:lsdException w:name="List Table 4 Accent 3" w:uiPriority="49"/>
-    <w:lsdException w:name="List Table 5 Dark Accent 3" w:uiPriority="50"/>
-    <w:lsdException w:name="List Table 6 Colorful Accent 3" w:uiPriority="51"/>
-    <w:lsdException w:name="List Table 7 Colorful Accent 3" w:uiPriority="52"/>
-    <w:lsdException w:name="List Table 1 Light Accent 4" w:uiPriority="46"/>
-    <w:lsdException w:name="List Table 2 Accent 4" w:uiPriority="47"/>
-    <w:lsdException w:name="List Table 3 Accent 4" w:uiPriority="48"/>
-    <w:lsdException w:name="List Table 4 Accent 4" w:uiPriority="49"/>
-    <w:lsdException w:name="List Table 5 Dark Accent 4" w:uiPriority="50"/>
-    <w:lsdException w:name="List Table 6 Colorful Accent 4" w:uiPriority="51"/>
-    <w:lsdException w:name="List Table 7 Colorful Accent 4" w:uiPriority="52"/>
-    <w:lsdException w:name="List Table 1 Light Accent 5" w:uiPriority="46"/>
-    <w:lsdException w:name="List Table 2 Accent 5" w:uiPriority="47"/>
-    <w:lsdException w:name="List Table 3 Accent 5" w:uiPriority="48"/>
-    <w:lsdException w:name="List Table 4 Accent 5" w:uiPriority="49"/>
-    <w:lsdException w:name="List Table 5 Dark Accent 5" w:uiPriority="50"/>
-    <w:lsdException w:name="List Table 6 Colorful Accent 5" w:uiPriority="51"/>
-    <w:lsdException w:name="List Table 7 Colorful Accent 5" w:uiPriority="52"/>
-    <w:lsdException w:name="List Table 1 Light Accent 6" w:uiPriority="46"/>
-    <w:lsdException w:name="List Table 2 Accent 6" w:uiPriority="47"/>
-    <w:lsdException w:name="List Table 3 Accent 6" w:uiPriority="48"/>
-    <w:lsdException w:name="List Table 4 Accent 6" w:uiPriority="49"/>
-    <w:lsdException w:name="List Table 5 Dark Accent 6" w:uiPriority="50"/>
-    <w:lsdException w:name="List Table 6 Colorful Accent 6" w:uiPriority="51"/>
-    <w:lsdException w:name="List Table 7 Colorful Accent 6" w:uiPriority="52"/>
-    <w:lsdException w:name="Mention" w:semiHidden="1" w:unhideWhenUsed="1"/>
-    <w:lsdException w:name="Smart Hyperlink" w:semiHidden="1" w:unhideWhenUsed="1"/>
-    <w:lsdException w:name="Hashtag" w:semiHidden="1" w:unhideWhenUsed="1"/>
-    <w:lsdException w:name="Unresolved Mention" w:semiHidden="1" w:unhideWhenUsed="1"/>
-    <w:lsdException w:name="Smart Link" w:semiHidden="1" w:unhideWhenUsed="1"/>
-  </w:latentStyles>
-  <w:style w:type="paragraph" w:default="1" w:styleId="Normal">
-    <w:name w:val="Normal"/>
-    <w:qFormat/>
-    <w:rsid w:val="0070315F"/>
-    <w:rPr>
-      <w:rFonts w:cs="Times New Roman"/>
-      <w:sz w:val="3276"/>
-      <w:szCs w:val="3276"/>
-    </w:rPr>
-  </w:style>
-  <w:style w:type="character" w:default="1" w:styleId="DefaultParagraphFont">
-    <w:name w:val="Default Paragraph Font"/>
-    <w:uiPriority w:val="1"/>
-    <w:semiHidden/>
-    <w:unhideWhenUsed/>
-  </w:style>
-  <w:style w:type="table" w:default="1" w:styleId="TableNormal">
-    <w:name w:val="Normal Table"/>
-    <w:uiPriority w:val="99"/>
-    <w:semiHidden/>
-    <w:unhideWhenUsed/>
-    <w:tblPr>
-      <w:tblInd w:w="0" w:type="dxa"/>
-      <w:tblCellMar>
-        <w:top w:w="0" w:type="dxa"/>
-        <w:left w:w="108" w:type="dxa"/>
-        <w:bottom w:w="0" w:type="dxa"/>
-        <w:right w:w="108" w:type="dxa"/>
-      </w:tblCellMar>
-    </w:tblPr>
-  </w:style>
-  <w:style w:type="numbering" w:default="1" w:styleId="NoList">
-    <w:name w:val="No List"/>
-    <w:uiPriority w:val="99"/>
-    <w:semiHidden/>
-    <w:unhideWhenUsed/>
-  </w:style>
-  <w:style w:type="character" w:styleId="PlaceholderText">
-    <w:name w:val="Placeholder Text"/>
-    <w:basedOn w:val="DefaultParagraphFont"/>
-    <w:uiPriority w:val="99"/>
-    <w:semiHidden/>
-    <w:rsid w:val="00926A78"/>
-    <w:rPr>
-      <w:color w:val="808080"/>
-    </w:rPr>
-  </w:style>
-  <w:style w:type="paragraph" w:customStyle="1" w:styleId="6CA6745CFD00403B816488FA3BB3B0B0">
-    <w:name w:val="6CA6745CFD00403B816488FA3BB3B0B0"/>
-    <w:rsid w:val="0070315F"/>
-    <w:pPr>
-      <w:spacing w:after="0" w:line="240" w:lineRule="auto"/>
-    </w:pPr>
-    <w:rPr>
-      <w:rFonts w:eastAsia="MS Mincho"/>
-      <w:color w:val="000000" w:themeColor="text1"/>
-      <w:sz w:val="20"/>
-      <w:szCs w:val="18"/>
-      <w:lang w:eastAsia="ja-JP"/>
-    </w:rPr>
-  </w:style>
-  <w:style w:type="paragraph" w:customStyle="1" w:styleId="6CA6745CFD00403B816488FA3BB3B0B01">
-    <w:name w:val="6CA6745CFD00403B816488FA3BB3B0B01"/>
-    <w:rsid w:val="007006C0"/>
-    <w:pPr>
-      <w:spacing w:after="0" w:line="240" w:lineRule="auto"/>
-    </w:pPr>
-    <w:rPr>
-      <w:rFonts w:eastAsia="MS Mincho"/>
-      <w:color w:val="000000" w:themeColor="text1"/>
-      <w:sz w:val="20"/>
-      <w:szCs w:val="18"/>
-      <w:lang w:eastAsia="ja-JP"/>
-    </w:rPr>
-  </w:style>
-  <w:style w:type="paragraph" w:customStyle="1" w:styleId="6064F41C50974360ACEF0773E8D6038D">
-    <w:name w:val="6064F41C50974360ACEF0773E8D6038D"/>
-    <w:rsid w:val="007006C0"/>
-  </w:style>
-  <w:style w:type="paragraph" w:customStyle="1" w:styleId="93A370698E2940729684BCA4CA7AB59E">
-    <w:name w:val="93A370698E2940729684BCA4CA7AB59E"/>
-    <w:rsid w:val="007006C0"/>
-  </w:style>
-  <w:style w:type="paragraph" w:customStyle="1" w:styleId="E3F67E506660437AB6E828FA35BC10B2">
-    <w:name w:val="E3F67E506660437AB6E828FA35BC10B2"/>
-    <w:rsid w:val="007006C0"/>
-  </w:style>
-  <w:style w:type="paragraph" w:customStyle="1" w:styleId="CBE21E3C9C684AB8A32C96BA623FA732">
-    <w:name w:val="CBE21E3C9C684AB8A32C96BA623FA732"/>
-    <w:rsid w:val="007006C0"/>
-  </w:style>
-  <w:style w:type="paragraph" w:customStyle="1" w:styleId="C4D8BBDB41054A069B2355EF929D83F3">
-    <w:name w:val="C4D8BBDB41054A069B2355EF929D83F3"/>
-    <w:rsid w:val="007006C0"/>
-  </w:style>
-  <w:style w:type="paragraph" w:customStyle="1" w:styleId="B3C6ACEDB41B48F687EDDD2EB83B8990">
-    <w:name w:val="B3C6ACEDB41B48F687EDDD2EB83B8990"/>
-    <w:rsid w:val="007006C0"/>
-  </w:style>
-  <w:style w:type="paragraph" w:customStyle="1" w:styleId="3EBDDAD28FDE4B21955D6B21D8DF4FC9">
-    <w:name w:val="3EBDDAD28FDE4B21955D6B21D8DF4FC9"/>
-    <w:rsid w:val="007006C0"/>
-  </w:style>
-  <w:style w:type="paragraph" w:customStyle="1" w:styleId="9B39AF4B73734F749BE9085EC3FBB6DC">
-    <w:name w:val="9B39AF4B73734F749BE9085EC3FBB6DC"/>
-    <w:rsid w:val="007006C0"/>
-  </w:style>
-  <w:style w:type="paragraph" w:customStyle="1" w:styleId="2CED965D57374030B6B664C2D8B9EE35">
-    <w:name w:val="2CED965D57374030B6B664C2D8B9EE35"/>
-    <w:rsid w:val="007006C0"/>
-  </w:style>
-  <w:style w:type="paragraph" w:customStyle="1" w:styleId="E8772B19ED1944939995A777FF01CED8">
-    <w:name w:val="E8772B19ED1944939995A777FF01CED8"/>
-    <w:rsid w:val="007006C0"/>
-  </w:style>
-  <w:style w:type="paragraph" w:customStyle="1" w:styleId="4E6B2C903B1D42EA837D2319A21205A6">
-    <w:name w:val="4E6B2C903B1D42EA837D2319A21205A6"/>
-    <w:rsid w:val="007006C0"/>
-  </w:style>
-  <w:style w:type="paragraph" w:customStyle="1" w:styleId="4DE1549843B94EEF8C14F2AD15CE89C7">
-    <w:name w:val="4DE1549843B94EEF8C14F2AD15CE89C7"/>
-    <w:rsid w:val="007006C0"/>
-  </w:style>
-  <w:style w:type="paragraph" w:customStyle="1" w:styleId="D28AA94B312E434480A7321C0A42050C">
-    <w:name w:val="D28AA94B312E434480A7321C0A42050C"/>
-    <w:rsid w:val="007006C0"/>
-  </w:style>
-  <w:style w:type="paragraph" w:customStyle="1" w:styleId="BA5C2891AEC64C6B89922E9FEDF66EF6">
-    <w:name w:val="BA5C2891AEC64C6B89922E9FEDF66EF6"/>
-    <w:rsid w:val="007006C0"/>
-  </w:style>
-  <w:style w:type="paragraph" w:customStyle="1" w:styleId="F675B7B203A94EA5B8C04BF98EA61BC0">
-    <w:name w:val="F675B7B203A94EA5B8C04BF98EA61BC0"/>
-    <w:rsid w:val="007006C0"/>
-  </w:style>
-  <w:style w:type="paragraph" w:customStyle="1" w:styleId="B71002F285844660847FC9BE9164FE4B">
-    <w:name w:val="B71002F285844660847FC9BE9164FE4B"/>
-    <w:rsid w:val="007006C0"/>
-  </w:style>
-  <w:style w:type="paragraph" w:customStyle="1" w:styleId="E8179FFD022D4C4C8527ED9035AA6562">
-    <w:name w:val="E8179FFD022D4C4C8527ED9035AA6562"/>
-    <w:rsid w:val="007006C0"/>
-  </w:style>
-  <w:style w:type="paragraph" w:customStyle="1" w:styleId="8F1C0D5AF34F4D2B9C1F4E894C409E18">
-    <w:name w:val="8F1C0D5AF34F4D2B9C1F4E894C409E18"/>
-    <w:rsid w:val="007006C0"/>
-  </w:style>
-  <w:style w:type="paragraph" w:customStyle="1" w:styleId="2447658663334A6B8ECD7EF76DA0A402">
-    <w:name w:val="2447658663334A6B8ECD7EF76DA0A402"/>
-    <w:rsid w:val="007006C0"/>
-  </w:style>
-  <w:style w:type="paragraph" w:customStyle="1" w:styleId="368462DBA6A740AD95EB669642C45BF6">
-    <w:name w:val="368462DBA6A740AD95EB669642C45BF6"/>
-    <w:rsid w:val="007006C0"/>
-  </w:style>
-  <w:style w:type="paragraph" w:customStyle="1" w:styleId="D0E138D095FD499EA101FFB1CBF2E7B7">
-    <w:name w:val="D0E138D095FD499EA101FFB1CBF2E7B7"/>
-    <w:rsid w:val="007006C0"/>
-  </w:style>
-  <w:style w:type="paragraph" w:customStyle="1" w:styleId="43AC6A6D8954455A9E2490EAB89209A1">
-    <w:name w:val="43AC6A6D8954455A9E2490EAB89209A1"/>
-    <w:rsid w:val="007006C0"/>
-  </w:style>
-  <w:style w:type="paragraph" w:customStyle="1" w:styleId="7693940F294E48F38A92876A6E331507">
-    <w:name w:val="7693940F294E48F38A92876A6E331507"/>
-    <w:rsid w:val="007006C0"/>
-  </w:style>
-  <w:style w:type="paragraph" w:customStyle="1" w:styleId="29F1B23BBED24438B5FF4BA1ED87F52C">
-    <w:name w:val="29F1B23BBED24438B5FF4BA1ED87F52C"/>
-    <w:rsid w:val="007006C0"/>
-  </w:style>
-  <w:style w:type="paragraph" w:customStyle="1" w:styleId="BE7B0D8012734FB1B8A8F3DAE9B3723A">
-    <w:name w:val="BE7B0D8012734FB1B8A8F3DAE9B3723A"/>
-    <w:rsid w:val="007006C0"/>
-  </w:style>
-  <w:style w:type="paragraph" w:customStyle="1" w:styleId="766A7FC79C60405EA74C3713D2582399">
-    <w:name w:val="766A7FC79C60405EA74C3713D2582399"/>
-    <w:rsid w:val="007006C0"/>
-  </w:style>
-  <w:style w:type="paragraph" w:customStyle="1" w:styleId="DF2B47051A6A41479D8652CEB2C0F7CB">
-    <w:name w:val="DF2B47051A6A41479D8652CEB2C0F7CB"/>
-    <w:rsid w:val="007006C0"/>
-  </w:style>
-  <w:style w:type="paragraph" w:customStyle="1" w:styleId="C0D5277FF33D4B7E87FC6904249F0CF9">
-    <w:name w:val="C0D5277FF33D4B7E87FC6904249F0CF9"/>
-    <w:rsid w:val="007006C0"/>
-  </w:style>
-  <w:style w:type="paragraph" w:customStyle="1" w:styleId="B07D4DE2AB244A6183BD833DE137E36F">
-    <w:name w:val="B07D4DE2AB244A6183BD833DE137E36F"/>
-    <w:rsid w:val="007006C0"/>
-  </w:style>
-  <w:style w:type="paragraph" w:customStyle="1" w:styleId="28A739634C2541D393D386A1E1CAF596">
-    <w:name w:val="28A739634C2541D393D386A1E1CAF596"/>
-    <w:rsid w:val="007006C0"/>
-  </w:style>
-  <w:style w:type="paragraph" w:customStyle="1" w:styleId="A0BF0E21063840F7A018A076F4CEFB35">
-    <w:name w:val="A0BF0E21063840F7A018A076F4CEFB35"/>
-    <w:rsid w:val="007006C0"/>
-  </w:style>
-  <w:style w:type="paragraph" w:customStyle="1" w:styleId="DB3509B6EDBE437CA3469758FE79C194">
-    <w:name w:val="DB3509B6EDBE437CA3469758FE79C194"/>
-    <w:rsid w:val="007006C0"/>
-  </w:style>
-  <w:style w:type="paragraph" w:customStyle="1" w:styleId="951D0094E00C4352AF192D9C7B559C9A">
-    <w:name w:val="951D0094E00C4352AF192D9C7B559C9A"/>
-    <w:rsid w:val="00926A78"/>
-  </w:style>
-  <w:style w:type="paragraph" w:customStyle="1" w:styleId="10E5E36C75BB4160B36257EBA8CC3C7E">
-    <w:name w:val="10E5E36C75BB4160B36257EBA8CC3C7E"/>
-    <w:rsid w:val="00926A78"/>
-  </w:style>
-  <w:style w:type="paragraph" w:customStyle="1" w:styleId="9EA028DDCEA542508A5B189BA39733AC">
-    <w:name w:val="9EA028DDCEA542508A5B189BA39733AC"/>
-    <w:rsid w:val="00926A78"/>
-  </w:style>
-  <w:style w:type="paragraph" w:customStyle="1" w:styleId="4D68623B2943451982100BBBCD1A52F6">
-    <w:name w:val="4D68623B2943451982100BBBCD1A52F6"/>
-    <w:rsid w:val="00926A78"/>
-  </w:style>
-  <w:style w:type="paragraph" w:customStyle="1" w:styleId="0B16EAEBE3EF452AA960C966FF66D793">
-    <w:name w:val="0B16EAEBE3EF452AA960C966FF66D793"/>
-    <w:rsid w:val="00926A78"/>
-  </w:style>
-  <w:style w:type="paragraph" w:customStyle="1" w:styleId="AF1B860226C94944AB4CE586E55D3363">
-    <w:name w:val="AF1B860226C94944AB4CE586E55D3363"/>
-    <w:rsid w:val="00926A78"/>
-  </w:style>
-  <w:style w:type="paragraph" w:customStyle="1" w:styleId="3906B07E5EE44D81A296C6CF63258F3B">
-    <w:name w:val="3906B07E5EE44D81A296C6CF63258F3B"/>
-    <w:rsid w:val="00926A78"/>
-  </w:style>
-  <w:style w:type="paragraph" w:customStyle="1" w:styleId="36A718602C8F42B4B73DEACFC02B7276">
-    <w:name w:val="36A718602C8F42B4B73DEACFC02B7276"/>
-    <w:rsid w:val="00926A78"/>
-  </w:style>
-  <w:style w:type="paragraph" w:customStyle="1" w:styleId="B80CC1CCE2DC4EFEB6CE62703CF2D992">
-    <w:name w:val="B80CC1CCE2DC4EFEB6CE62703CF2D992"/>
-    <w:rsid w:val="00926A78"/>
-  </w:style>
-  <w:style w:type="paragraph" w:customStyle="1" w:styleId="0210138FEC704EF2B2C8D907C5B96381">
-    <w:name w:val="0210138FEC704EF2B2C8D907C5B96381"/>
-    <w:rsid w:val="00926A78"/>
-  </w:style>
-  <w:style w:type="paragraph" w:customStyle="1" w:styleId="D559B4F2A867403981ADB04496E14EAD">
-    <w:name w:val="D559B4F2A867403981ADB04496E14EAD"/>
-    <w:rsid w:val="00926A78"/>
-  </w:style>
-  <w:style w:type="paragraph" w:customStyle="1" w:styleId="93F78C281F4543308DD67266C1744178">
-    <w:name w:val="93F78C281F4543308DD67266C1744178"/>
-    <w:rsid w:val="00926A78"/>
-  </w:style>
-  <w:style w:type="paragraph" w:customStyle="1" w:styleId="BF673E0F47114D369A245FC1E39F2DA2">
-    <w:name w:val="BF673E0F47114D369A245FC1E39F2DA2"/>
-    <w:rsid w:val="00926A78"/>
-  </w:style>
-  <w:style w:type="paragraph" w:customStyle="1" w:styleId="9263D1E6699E427694D11FAE1DDBF346">
-    <w:name w:val="9263D1E6699E427694D11FAE1DDBF346"/>
-    <w:rsid w:val="00926A78"/>
-  </w:style>
-  <w:style w:type="paragraph" w:customStyle="1" w:styleId="A8A338BC709043D99245CB68307A3BCE">
-    <w:name w:val="A8A338BC709043D99245CB68307A3BCE"/>
-    <w:rsid w:val="00926A78"/>
-  </w:style>
-  <w:style w:type="paragraph" w:customStyle="1" w:styleId="394D8506A0974324A885E68C26C0B776">
-    <w:name w:val="394D8506A0974324A885E68C26C0B776"/>
-    <w:rsid w:val="00926A78"/>
-  </w:style>
-  <w:style w:type="paragraph" w:customStyle="1" w:styleId="BB42DB0D687843CFA2B3B156652657EC">
-    <w:name w:val="BB42DB0D687843CFA2B3B156652657EC"/>
-    <w:rsid w:val="00926A78"/>
-  </w:style>
-  <w:style w:type="paragraph" w:customStyle="1" w:styleId="082D43D36FF849B48C26F152E391A3C5">
-    <w:name w:val="082D43D36FF849B48C26F152E391A3C5"/>
-    <w:rsid w:val="00926A78"/>
-  </w:style>
-  <w:style w:type="paragraph" w:customStyle="1" w:styleId="66A22B8D4D2B44CA9296097C22ACE003">
-    <w:name w:val="66A22B8D4D2B44CA9296097C22ACE003"/>
-    <w:rsid w:val="00926A78"/>
-  </w:style>
-  <w:style w:type="paragraph" w:customStyle="1" w:styleId="D94C71ECC2BB49F79D318FAD60EDE7C7">
-    <w:name w:val="D94C71ECC2BB49F79D318FAD60EDE7C7"/>
-    <w:rsid w:val="00926A78"/>
-  </w:style>
-  <w:style w:type="paragraph" w:customStyle="1" w:styleId="4A267B927FC54052B71BB9AB86CB09CC">
-    <w:name w:val="4A267B927FC54052B71BB9AB86CB09CC"/>
-    <w:rsid w:val="00926A78"/>
-  </w:style>
-  <w:style w:type="paragraph" w:customStyle="1" w:styleId="43550E90A6C94F748E9B9D45C8CB7343">
-    <w:name w:val="43550E90A6C94F748E9B9D45C8CB7343"/>
-    <w:rsid w:val="00926A78"/>
-  </w:style>
-  <w:style w:type="paragraph" w:customStyle="1" w:styleId="9A3FA767E61A4FF489ACF65EEC0E713A">
-    <w:name w:val="9A3FA767E61A4FF489ACF65EEC0E713A"/>
-    <w:rsid w:val="00926A78"/>
-  </w:style>
-  <w:style w:type="paragraph" w:customStyle="1" w:styleId="51F2349CD47C45C5B88B9F9643331002">
-    <w:name w:val="51F2349CD47C45C5B88B9F9643331002"/>
-    <w:rsid w:val="00926A78"/>
-  </w:style>
-  <w:style w:type="paragraph" w:customStyle="1" w:styleId="2F40ECDAE72A4455AC2C046FFC091CE2">
-    <w:name w:val="2F40ECDAE72A4455AC2C046FFC091CE2"/>
-    <w:rsid w:val="00926A78"/>
-  </w:style>
-  <w:style w:type="paragraph" w:customStyle="1" w:styleId="3C2DD0C10E27409F919A1AFD4189B18C">
-    <w:name w:val="3C2DD0C10E27409F919A1AFD4189B18C"/>
-    <w:rsid w:val="00926A78"/>
-  </w:style>
-  <w:style w:type="paragraph" w:customStyle="1" w:styleId="8ECE7510CA924967B1289036E152F304">
-    <w:name w:val="8ECE7510CA924967B1289036E152F304"/>
-    <w:rsid w:val="00926A78"/>
-  </w:style>
-  <w:style w:type="paragraph" w:customStyle="1" w:styleId="762CD68D53914A5FBC323C451BCBB4C8">
-    <w:name w:val="762CD68D53914A5FBC323C451BCBB4C8"/>
-    <w:rsid w:val="00926A78"/>
-  </w:style>
-  <w:style w:type="paragraph" w:customStyle="1" w:styleId="F856B1EE724C4228927551A253DD604F">
-    <w:name w:val="F856B1EE724C4228927551A253DD604F"/>
-    <w:rsid w:val="00926A78"/>
-  </w:style>
-  <w:style w:type="paragraph" w:customStyle="1" w:styleId="8DFF5266173848C1A7E681C82E79D75D">
-    <w:name w:val="8DFF5266173848C1A7E681C82E79D75D"/>
-    <w:rsid w:val="00926A78"/>
-  </w:style>
-  <w:style w:type="paragraph" w:customStyle="1" w:styleId="00C802DB7E92481D9E74385AB7E8A2E3">
-    <w:name w:val="00C802DB7E92481D9E74385AB7E8A2E3"/>
-    <w:rsid w:val="00926A78"/>
-  </w:style>
-  <w:style w:type="paragraph" w:customStyle="1" w:styleId="B34D2E1EF6AA4AFFA464FE76B28D5FBC">
-    <w:name w:val="B34D2E1EF6AA4AFFA464FE76B28D5FBC"/>
-    <w:rsid w:val="00926A78"/>
-  </w:style>
-  <w:style w:type="paragraph" w:customStyle="1" w:styleId="9F024E0AF8FD4B3F82F31E6D96CCA628">
-    <w:name w:val="9F024E0AF8FD4B3F82F31E6D96CCA628"/>
-    <w:rsid w:val="00926A78"/>
-  </w:style>
-  <w:style w:type="paragraph" w:customStyle="1" w:styleId="6CA6745CFD00403B816488FA3BB3B0B02">
-    <w:name w:val="6CA6745CFD00403B816488FA3BB3B0B02"/>
-    <w:rsid w:val="00926A78"/>
-    <w:pPr>
-      <w:spacing w:after="0" w:line="240" w:lineRule="auto"/>
-    </w:pPr>
-    <w:rPr>
-      <w:rFonts w:eastAsia="MS Mincho"/>
-      <w:color w:val="000000" w:themeColor="text1"/>
-      <w:sz w:val="20"/>
-      <w:szCs w:val="18"/>
-      <w:lang w:eastAsia="ja-JP"/>
-    </w:rPr>
-  </w:style>
-  <w:style w:type="paragraph" w:customStyle="1" w:styleId="995D47D2E2BA4C4FBE84306B29FE7FCA">
-    <w:name w:val="995D47D2E2BA4C4FBE84306B29FE7FCA"/>
-    <w:rsid w:val="00926A78"/>
-  </w:style>
-  <w:style w:type="paragraph" w:customStyle="1" w:styleId="21561EEBF19B4683A74AC2F155A66AAE">
-    <w:name w:val="21561EEBF19B4683A74AC2F155A66AAE"/>
-    <w:rsid w:val="00926A78"/>
-  </w:style>
-  <w:style w:type="paragraph" w:customStyle="1" w:styleId="D1BC5D23D08F4CAC9B58EF8E9BC155E4">
-    <w:name w:val="D1BC5D23D08F4CAC9B58EF8E9BC155E4"/>
-    <w:rsid w:val="00926A78"/>
-  </w:style>
-  <w:style w:type="paragraph" w:customStyle="1" w:styleId="82D9E7BA5F1549598C1D73DE8E26786A">
-    <w:name w:val="82D9E7BA5F1549598C1D73DE8E26786A"/>
-    <w:rsid w:val="00926A78"/>
-  </w:style>
-  <w:style w:type="paragraph" w:customStyle="1" w:styleId="88004CC3596F41A2B037720FBA0E9472">
-    <w:name w:val="88004CC3596F41A2B037720FBA0E9472"/>
-    <w:rsid w:val="00926A78"/>
-  </w:style>
-  <w:style w:type="paragraph" w:customStyle="1" w:styleId="8F5C4669270D4CE1A7CE0FEB8BDF7FB7">
-    <w:name w:val="8F5C4669270D4CE1A7CE0FEB8BDF7FB7"/>
-    <w:rsid w:val="00926A78"/>
-  </w:style>
-  <w:style w:type="paragraph" w:customStyle="1" w:styleId="EF4E78DB03AB4C76BDE995FF0A0C8C98">
-    <w:name w:val="EF4E78DB03AB4C76BDE995FF0A0C8C98"/>
-    <w:rsid w:val="00926A78"/>
-  </w:style>
-  <w:style w:type="paragraph" w:customStyle="1" w:styleId="60A48202624E4B10BC3C40C017D3E913">
-    <w:name w:val="60A48202624E4B10BC3C40C017D3E913"/>
-    <w:rsid w:val="00926A78"/>
-  </w:style>
-  <w:style w:type="paragraph" w:customStyle="1" w:styleId="7A633D19841B4260864D538ABA63E625">
-    <w:name w:val="7A633D19841B4260864D538ABA63E625"/>
-    <w:rsid w:val="00926A78"/>
-  </w:style>
-  <w:style w:type="paragraph" w:customStyle="1" w:styleId="0A6A7603B9544DB5BEE93ACE5DD5B369">
-    <w:name w:val="0A6A7603B9544DB5BEE93ACE5DD5B369"/>
-    <w:rsid w:val="00926A78"/>
-  </w:style>
-  <w:style w:type="paragraph" w:customStyle="1" w:styleId="95C74FD1DBAD4C3295AC22BEB80F80A6">
-    <w:name w:val="95C74FD1DBAD4C3295AC22BEB80F80A6"/>
-    <w:rsid w:val="00926A78"/>
-  </w:style>
-  <w:style w:type="paragraph" w:customStyle="1" w:styleId="74767BF36D9148138C0FB91A2A1EFE85">
-    <w:name w:val="74767BF36D9148138C0FB91A2A1EFE85"/>
-    <w:rsid w:val="00926A78"/>
-  </w:style>
-  <w:style w:type="paragraph" w:customStyle="1" w:styleId="001F8802D02D498D8090DD2ABF66D463">
-    <w:name w:val="001F8802D02D498D8090DD2ABF66D463"/>
-    <w:rsid w:val="00926A78"/>
-  </w:style>
-  <w:style w:type="paragraph" w:customStyle="1" w:styleId="71B7B424B6FD48659E0F4033EE84DDDF">
-    <w:name w:val="71B7B424B6FD48659E0F4033EE84DDDF"/>
-    <w:rsid w:val="00926A78"/>
-  </w:style>
-  <w:style w:type="paragraph" w:customStyle="1" w:styleId="A4E6369360F84445BE10D44719B8461D">
-    <w:name w:val="A4E6369360F84445BE10D44719B8461D"/>
-    <w:rsid w:val="00926A78"/>
-  </w:style>
-  <w:style w:type="paragraph" w:customStyle="1" w:styleId="52F0F4A98A284C01A4A17389D26290BE">
-    <w:name w:val="52F0F4A98A284C01A4A17389D26290BE"/>
-    <w:rsid w:val="00926A78"/>
-  </w:style>
-  <w:style w:type="paragraph" w:customStyle="1" w:styleId="1D357906906A4A9A835481047C750C26">
-    <w:name w:val="1D357906906A4A9A835481047C750C26"/>
-    <w:rsid w:val="00926A78"/>
-  </w:style>
-  <w:style w:type="paragraph" w:customStyle="1" w:styleId="F3509339BFB9476A8D434D020E188B1E">
-    <w:name w:val="F3509339BFB9476A8D434D020E188B1E"/>
-    <w:rsid w:val="00926A78"/>
-  </w:style>
-  <w:style w:type="paragraph" w:customStyle="1" w:styleId="AA7ED245597046AFBF9B8203C725E9C0">
-    <w:name w:val="AA7ED245597046AFBF9B8203C725E9C0"/>
-    <w:rsid w:val="00926A78"/>
-  </w:style>
-  <w:style w:type="paragraph" w:customStyle="1" w:styleId="69FEC352D737498F83138118EDC847AB">
-    <w:name w:val="69FEC352D737498F83138118EDC847AB"/>
-    <w:rsid w:val="00926A78"/>
-  </w:style>
-  <w:style w:type="paragraph" w:customStyle="1" w:styleId="C418FBBFCF764496A8184D118AA6E194">
-    <w:name w:val="C418FBBFCF764496A8184D118AA6E194"/>
-    <w:rsid w:val="00926A78"/>
-  </w:style>
-  <w:style w:type="paragraph" w:customStyle="1" w:styleId="C6891122643B436491FB310408949504">
-    <w:name w:val="C6891122643B436491FB310408949504"/>
-    <w:rsid w:val="00926A78"/>
-  </w:style>
-  <w:style w:type="paragraph" w:customStyle="1" w:styleId="6CA6745CFD00403B816488FA3BB3B0B03">
-    <w:name w:val="6CA6745CFD00403B816488FA3BB3B0B03"/>
-    <w:rsid w:val="00926A78"/>
-    <w:pPr>
-      <w:spacing w:after="0" w:line="240" w:lineRule="auto"/>
-    </w:pPr>
-    <w:rPr>
-      <w:rFonts w:eastAsia="MS Mincho"/>
-      <w:color w:val="000000" w:themeColor="text1"/>
-      <w:sz w:val="20"/>
-      <w:szCs w:val="18"/>
-      <w:lang w:eastAsia="ja-JP"/>
-    </w:rPr>
-  </w:style>
-  <w:style w:type="paragraph" w:customStyle="1" w:styleId="FECBF97665824E4D9D804E4D6108BFED">
-    <w:name w:val="FECBF97665824E4D9D804E4D6108BFED"/>
-    <w:rsid w:val="00926A78"/>
-  </w:style>
-  <w:style w:type="paragraph" w:customStyle="1" w:styleId="921860B7776145D9A01FD35FB07938AC">
-    <w:name w:val="921860B7776145D9A01FD35FB07938AC"/>
-    <w:rsid w:val="00926A78"/>
-  </w:style>
-  <w:style w:type="paragraph" w:customStyle="1" w:styleId="66BD58A1C1574953BF82AFD251ACCFF1">
-    <w:name w:val="66BD58A1C1574953BF82AFD251ACCFF1"/>
-    <w:rsid w:val="00926A78"/>
-  </w:style>
-  <w:style w:type="paragraph" w:customStyle="1" w:styleId="FC4FA7DD6A6446B18F64E8C72CB02635">
-    <w:name w:val="FC4FA7DD6A6446B18F64E8C72CB02635"/>
-    <w:rsid w:val="00926A78"/>
-  </w:style>
-  <w:style w:type="paragraph" w:customStyle="1" w:styleId="5801540E47804963AE5D3248D766C39E">
-    <w:name w:val="5801540E47804963AE5D3248D766C39E"/>
-    <w:rsid w:val="00926A78"/>
-  </w:style>
-  <w:style w:type="paragraph" w:customStyle="1" w:styleId="E36DC2DEB4704378A93C9F5B182AC0C5">
-    <w:name w:val="E36DC2DEB4704378A93C9F5B182AC0C5"/>
-    <w:rsid w:val="00926A78"/>
-  </w:style>
-  <w:style w:type="paragraph" w:customStyle="1" w:styleId="CF171E93CA344A3D959AB16AD07B98E3">
-    <w:name w:val="CF171E93CA344A3D959AB16AD07B98E3"/>
-    <w:rsid w:val="00926A78"/>
-  </w:style>
-  <w:style w:type="paragraph" w:customStyle="1" w:styleId="F35ED4CD79EA44B186B03036A989B705">
-    <w:name w:val="F35ED4CD79EA44B186B03036A989B705"/>
-    <w:rsid w:val="00926A78"/>
-  </w:style>
-  <w:style w:type="paragraph" w:customStyle="1" w:styleId="D9F71039094F4D12BD4A0D0F58FB3828">
-    <w:name w:val="D9F71039094F4D12BD4A0D0F58FB3828"/>
-    <w:rsid w:val="00926A78"/>
-  </w:style>
-  <w:style w:type="paragraph" w:customStyle="1" w:styleId="1D7BFB291B474904AE654CF6B192BC77">
-    <w:name w:val="1D7BFB291B474904AE654CF6B192BC77"/>
-    <w:rsid w:val="00926A78"/>
-  </w:style>
-  <w:style w:type="paragraph" w:customStyle="1" w:styleId="9107C59FF4A9456C9575FABFC121432A">
-    <w:name w:val="9107C59FF4A9456C9575FABFC121432A"/>
-    <w:rsid w:val="00926A78"/>
-  </w:style>
-  <w:style w:type="paragraph" w:customStyle="1" w:styleId="6F19403A53AB4610AF6BA8F91DFEA8A3">
-    <w:name w:val="6F19403A53AB4610AF6BA8F91DFEA8A3"/>
-    <w:rsid w:val="00926A78"/>
-  </w:style>
-  <w:style w:type="paragraph" w:customStyle="1" w:styleId="4599E2C84DFD4DEBA5805E611295C36B">
-    <w:name w:val="4599E2C84DFD4DEBA5805E611295C36B"/>
-    <w:rsid w:val="00926A78"/>
-  </w:style>
-  <w:style w:type="paragraph" w:customStyle="1" w:styleId="E1DECB8ABFAD425689AE335B35D4F619">
-    <w:name w:val="E1DECB8ABFAD425689AE335B35D4F619"/>
-    <w:rsid w:val="00926A78"/>
-  </w:style>
-  <w:style w:type="paragraph" w:customStyle="1" w:styleId="ADBD3324F27E434E85E96DA2A8612485">
-    <w:name w:val="ADBD3324F27E434E85E96DA2A8612485"/>
-    <w:rsid w:val="00926A78"/>
-  </w:style>
-  <w:style w:type="paragraph" w:customStyle="1" w:styleId="66D840FBB08044FD8B5769818F0FEFDD">
-    <w:name w:val="66D840FBB08044FD8B5769818F0FEFDD"/>
-    <w:rsid w:val="00926A78"/>
-  </w:style>
-  <w:style w:type="paragraph" w:customStyle="1" w:styleId="286C09FC23904EE780A64CF3BDE387E9">
-    <w:name w:val="286C09FC23904EE780A64CF3BDE387E9"/>
-    <w:rsid w:val="00926A78"/>
-  </w:style>
-  <w:style w:type="paragraph" w:customStyle="1" w:styleId="6F265EFC20124964B3649E88C02BCF09">
-    <w:name w:val="6F265EFC20124964B3649E88C02BCF09"/>
-    <w:rsid w:val="00926A78"/>
-  </w:style>
-  <w:style w:type="paragraph" w:customStyle="1" w:styleId="7F02DC3566B240699576F8A6FE67433C">
-    <w:name w:val="7F02DC3566B240699576F8A6FE67433C"/>
-    <w:rsid w:val="00926A78"/>
-  </w:style>
-  <w:style w:type="paragraph" w:customStyle="1" w:styleId="A782BCBDECF34EB29D56DD5F592DD919">
-    <w:name w:val="A782BCBDECF34EB29D56DD5F592DD919"/>
-    <w:rsid w:val="00926A78"/>
-  </w:style>
-  <w:style w:type="paragraph" w:customStyle="1" w:styleId="2608E0C1793E4FB8A5474608EC72C2CF">
-    <w:name w:val="2608E0C1793E4FB8A5474608EC72C2CF"/>
-    <w:rsid w:val="00926A78"/>
-  </w:style>
-  <w:style w:type="paragraph" w:customStyle="1" w:styleId="C54F4D46DD4D4CEC81CB74AB35F1CDC1">
-    <w:name w:val="C54F4D46DD4D4CEC81CB74AB35F1CDC1"/>
-    <w:rsid w:val="00926A78"/>
-  </w:style>
-  <w:style w:type="paragraph" w:customStyle="1" w:styleId="1A6B464E1DB14CC8A4D47DD93C5579EE">
-    <w:name w:val="1A6B464E1DB14CC8A4D47DD93C5579EE"/>
-    <w:rsid w:val="00926A78"/>
-  </w:style>
-  <w:style w:type="paragraph" w:customStyle="1" w:styleId="409DC717AA324D90ABEA5CA4D2C4C409">
-    <w:name w:val="409DC717AA324D90ABEA5CA4D2C4C409"/>
-    <w:rsid w:val="00926A78"/>
-  </w:style>
-  <w:style w:type="paragraph" w:customStyle="1" w:styleId="CBD6E01711DE45E89A96C7B29280996D">
-    <w:name w:val="CBD6E01711DE45E89A96C7B29280996D"/>
-    <w:rsid w:val="00926A78"/>
-  </w:style>
-  <w:style w:type="paragraph" w:customStyle="1" w:styleId="1241A98342334D65B542E54F877D352F">
-    <w:name w:val="1241A98342334D65B542E54F877D352F"/>
-    <w:rsid w:val="00926A78"/>
-  </w:style>
-  <w:style w:type="paragraph" w:customStyle="1" w:styleId="CB56AFB9135B4E74A05A2FA834E74EA9">
-    <w:name w:val="CB56AFB9135B4E74A05A2FA834E74EA9"/>
-    <w:rsid w:val="00926A78"/>
-  </w:style>
-  <w:style w:type="paragraph" w:customStyle="1" w:styleId="3AA3CC83541D492E954E4D0B172C0640">
-    <w:name w:val="3AA3CC83541D492E954E4D0B172C0640"/>
-    <w:rsid w:val="00926A78"/>
-  </w:style>
-  <w:style w:type="paragraph" w:customStyle="1" w:styleId="C705B7CE53104EDEB7F3FA49427CCD6C">
-    <w:name w:val="C705B7CE53104EDEB7F3FA49427CCD6C"/>
-    <w:rsid w:val="00926A78"/>
-  </w:style>
-  <w:style w:type="paragraph" w:customStyle="1" w:styleId="C9193B20042445E0B86AEF409E606487">
-    <w:name w:val="C9193B20042445E0B86AEF409E606487"/>
-    <w:rsid w:val="00926A78"/>
-  </w:style>
-  <w:style w:type="paragraph" w:customStyle="1" w:styleId="1D4DA23BEA5A48F9B18015A4CB253330">
-    <w:name w:val="1D4DA23BEA5A48F9B18015A4CB253330"/>
-    <w:rsid w:val="00926A78"/>
-  </w:style>
-  <w:style w:type="paragraph" w:customStyle="1" w:styleId="C252572A11954220B873269AF97F54CE">
-    <w:name w:val="C252572A11954220B873269AF97F54CE"/>
-    <w:rsid w:val="00926A78"/>
-  </w:style>
-  <w:style w:type="paragraph" w:customStyle="1" w:styleId="DAE5938A739B40B3881C4C5ECCE37D68">
-    <w:name w:val="DAE5938A739B40B3881C4C5ECCE37D68"/>
-    <w:rsid w:val="00926A78"/>
-  </w:style>
-  <w:style w:type="paragraph" w:customStyle="1" w:styleId="FF1DB763C15E476A845D8D6791599BC2">
-    <w:name w:val="FF1DB763C15E476A845D8D6791599BC2"/>
-    <w:rsid w:val="00926A78"/>
-  </w:style>
-  <w:style w:type="paragraph" w:customStyle="1" w:styleId="4BE88FA3AE7B4FDFB660AABED7154335">
-    <w:name w:val="4BE88FA3AE7B4FDFB660AABED7154335"/>
-    <w:rsid w:val="00926A78"/>
-  </w:style>
-  <w:style w:type="paragraph" w:customStyle="1" w:styleId="EB12F75A315D4AA1A9555908845262FF">
-    <w:name w:val="EB12F75A315D4AA1A9555908845262FF"/>
-    <w:rsid w:val="00926A78"/>
-  </w:style>
-  <w:style w:type="paragraph" w:customStyle="1" w:styleId="7BB2FB920D3F409EAA8AECF2A0DA80BD">
-    <w:name w:val="7BB2FB920D3F409EAA8AECF2A0DA80BD"/>
-    <w:rsid w:val="00926A78"/>
-  </w:style>
-  <w:style w:type="paragraph" w:customStyle="1" w:styleId="6F5461045C2E4CF8A34A4B9131A07DE8">
-    <w:name w:val="6F5461045C2E4CF8A34A4B9131A07DE8"/>
-    <w:rsid w:val="00926A78"/>
-  </w:style>
-  <w:style w:type="paragraph" w:customStyle="1" w:styleId="1F93A97FC3DF45808AA085163175FA54">
-    <w:name w:val="1F93A97FC3DF45808AA085163175FA54"/>
-    <w:rsid w:val="00926A78"/>
-  </w:style>
-  <w:style w:type="paragraph" w:customStyle="1" w:styleId="98384C43869C41EFB7B10C51F5ECE628">
-    <w:name w:val="98384C43869C41EFB7B10C51F5ECE628"/>
-    <w:rsid w:val="00926A78"/>
-  </w:style>
-  <w:style w:type="paragraph" w:customStyle="1" w:styleId="31C1882C1C6245AAB368F065AEAEF48E">
-    <w:name w:val="31C1882C1C6245AAB368F065AEAEF48E"/>
-    <w:rsid w:val="00926A78"/>
-  </w:style>
-  <w:style w:type="paragraph" w:customStyle="1" w:styleId="73F10F175E564E91B958771F5A716638">
-    <w:name w:val="73F10F175E564E91B958771F5A716638"/>
-    <w:rsid w:val="00926A78"/>
-  </w:style>
-  <w:style w:type="paragraph" w:customStyle="1" w:styleId="411682C11E98456AAF0D4A34B5F1B2FB">
-    <w:name w:val="411682C11E98456AAF0D4A34B5F1B2FB"/>
-    <w:rsid w:val="00926A78"/>
-  </w:style>
-  <w:style w:type="paragraph" w:customStyle="1" w:styleId="981635361B6D4EEF83C03436FF0B2B25">
-    <w:name w:val="981635361B6D4EEF83C03436FF0B2B25"/>
-    <w:rsid w:val="00926A78"/>
-  </w:style>
-  <w:style w:type="paragraph" w:customStyle="1" w:styleId="9DFCAA40DFBA4B3AA7146335E107D4BE">
-    <w:name w:val="9DFCAA40DFBA4B3AA7146335E107D4BE"/>
-    <w:rsid w:val="00926A78"/>
-  </w:style>
-  <w:style w:type="paragraph" w:customStyle="1" w:styleId="5CA9DABA47B54AC5A67F031DC988398F">
-    <w:name w:val="5CA9DABA47B54AC5A67F031DC988398F"/>
-    <w:rsid w:val="00926A78"/>
-  </w:style>
-  <w:style w:type="paragraph" w:customStyle="1" w:styleId="63B70716C1B542EB9EDA5FC29BD0CE0F">
-    <w:name w:val="63B70716C1B542EB9EDA5FC29BD0CE0F"/>
-    <w:rsid w:val="00926A78"/>
-  </w:style>
-  <w:style w:type="paragraph" w:customStyle="1" w:styleId="A6AEDEBDFBD049A68AA091FF00C9E133">
-    <w:name w:val="A6AEDEBDFBD049A68AA091FF00C9E133"/>
-    <w:rsid w:val="00926A78"/>
-  </w:style>
-  <w:style w:type="paragraph" w:customStyle="1" w:styleId="5F8AC91ABD224A41B38CF39E566F57DE">
-    <w:name w:val="5F8AC91ABD224A41B38CF39E566F57DE"/>
-    <w:rsid w:val="00926A78"/>
-  </w:style>
-  <w:style w:type="paragraph" w:customStyle="1" w:styleId="614E18FF8DE54166BAD75C040BBD49B2">
-    <w:name w:val="614E18FF8DE54166BAD75C040BBD49B2"/>
-    <w:rsid w:val="00926A78"/>
-  </w:style>
-  <w:style w:type="paragraph" w:customStyle="1" w:styleId="056FE312FC194B93876CFC0C6BB06A34">
-    <w:name w:val="056FE312FC194B93876CFC0C6BB06A34"/>
-    <w:rsid w:val="00926A78"/>
-  </w:style>
-  <w:style w:type="paragraph" w:customStyle="1" w:styleId="73BEEF1608F1464CBE39942712DCE8AD">
-    <w:name w:val="73BEEF1608F1464CBE39942712DCE8AD"/>
-    <w:rsid w:val="00926A78"/>
-  </w:style>
-  <w:style w:type="paragraph" w:customStyle="1" w:styleId="7F5155F69E2A48469E90878908251646">
-    <w:name w:val="7F5155F69E2A48469E90878908251646"/>
-    <w:rsid w:val="00926A78"/>
-  </w:style>
-  <w:style w:type="paragraph" w:customStyle="1" w:styleId="B48B8EBC14524158B0956B73C0BF568E">
-    <w:name w:val="B48B8EBC14524158B0956B73C0BF568E"/>
-    <w:rsid w:val="00926A78"/>
-  </w:style>
-  <w:style w:type="paragraph" w:customStyle="1" w:styleId="BFD8A7EE9C7D4580B66E96818E26B4EA">
-    <w:name w:val="BFD8A7EE9C7D4580B66E96818E26B4EA"/>
-    <w:rsid w:val="00926A78"/>
-  </w:style>
-  <w:style w:type="paragraph" w:customStyle="1" w:styleId="98FFDF153CA3444AAC79CBD980E5A9B2">
-    <w:name w:val="98FFDF153CA3444AAC79CBD980E5A9B2"/>
-    <w:rsid w:val="00926A78"/>
-  </w:style>
-  <w:style w:type="paragraph" w:customStyle="1" w:styleId="81219048524F463B8F998E060DACF6CE">
-    <w:name w:val="81219048524F463B8F998E060DACF6CE"/>
-    <w:rsid w:val="00926A78"/>
-  </w:style>
-  <w:style w:type="paragraph" w:customStyle="1" w:styleId="98FFDF153CA3444AAC79CBD980E5A9B21">
-    <w:name w:val="98FFDF153CA3444AAC79CBD980E5A9B21"/>
-    <w:rsid w:val="00926A78"/>
-    <w:pPr>
-      <w:spacing w:after="0" w:line="240" w:lineRule="auto"/>
-    </w:pPr>
-    <w:rPr>
-      <w:rFonts w:eastAsia="MS Mincho"/>
-      <w:color w:val="000000" w:themeColor="text1"/>
-      <w:sz w:val="20"/>
-      <w:szCs w:val="18"/>
-      <w:lang w:eastAsia="ja-JP"/>
-    </w:rPr>
-  </w:style>
-</w:styles>
-</file>
-
-<file path=word/glossary/webSettings.xml><?xml version="1.0" encoding="utf-8"?>
-<w:webSettings xmlns:mc="http://schemas.openxmlformats.org/markup-compatibility/2006" xmlns:r="http://schemas.openxmlformats.org/officeDocument/2006/relationships" xmlns:w="http://schemas.openxmlformats.org/wordprocessingml/2006/main" xmlns:w14="http://schemas.microsoft.com/office/word/2010/wordml" xmlns:w15="http://schemas.microsoft.com/office/word/2012/wordml" xmlns:w16cex="http://schemas.microsoft.com/office/word/2018/wordml/cex" xmlns:w16cid="http://schemas.microsoft.com/office/word/2016/wordml/cid" xmlns:w16="http://schemas.microsoft.com/office/word/2018/wordml" xmlns:w16sdtdh="http://schemas.microsoft.com/office/word/2020/wordml/sdtdatahash" xmlns:w16se="http://schemas.microsoft.com/office/word/2015/wordml/symex" mc:Ignorable="w14 w15 w16se w16cid w16 w16cex w16sdtdh">
-  <w:optimizeForBrowser/>
-  <w:allowPNG/>
-</w:webSettings>
-</file>
-
 <file path=word/theme/theme11.xml><?xml version="1.0" encoding="utf-8"?>
 <a:theme xmlns:a="http://schemas.openxmlformats.org/drawingml/2006/main" name="Office Theme">
   <a:themeElements>
@@ -9346,359 +6180,6 @@
 </a:theme>
 </file>
 
-<file path=customXml/item13.xml><?xml version="1.0" encoding="utf-8"?>
-<b:Sources xmlns:b="http://schemas.openxmlformats.org/officeDocument/2006/bibliography" xmlns="http://schemas.openxmlformats.org/officeDocument/2006/bibliography" SelectedStyle="\APASixthEditionOfficeOnline.xsl" StyleName="APA" Version="6"/>
-</file>
-
-<file path=customXml/item2.xml><?xml version="1.0" encoding="utf-8"?>
-<ct:contentTypeSchema xmlns:ct="http://schemas.microsoft.com/office/2006/metadata/contentType" xmlns:ma="http://schemas.microsoft.com/office/2006/metadata/properties/metaAttributes" ct:_="" ma:_="" ma:contentTypeName="Document" ma:contentTypeID="0x01010079F111ED35F8CC479449609E8A0923A6" ma:contentTypeVersion="26" ma:contentTypeDescription="Create a new document." ma:contentTypeScope="" ma:versionID="ac37c1753acd5e330d2062ccec26ea66">
-  <xsd:schema xmlns:xsd="http://www.w3.org/2001/XMLSchema" xmlns:xs="http://www.w3.org/2001/XMLSchema" xmlns:p="http://schemas.microsoft.com/office/2006/metadata/properties" xmlns:ns1="http://schemas.microsoft.com/sharepoint/v3" xmlns:ns2="71af3243-3dd4-4a8d-8c0d-dd76da1f02a5" xmlns:ns3="16c05727-aa75-4e4a-9b5f-8a80a1165891" xmlns:ns4="230e9df3-be65-4c73-a93b-d1236ebd677e" targetNamespace="http://schemas.microsoft.com/office/2006/metadata/properties" ma:root="true" ma:fieldsID="3b340c7101c92c5120abd06486f94548" ns1:_="" ns2:_="" ns3:_="" ns4:_="">
-    <xsd:import namespace="http://schemas.microsoft.com/sharepoint/v3"/>
-    <xsd:import namespace="71af3243-3dd4-4a8d-8c0d-dd76da1f02a5"/>
-    <xsd:import namespace="16c05727-aa75-4e4a-9b5f-8a80a1165891"/>
-    <xsd:import namespace="230e9df3-be65-4c73-a93b-d1236ebd677e"/>
-    <xsd:element name="properties">
-      <xsd:complexType>
-        <xsd:sequence>
-          <xsd:element name="documentManagement">
-            <xsd:complexType>
-              <xsd:all>
-                <xsd:element ref="ns2:Status" minOccurs="0"/>
-                <xsd:element ref="ns2:Image" minOccurs="0"/>
-                <xsd:element ref="ns2:MediaServiceMetadata" minOccurs="0"/>
-                <xsd:element ref="ns2:MediaServiceFastMetadata" minOccurs="0"/>
-                <xsd:element ref="ns2:MediaServiceOCR" minOccurs="0"/>
-                <xsd:element ref="ns2:MediaServiceAutoTags" minOccurs="0"/>
-                <xsd:element ref="ns2:MediaServiceEventHashCode" minOccurs="0"/>
-                <xsd:element ref="ns2:MediaServiceGenerationTime" minOccurs="0"/>
-                <xsd:element ref="ns3:SharedWithUsers" minOccurs="0"/>
-                <xsd:element ref="ns3:SharedWithDetails" minOccurs="0"/>
-                <xsd:element ref="ns2:MediaServiceAutoKeyPoints" minOccurs="0"/>
-                <xsd:element ref="ns2:MediaServiceKeyPoints" minOccurs="0"/>
-                <xsd:element ref="ns2:MediaServiceDateTaken" minOccurs="0"/>
-                <xsd:element ref="ns1:_ip_UnifiedCompliancePolicyProperties" minOccurs="0"/>
-                <xsd:element ref="ns1:_ip_UnifiedCompliancePolicyUIAction" minOccurs="0"/>
-                <xsd:element ref="ns4:TaxCatchAll" minOccurs="0"/>
-                <xsd:element ref="ns2:ImageTagsTaxHTField" minOccurs="0"/>
-                <xsd:element ref="ns2:MediaServiceLocation" minOccurs="0"/>
-                <xsd:element ref="ns2:MediaLengthInSeconds" minOccurs="0"/>
-                <xsd:element ref="ns2:Background" minOccurs="0"/>
-                <xsd:element ref="ns2:MediaServiceSearchProperties" minOccurs="0"/>
-                <xsd:element ref="ns2:MediaServiceDocTags" minOccurs="0"/>
-              </xsd:all>
-            </xsd:complexType>
-          </xsd:element>
-        </xsd:sequence>
-      </xsd:complexType>
-    </xsd:element>
-  </xsd:schema>
-  <xsd:schema xmlns:xsd="http://www.w3.org/2001/XMLSchema" xmlns:xs="http://www.w3.org/2001/XMLSchema" xmlns:dms="http://schemas.microsoft.com/office/2006/documentManagement/types" xmlns:pc="http://schemas.microsoft.com/office/infopath/2007/PartnerControls" targetNamespace="http://schemas.microsoft.com/sharepoint/v3" elementFormDefault="qualified">
-    <xsd:import namespace="http://schemas.microsoft.com/office/2006/documentManagement/types"/>
-    <xsd:import namespace="http://schemas.microsoft.com/office/infopath/2007/PartnerControls"/>
-    <xsd:element name="_ip_UnifiedCompliancePolicyProperties" ma:index="20" nillable="true" ma:displayName="Unified Compliance Policy Properties" ma:hidden="true" ma:internalName="_ip_UnifiedCompliancePolicyProperties" ma:readOnly="false">
-      <xsd:simpleType>
-        <xsd:restriction base="dms:Note"/>
-      </xsd:simpleType>
-    </xsd:element>
-    <xsd:element name="_ip_UnifiedCompliancePolicyUIAction" ma:index="21" nillable="true" ma:displayName="Unified Compliance Policy UI Action" ma:hidden="true" ma:internalName="_ip_UnifiedCompliancePolicyUIAction" ma:readOnly="false">
-      <xsd:simpleType>
-        <xsd:restriction base="dms:Text"/>
-      </xsd:simpleType>
-    </xsd:element>
-  </xsd:schema>
-  <xsd:schema xmlns:xsd="http://www.w3.org/2001/XMLSchema" xmlns:xs="http://www.w3.org/2001/XMLSchema" xmlns:dms="http://schemas.microsoft.com/office/2006/documentManagement/types" xmlns:pc="http://schemas.microsoft.com/office/infopath/2007/PartnerControls" targetNamespace="71af3243-3dd4-4a8d-8c0d-dd76da1f02a5" elementFormDefault="qualified">
-    <xsd:import namespace="http://schemas.microsoft.com/office/2006/documentManagement/types"/>
-    <xsd:import namespace="http://schemas.microsoft.com/office/infopath/2007/PartnerControls"/>
-    <xsd:element name="Status" ma:index="2" nillable="true" ma:displayName="Status" ma:default="Not started" ma:format="Dropdown" ma:internalName="Status" ma:readOnly="false">
-      <xsd:simpleType>
-        <xsd:restriction base="dms:Choice">
-          <xsd:enumeration value="Not started"/>
-          <xsd:enumeration value="In Progress"/>
-          <xsd:enumeration value="Completed"/>
-        </xsd:restriction>
-      </xsd:simpleType>
-    </xsd:element>
-    <xsd:element name="Image" ma:index="3" nillable="true" ma:displayName="Image" ma:format="Image" ma:internalName="Image" ma:readOnly="false">
-      <xsd:complexType>
-        <xsd:complexContent>
-          <xsd:extension base="dms:URL">
-            <xsd:sequence>
-              <xsd:element name="Url" type="dms:ValidUrl" minOccurs="0" nillable="true"/>
-              <xsd:element name="Description" type="xsd:string" nillable="true"/>
-            </xsd:sequence>
-          </xsd:extension>
-        </xsd:complexContent>
-      </xsd:complexType>
-    </xsd:element>
-    <xsd:element name="MediaServiceMetadata" ma:index="8" nillable="true" ma:displayName="MediaServiceMetadata" ma:hidden="true" ma:internalName="MediaServiceMetadata" ma:readOnly="true">
-      <xsd:simpleType>
-        <xsd:restriction base="dms:Note"/>
-      </xsd:simpleType>
-    </xsd:element>
-    <xsd:element name="MediaServiceFastMetadata" ma:index="9" nillable="true" ma:displayName="MediaServiceFastMetadata" ma:hidden="true" ma:internalName="MediaServiceFastMetadata" ma:readOnly="true">
-      <xsd:simpleType>
-        <xsd:restriction base="dms:Note"/>
-      </xsd:simpleType>
-    </xsd:element>
-    <xsd:element name="MediaServiceOCR" ma:index="10" nillable="true" ma:displayName="MediaServiceOCR" ma:hidden="true" ma:internalName="MediaServiceOCR" ma:readOnly="true">
-      <xsd:simpleType>
-        <xsd:restriction base="dms:Note"/>
-      </xsd:simpleType>
-    </xsd:element>
-    <xsd:element name="MediaServiceAutoTags" ma:index="11" nillable="true" ma:displayName="MediaServiceAutoTags" ma:hidden="true" ma:internalName="MediaServiceAutoTags" ma:readOnly="true">
-      <xsd:simpleType>
-        <xsd:restriction base="dms:Text"/>
-      </xsd:simpleType>
-    </xsd:element>
-    <xsd:element name="MediaServiceEventHashCode" ma:index="12" nillable="true" ma:displayName="MediaServiceEventHashCode" ma:hidden="true" ma:internalName="MediaServiceEventHashCode" ma:readOnly="true">
-      <xsd:simpleType>
-        <xsd:restriction base="dms:Text"/>
-      </xsd:simpleType>
-    </xsd:element>
-    <xsd:element name="MediaServiceGenerationTime" ma:index="13" nillable="true" ma:displayName="MediaServiceGenerationTime" ma:hidden="true" ma:internalName="MediaServiceGenerationTime" ma:readOnly="true">
-      <xsd:simpleType>
-        <xsd:restriction base="dms:Text"/>
-      </xsd:simpleType>
-    </xsd:element>
-    <xsd:element name="MediaServiceAutoKeyPoints" ma:index="16" nillable="true" ma:displayName="MediaServiceAutoKeyPoints" ma:hidden="true" ma:internalName="MediaServiceAutoKeyPoints" ma:readOnly="true">
-      <xsd:simpleType>
-        <xsd:restriction base="dms:Note"/>
-      </xsd:simpleType>
-    </xsd:element>
-    <xsd:element name="MediaServiceKeyPoints" ma:index="17" nillable="true" ma:displayName="KeyPoints" ma:hidden="true" ma:internalName="MediaServiceKeyPoints" ma:readOnly="false">
-      <xsd:simpleType>
-        <xsd:restriction base="dms:Note"/>
-      </xsd:simpleType>
-    </xsd:element>
-    <xsd:element name="MediaServiceDateTaken" ma:index="18" nillable="true" ma:displayName="MediaServiceDateTaken" ma:hidden="true" ma:internalName="MediaServiceDateTaken" ma:readOnly="true">
-      <xsd:simpleType>
-        <xsd:restriction base="dms:Text"/>
-      </xsd:simpleType>
-    </xsd:element>
-    <xsd:element name="ImageTagsTaxHTField" ma:index="25" nillable="true" ma:taxonomy="true" ma:internalName="ImageTagsTaxHTField" ma:taxonomyFieldName="MediaServiceImageTags" ma:displayName="Image Tags" ma:readOnly="false" ma:fieldId="{5cf76f15-5ced-4ddc-b409-7134ff3c332f}" ma:taxonomyMulti="true" ma:sspId="e385fb40-52d4-4fae-9c5b-3e8ff8a5878e" ma:termSetId="09814cd3-568e-fe90-9814-8d621ff8fb84" ma:anchorId="fba54fb3-c3e1-fe81-a776-ca4b69148c4d" ma:open="true" ma:isKeyword="false">
-      <xsd:complexType>
-        <xsd:sequence>
-          <xsd:element ref="pc:Terms" minOccurs="0" maxOccurs="1"/>
-        </xsd:sequence>
-      </xsd:complexType>
-    </xsd:element>
-    <xsd:element name="MediaServiceLocation" ma:index="26" nillable="true" ma:displayName="Location" ma:hidden="true" ma:internalName="MediaServiceLocation" ma:readOnly="true">
-      <xsd:simpleType>
-        <xsd:restriction base="dms:Text"/>
-      </xsd:simpleType>
-    </xsd:element>
-    <xsd:element name="MediaLengthInSeconds" ma:index="27" nillable="true" ma:displayName="MediaLengthInSeconds" ma:hidden="true" ma:internalName="MediaLengthInSeconds" ma:readOnly="true">
-      <xsd:simpleType>
-        <xsd:restriction base="dms:Unknown"/>
-      </xsd:simpleType>
-    </xsd:element>
-    <xsd:element name="Background" ma:index="28" nillable="true" ma:displayName="Background" ma:default="0" ma:format="Dropdown" ma:internalName="Background">
-      <xsd:simpleType>
-        <xsd:restriction base="dms:Boolean"/>
-      </xsd:simpleType>
-    </xsd:element>
-    <xsd:element name="MediaServiceSearchProperties" ma:index="29" nillable="true" ma:displayName="MediaServiceSearchProperties" ma:hidden="true" ma:internalName="MediaServiceSearchProperties" ma:readOnly="true">
-      <xsd:simpleType>
-        <xsd:restriction base="dms:Note"/>
-      </xsd:simpleType>
-    </xsd:element>
-    <xsd:element name="MediaServiceDocTags" ma:index="30" nillable="true" ma:displayName="MediaServiceDocTags" ma:hidden="true" ma:internalName="MediaServiceDocTags" ma:readOnly="true">
-      <xsd:simpleType>
-        <xsd:restriction base="dms:Note"/>
-      </xsd:simpleType>
-    </xsd:element>
-  </xsd:schema>
-  <xsd:schema xmlns:xsd="http://www.w3.org/2001/XMLSchema" xmlns:xs="http://www.w3.org/2001/XMLSchema" xmlns:dms="http://schemas.microsoft.com/office/2006/documentManagement/types" xmlns:pc="http://schemas.microsoft.com/office/infopath/2007/PartnerControls" targetNamespace="16c05727-aa75-4e4a-9b5f-8a80a1165891" elementFormDefault="qualified">
-    <xsd:import namespace="http://schemas.microsoft.com/office/2006/documentManagement/types"/>
-    <xsd:import namespace="http://schemas.microsoft.com/office/infopath/2007/PartnerControls"/>
-    <xsd:element name="SharedWithUsers" ma:index="14" nillable="true" ma:displayName="Shared With" ma:hidden="true" ma:internalName="SharedWithUsers" ma:readOnly="true">
-      <xsd:complexType>
-        <xsd:complexContent>
-          <xsd:extension base="dms:UserMulti">
-            <xsd:sequence>
-              <xsd:element name="UserInfo" minOccurs="0" maxOccurs="unbounded">
-                <xsd:complexType>
-                  <xsd:sequence>
-                    <xsd:element name="DisplayName" type="xsd:string" minOccurs="0"/>
-                    <xsd:element name="AccountId" type="dms:UserId" minOccurs="0" nillable="true"/>
-                    <xsd:element name="AccountType" type="xsd:string" minOccurs="0"/>
-                  </xsd:sequence>
-                </xsd:complexType>
-              </xsd:element>
-            </xsd:sequence>
-          </xsd:extension>
-        </xsd:complexContent>
-      </xsd:complexType>
-    </xsd:element>
-    <xsd:element name="SharedWithDetails" ma:index="15" nillable="true" ma:displayName="Shared With Details" ma:hidden="true" ma:internalName="SharedWithDetails" ma:readOnly="true">
-      <xsd:simpleType>
-        <xsd:restriction base="dms:Note"/>
-      </xsd:simpleType>
-    </xsd:element>
-  </xsd:schema>
-  <xsd:schema xmlns:xsd="http://www.w3.org/2001/XMLSchema" xmlns:xs="http://www.w3.org/2001/XMLSchema" xmlns:dms="http://schemas.microsoft.com/office/2006/documentManagement/types" xmlns:pc="http://schemas.microsoft.com/office/infopath/2007/PartnerControls" targetNamespace="230e9df3-be65-4c73-a93b-d1236ebd677e" elementFormDefault="qualified">
-    <xsd:import namespace="http://schemas.microsoft.com/office/2006/documentManagement/types"/>
-    <xsd:import namespace="http://schemas.microsoft.com/office/infopath/2007/PartnerControls"/>
-    <xsd:element name="TaxCatchAll" ma:index="23" nillable="true" ma:displayName="Taxonomy Catch All Column" ma:hidden="true" ma:list="{3f6bfcbc-3db3-4ae6-bd76-326f0798ad28}" ma:internalName="TaxCatchAll" ma:readOnly="false" ma:showField="CatchAllData" ma:web="16c05727-aa75-4e4a-9b5f-8a80a1165891">
-      <xsd:complexType>
-        <xsd:complexContent>
-          <xsd:extension base="dms:MultiChoiceLookup">
-            <xsd:sequence>
-              <xsd:element name="Value" type="dms:Lookup" maxOccurs="unbounded" minOccurs="0" nillable="true"/>
-            </xsd:sequence>
-          </xsd:extension>
-        </xsd:complexContent>
-      </xsd:complexType>
-    </xsd:element>
-  </xsd:schema>
-  <xsd:schema xmlns="http://schemas.openxmlformats.org/package/2006/metadata/core-properties" xmlns:xsd="http://www.w3.org/2001/XMLSchema" xmlns:xsi="http://www.w3.org/2001/XMLSchema-instance" xmlns:dc="http://purl.org/dc/elements/1.1/" xmlns:dcterms="http://purl.org/dc/terms/" xmlns:odoc="http://schemas.microsoft.com/internal/obd" targetNamespace="http://schemas.openxmlformats.org/package/2006/metadata/core-properties" elementFormDefault="qualified" attributeFormDefault="unqualified" blockDefault="#all">
-    <xsd:import namespace="http://purl.org/dc/elements/1.1/" schemaLocation="http://dublincore.org/schemas/xmls/qdc/2003/04/02/dc.xsd"/>
-    <xsd:import namespace="http://purl.org/dc/terms/" schemaLocation="http://dublincore.org/schemas/xmls/qdc/2003/04/02/dcterms.xsd"/>
-    <xsd:element name="coreProperties" type="CT_coreProperties"/>
-    <xsd:complexType name="CT_coreProperties">
-      <xsd:all>
-        <xsd:element ref="dc:creator" minOccurs="0" maxOccurs="1"/>
-        <xsd:element ref="dcterms:created" minOccurs="0" maxOccurs="1"/>
-        <xsd:element ref="dc:identifier" minOccurs="0" maxOccurs="1"/>
-        <xsd:element name="contentType" minOccurs="0" maxOccurs="1" type="xsd:string" ma:displayName="Content Type"/>
-        <xsd:element ref="dc:title" minOccurs="0" maxOccurs="1" ma:index="1" ma:displayName="Title"/>
-        <xsd:element ref="dc:subject" minOccurs="0" maxOccurs="1"/>
-        <xsd:element ref="dc:description" minOccurs="0" maxOccurs="1"/>
-        <xsd:element name="keywords" minOccurs="0" maxOccurs="1" type="xsd:string"/>
-        <xsd:element ref="dc:language" minOccurs="0" maxOccurs="1"/>
-        <xsd:element name="category" minOccurs="0" maxOccurs="1" type="xsd:string"/>
-        <xsd:element name="version" minOccurs="0" maxOccurs="1" type="xsd:string"/>
-        <xsd:element name="revision" minOccurs="0" maxOccurs="1" type="xsd:string">
-          <xsd:annotation>
-            <xsd:documentation>
-                        This value indicates the number of saves or revisions. The application is responsible for updating this value after each revision.
-                    </xsd:documentation>
-          </xsd:annotation>
-        </xsd:element>
-        <xsd:element name="lastModifiedBy" minOccurs="0" maxOccurs="1" type="xsd:string"/>
-        <xsd:element ref="dcterms:modified" minOccurs="0" maxOccurs="1"/>
-        <xsd:element name="contentStatus" minOccurs="0" maxOccurs="1" type="xsd:string"/>
-      </xsd:all>
-    </xsd:complexType>
-  </xsd:schema>
-  <xs:schema xmlns:pc="http://schemas.microsoft.com/office/infopath/2007/PartnerControls" xmlns:xs="http://www.w3.org/2001/XMLSchema" targetNamespace="http://schemas.microsoft.com/office/infopath/2007/PartnerControls" elementFormDefault="qualified" attributeFormDefault="unqualified">
-    <xs:element name="Person">
-      <xs:complexType>
-        <xs:sequence>
-          <xs:element ref="pc:DisplayName" minOccurs="0"/>
-          <xs:element ref="pc:AccountId" minOccurs="0"/>
-          <xs:element ref="pc:AccountType" minOccurs="0"/>
-        </xs:sequence>
-      </xs:complexType>
-    </xs:element>
-    <xs:element name="DisplayName" type="xs:string"/>
-    <xs:element name="AccountId" type="xs:string"/>
-    <xs:element name="AccountType" type="xs:string"/>
-    <xs:element name="BDCAssociatedEntity">
-      <xs:complexType>
-        <xs:sequence>
-          <xs:element ref="pc:BDCEntity" minOccurs="0" maxOccurs="unbounded"/>
-        </xs:sequence>
-        <xs:attribute ref="pc:EntityNamespace"/>
-        <xs:attribute ref="pc:EntityName"/>
-        <xs:attribute ref="pc:SystemInstanceName"/>
-        <xs:attribute ref="pc:AssociationName"/>
-      </xs:complexType>
-    </xs:element>
-    <xs:attribute name="EntityNamespace" type="xs:string"/>
-    <xs:attribute name="EntityName" type="xs:string"/>
-    <xs:attribute name="SystemInstanceName" type="xs:string"/>
-    <xs:attribute name="AssociationName" type="xs:string"/>
-    <xs:element name="BDCEntity">
-      <xs:complexType>
-        <xs:sequence>
-          <xs:element ref="pc:EntityDisplayName" minOccurs="0"/>
-          <xs:element ref="pc:EntityInstanceReference" minOccurs="0"/>
-          <xs:element ref="pc:EntityId1" minOccurs="0"/>
-          <xs:element ref="pc:EntityId2" minOccurs="0"/>
-          <xs:element ref="pc:EntityId3" minOccurs="0"/>
-          <xs:element ref="pc:EntityId4" minOccurs="0"/>
-          <xs:element ref="pc:EntityId5" minOccurs="0"/>
-        </xs:sequence>
-      </xs:complexType>
-    </xs:element>
-    <xs:element name="EntityDisplayName" type="xs:string"/>
-    <xs:element name="EntityInstanceReference" type="xs:string"/>
-    <xs:element name="EntityId1" type="xs:string"/>
-    <xs:element name="EntityId2" type="xs:string"/>
-    <xs:element name="EntityId3" type="xs:string"/>
-    <xs:element name="EntityId4" type="xs:string"/>
-    <xs:element name="EntityId5" type="xs:string"/>
-    <xs:element name="Terms">
-      <xs:complexType>
-        <xs:sequence>
-          <xs:element ref="pc:TermInfo" minOccurs="0" maxOccurs="unbounded"/>
-        </xs:sequence>
-      </xs:complexType>
-    </xs:element>
-    <xs:element name="TermInfo">
-      <xs:complexType>
-        <xs:sequence>
-          <xs:element ref="pc:TermName" minOccurs="0"/>
-          <xs:element ref="pc:TermId" minOccurs="0"/>
-        </xs:sequence>
-      </xs:complexType>
-    </xs:element>
-    <xs:element name="TermName" type="xs:string"/>
-    <xs:element name="TermId" type="xs:string"/>
-  </xs:schema>
-</ct:contentTypeSchema>
-</file>
-
-<file path=customXml/item34.xml><?xml version="1.0" encoding="utf-8"?>
-<?mso-contentType ?>
-<FormTemplates xmlns="http://schemas.microsoft.com/sharepoint/v3/contenttype/forms">
-  <Display>DocumentLibraryForm</Display>
-  <Edit>DocumentLibraryForm</Edit>
-  <New>DocumentLibraryForm</New>
-</FormTemplates>
-</file>
-
-<file path=customXml/item42.xml><?xml version="1.0" encoding="utf-8"?>
-<p:properties xmlns:p="http://schemas.microsoft.com/office/2006/metadata/properties" xmlns:xsi="http://www.w3.org/2001/XMLSchema-instance" xmlns:pc="http://schemas.microsoft.com/office/infopath/2007/PartnerControls">
-  <documentManagement>
-    <_ip_UnifiedCompliancePolicyUIAction xmlns="http://schemas.microsoft.com/sharepoint/v3" xsi:nil="true"/>
-    <Image xmlns="71af3243-3dd4-4a8d-8c0d-dd76da1f02a5">
-      <Url xsi:nil="true"/>
-      <Description xsi:nil="true"/>
-    </Image>
-    <Status xmlns="71af3243-3dd4-4a8d-8c0d-dd76da1f02a5">Not started</Status>
-    <Background xmlns="71af3243-3dd4-4a8d-8c0d-dd76da1f02a5">false</Background>
-    <_ip_UnifiedCompliancePolicyProperties xmlns="http://schemas.microsoft.com/sharepoint/v3" xsi:nil="true"/>
-    <ImageTagsTaxHTField xmlns="71af3243-3dd4-4a8d-8c0d-dd76da1f02a5">
-      <Terms xmlns="http://schemas.microsoft.com/office/infopath/2007/PartnerControls"/>
-    </ImageTagsTaxHTField>
-    <TaxCatchAll xmlns="230e9df3-be65-4c73-a93b-d1236ebd677e" xsi:nil="true"/>
-    <MediaServiceKeyPoints xmlns="71af3243-3dd4-4a8d-8c0d-dd76da1f02a5" xsi:nil="true"/>
-  </documentManagement>
-</p:properties>
-</file>
-
-<file path=customXml/itemProps13.xml><?xml version="1.0" encoding="utf-8"?>
-<ds:datastoreItem xmlns:ds="http://schemas.openxmlformats.org/officeDocument/2006/customXml" ds:itemID="{B9C9F157-A8E0-4041-AED2-AAE81AE7BD1B}">
-  <ds:schemaRefs>
-    <ds:schemaRef ds:uri="http://schemas.openxmlformats.org/officeDocument/2006/bibliography"/>
-  </ds:schemaRefs>
-</ds:datastoreItem>
-</file>
-
-<file path=customXml/itemProps21.xml><?xml version="1.0" encoding="utf-8"?>
-<ds:datastoreItem xmlns:ds="http://schemas.openxmlformats.org/officeDocument/2006/customXml" ds:itemID="{C9B4495B-66AC-420A-83A4-64B449440B2D}"/>
-</file>
-
-<file path=customXml/itemProps34.xml><?xml version="1.0" encoding="utf-8"?>
-<ds:datastoreItem xmlns:ds="http://schemas.openxmlformats.org/officeDocument/2006/customXml" ds:itemID="{449160B4-FF05-4082-BC3B-46E1AC228832}"/>
-</file>
-
-<file path=customXml/itemProps42.xml><?xml version="1.0" encoding="utf-8"?>
-<ds:datastoreItem xmlns:ds="http://schemas.openxmlformats.org/officeDocument/2006/customXml" ds:itemID="{0C789DE9-AF0D-4ACA-A395-14D9AC63371A}"/>
-</file>
-
 <file path=docMetadata/LabelInfo.xml><?xml version="1.0" encoding="utf-8"?>
 <clbl:labelList xmlns:clbl="http://schemas.microsoft.com/office/2020/mipLabelMetadata"/>
 </file>